--- a/ММСС/lab2/Lab2_Otchet.docx
+++ b/ММСС/lab2/Lab2_Otchet.docx
@@ -515,30 +515,1375 @@
       </w:r>
     </w:p>
     <w:p>
+      <w:pPr>
+        <w:spacing w:after="0" w:line="360" w:lineRule="auto"/>
+        <w:rPr>
+          <w:rFonts w:ascii="Times New Roman" w:eastAsia="Times New Roman" w:hAnsi="Times New Roman" w:cs="Times New Roman"/>
+          <w:sz w:val="28"/>
+        </w:rPr>
+      </w:pPr>
       <w:r>
         <w:rPr>
+          <w:rFonts w:ascii="Times New Roman" w:eastAsia="Times New Roman" w:hAnsi="Times New Roman" w:cs="Times New Roman"/>
+          <w:sz w:val="28"/>
+        </w:rPr>
+        <w:lastRenderedPageBreak/>
+        <w:t xml:space="preserve">Цели данной работы состоит в освоении системы имитационного моделирования и изучении моделей СМО с ожиданием. </w:t>
+      </w:r>
+    </w:p>
+    <w:p>
+      <w:pPr>
+        <w:spacing w:after="0" w:line="360" w:lineRule="auto"/>
+        <w:rPr>
+          <w:rFonts w:ascii="Times New Roman" w:eastAsia="Times New Roman" w:hAnsi="Times New Roman" w:cs="Times New Roman"/>
+          <w:sz w:val="28"/>
+        </w:rPr>
+      </w:pPr>
+      <w:r>
+        <w:rPr>
+          <w:rFonts w:ascii="Times New Roman" w:eastAsia="Times New Roman" w:hAnsi="Times New Roman" w:cs="Times New Roman"/>
+          <w:sz w:val="28"/>
+        </w:rPr>
+        <w:t xml:space="preserve">План работы: </w:t>
+      </w:r>
+    </w:p>
+    <w:p>
+      <w:pPr>
+        <w:spacing w:after="0" w:line="360" w:lineRule="auto"/>
+        <w:rPr>
+          <w:rFonts w:ascii="Times New Roman" w:eastAsia="Times New Roman" w:hAnsi="Times New Roman" w:cs="Times New Roman"/>
+          <w:sz w:val="28"/>
+        </w:rPr>
+      </w:pPr>
+      <w:r>
+        <w:rPr>
+          <w:rFonts w:ascii="Times New Roman" w:eastAsia="Times New Roman" w:hAnsi="Times New Roman" w:cs="Times New Roman"/>
+          <w:sz w:val="28"/>
+        </w:rPr>
+        <w:t xml:space="preserve">1. Построить имитационную модель СМО с ожиданием, выполнить ее валидацию. </w:t>
+      </w:r>
+    </w:p>
+    <w:p>
+      <w:pPr>
+        <w:spacing w:after="0" w:line="360" w:lineRule="auto"/>
+        <w:rPr>
+          <w:rFonts w:ascii="Times New Roman" w:eastAsia="Times New Roman" w:hAnsi="Times New Roman" w:cs="Times New Roman"/>
+          <w:sz w:val="28"/>
+        </w:rPr>
+      </w:pPr>
+      <w:r>
+        <w:rPr>
+          <w:rFonts w:ascii="Times New Roman" w:eastAsia="Times New Roman" w:hAnsi="Times New Roman" w:cs="Times New Roman"/>
+          <w:sz w:val="28"/>
+        </w:rPr>
+        <w:t xml:space="preserve">2. Получить и сопоставить результаты имитационного и аналитического моделирования на примерах СМО M/M/1 и M/D/1. </w:t>
+      </w:r>
+    </w:p>
+    <w:p>
+      <w:pPr>
+        <w:spacing w:after="0" w:line="360" w:lineRule="auto"/>
+        <w:rPr>
+          <w:rFonts w:ascii="Times New Roman" w:eastAsia="Times New Roman" w:hAnsi="Times New Roman" w:cs="Times New Roman"/>
+          <w:sz w:val="28"/>
+        </w:rPr>
+      </w:pPr>
+      <w:r>
+        <w:rPr>
+          <w:rFonts w:ascii="Times New Roman" w:eastAsia="Times New Roman" w:hAnsi="Times New Roman" w:cs="Times New Roman"/>
+          <w:sz w:val="28"/>
+        </w:rPr>
+        <w:t xml:space="preserve">3. Модифицировать имитационную модель в модель многофазной СМО и исследовать ее функционирование (на примере двухфазной СМО). </w:t>
+      </w:r>
+    </w:p>
+    <w:p>
+      <w:pPr>
+        <w:spacing w:after="0" w:line="360" w:lineRule="auto"/>
+        <w:rPr>
+          <w:rFonts w:ascii="Times New Roman" w:eastAsia="Times New Roman" w:hAnsi="Times New Roman" w:cs="Times New Roman"/>
+          <w:sz w:val="28"/>
+        </w:rPr>
+      </w:pPr>
+      <w:r>
+        <w:rPr>
+          <w:rFonts w:ascii="Times New Roman" w:eastAsia="Times New Roman" w:hAnsi="Times New Roman" w:cs="Times New Roman"/>
+          <w:sz w:val="28"/>
+        </w:rPr>
+        <w:t>4. Сформулировать полученные результаты и сделать выводы.</w:t>
+      </w:r>
+    </w:p>
+    <w:p>
+      <w:pPr>
+        <w:spacing w:after="0" w:line="360" w:lineRule="auto"/>
+        <w:rPr>
+          <w:rFonts w:ascii="Times New Roman" w:eastAsia="Times New Roman" w:hAnsi="Times New Roman" w:cs="Times New Roman"/>
+          <w:sz w:val="28"/>
+        </w:rPr>
+      </w:pPr>
+    </w:p>
+    <w:p>
+      <w:pPr>
+        <w:spacing w:after="0" w:line="360" w:lineRule="auto"/>
+        <w:rPr>
+          <w:rFonts w:ascii="Times New Roman" w:eastAsia="Times New Roman" w:hAnsi="Times New Roman" w:cs="Times New Roman"/>
           <w:b/>
-          <w:sz w:val="32"/>
-          <w:szCs w:val="32"/>
+          <w:bCs/>
+          <w:sz w:val="28"/>
+        </w:rPr>
+      </w:pPr>
+      <w:r>
+        <w:rPr>
+          <w:rFonts w:ascii="Times New Roman" w:eastAsia="Times New Roman" w:hAnsi="Times New Roman" w:cs="Times New Roman"/>
+          <w:b/>
+          <w:bCs/>
+          <w:sz w:val="28"/>
+        </w:rPr>
+        <w:t>Структура модели с ожиданием</w:t>
+      </w:r>
+    </w:p>
+    <w:p>
+      <w:pPr>
+        <w:spacing w:after="0" w:line="360" w:lineRule="auto"/>
+        <w:rPr>
+          <w:rFonts w:ascii="Times New Roman" w:eastAsia="Times New Roman" w:hAnsi="Times New Roman" w:cs="Times New Roman"/>
+          <w:sz w:val="28"/>
+        </w:rPr>
+      </w:pPr>
+      <w:r>
+        <w:rPr>
+          <w:rFonts w:ascii="Times New Roman" w:eastAsia="Times New Roman" w:hAnsi="Times New Roman" w:cs="Times New Roman"/>
+          <w:noProof/>
+          <w:sz w:val="28"/>
+        </w:rPr>
+        <w:drawing>
+          <wp:inline distT="0" distB="0" distL="0" distR="0" wp14:anchorId="123AB0BE" wp14:editId="3BB4D178">
+            <wp:extent cx="3495675" cy="1657350"/>
+            <wp:effectExtent l="0" t="0" r="9525" b="0"/>
+            <wp:docPr id="27" name="Рисунок 27"/>
+            <wp:cNvGraphicFramePr>
+              <a:graphicFrameLocks xmlns:a="http://schemas.openxmlformats.org/drawingml/2006/main" noChangeAspect="1"/>
+            </wp:cNvGraphicFramePr>
+            <a:graphic xmlns:a="http://schemas.openxmlformats.org/drawingml/2006/main">
+              <a:graphicData uri="http://schemas.openxmlformats.org/drawingml/2006/picture">
+                <pic:pic xmlns:pic="http://schemas.openxmlformats.org/drawingml/2006/picture">
+                  <pic:nvPicPr>
+                    <pic:cNvPr id="0" name="Picture 1"/>
+                    <pic:cNvPicPr>
+                      <a:picLocks noChangeAspect="1" noChangeArrowheads="1"/>
+                    </pic:cNvPicPr>
+                  </pic:nvPicPr>
+                  <pic:blipFill>
+                    <a:blip r:embed="rId7">
+                      <a:extLst>
+                        <a:ext uri="{28A0092B-C50C-407E-A947-70E740481C1C}">
+                          <a14:useLocalDpi xmlns:a14="http://schemas.microsoft.com/office/drawing/2010/main" val="0"/>
+                        </a:ext>
+                      </a:extLst>
+                    </a:blip>
+                    <a:srcRect/>
+                    <a:stretch>
+                      <a:fillRect/>
+                    </a:stretch>
+                  </pic:blipFill>
+                  <pic:spPr bwMode="auto">
+                    <a:xfrm>
+                      <a:off x="0" y="0"/>
+                      <a:ext cx="3495675" cy="1657350"/>
+                    </a:xfrm>
+                    <a:prstGeom prst="rect">
+                      <a:avLst/>
+                    </a:prstGeom>
+                    <a:noFill/>
+                    <a:ln>
+                      <a:noFill/>
+                    </a:ln>
+                  </pic:spPr>
+                </pic:pic>
+              </a:graphicData>
+            </a:graphic>
+          </wp:inline>
+        </w:drawing>
+      </w:r>
+    </w:p>
+    <w:p>
+      <w:pPr>
+        <w:spacing w:after="0" w:line="360" w:lineRule="auto"/>
+        <w:rPr>
+          <w:rFonts w:ascii="Times New Roman" w:eastAsia="Times New Roman" w:hAnsi="Times New Roman" w:cs="Times New Roman"/>
+          <w:sz w:val="28"/>
+          <w:lang w:val="en-US"/>
+        </w:rPr>
+      </w:pPr>
+      <w:r>
+        <w:rPr>
+          <w:rFonts w:ascii="Times New Roman" w:eastAsia="Times New Roman" w:hAnsi="Times New Roman" w:cs="Times New Roman"/>
+          <w:noProof/>
+          <w:sz w:val="28"/>
+        </w:rPr>
+        <w:drawing>
+          <wp:inline distT="0" distB="0" distL="0" distR="0" wp14:anchorId="709B2484" wp14:editId="0D71E36D">
+            <wp:extent cx="4991100" cy="3343275"/>
+            <wp:effectExtent l="0" t="0" r="0" b="9525"/>
+            <wp:docPr id="26" name="Рисунок 26"/>
+            <wp:cNvGraphicFramePr>
+              <a:graphicFrameLocks xmlns:a="http://schemas.openxmlformats.org/drawingml/2006/main" noChangeAspect="1"/>
+            </wp:cNvGraphicFramePr>
+            <a:graphic xmlns:a="http://schemas.openxmlformats.org/drawingml/2006/main">
+              <a:graphicData uri="http://schemas.openxmlformats.org/drawingml/2006/picture">
+                <pic:pic xmlns:pic="http://schemas.openxmlformats.org/drawingml/2006/picture">
+                  <pic:nvPicPr>
+                    <pic:cNvPr id="0" name="Picture 2"/>
+                    <pic:cNvPicPr>
+                      <a:picLocks noChangeAspect="1" noChangeArrowheads="1"/>
+                    </pic:cNvPicPr>
+                  </pic:nvPicPr>
+                  <pic:blipFill>
+                    <a:blip r:embed="rId8">
+                      <a:extLst>
+                        <a:ext uri="{28A0092B-C50C-407E-A947-70E740481C1C}">
+                          <a14:useLocalDpi xmlns:a14="http://schemas.microsoft.com/office/drawing/2010/main" val="0"/>
+                        </a:ext>
+                      </a:extLst>
+                    </a:blip>
+                    <a:srcRect/>
+                    <a:stretch>
+                      <a:fillRect/>
+                    </a:stretch>
+                  </pic:blipFill>
+                  <pic:spPr bwMode="auto">
+                    <a:xfrm>
+                      <a:off x="0" y="0"/>
+                      <a:ext cx="4991100" cy="3343275"/>
+                    </a:xfrm>
+                    <a:prstGeom prst="rect">
+                      <a:avLst/>
+                    </a:prstGeom>
+                    <a:noFill/>
+                    <a:ln>
+                      <a:noFill/>
+                    </a:ln>
+                  </pic:spPr>
+                </pic:pic>
+              </a:graphicData>
+            </a:graphic>
+          </wp:inline>
+        </w:drawing>
+      </w:r>
+    </w:p>
+    <w:p>
+      <w:pPr>
+        <w:spacing w:after="0" w:line="360" w:lineRule="auto"/>
+        <w:rPr>
+          <w:rFonts w:ascii="Times New Roman" w:eastAsia="Times New Roman" w:hAnsi="Times New Roman" w:cs="Times New Roman"/>
+          <w:sz w:val="28"/>
+          <w:lang w:val="en-US"/>
+        </w:rPr>
+      </w:pPr>
+      <w:r>
+        <w:rPr>
+          <w:rFonts w:ascii="Times New Roman" w:eastAsia="Times New Roman" w:hAnsi="Times New Roman" w:cs="Times New Roman"/>
+          <w:noProof/>
+          <w:sz w:val="28"/>
+          <w:lang w:val="en-US"/>
         </w:rPr>
         <w:lastRenderedPageBreak/>
-        <w:t>Сначала прописал свойства каждого элемента модели, ниже будут показаны в скриншотах свойства элементов:</w:t>
+        <w:drawing>
+          <wp:inline distT="0" distB="0" distL="0" distR="0" wp14:anchorId="0AD4BE56" wp14:editId="4F985385">
+            <wp:extent cx="4714875" cy="3343275"/>
+            <wp:effectExtent l="0" t="0" r="9525" b="9525"/>
+            <wp:docPr id="25" name="Рисунок 25"/>
+            <wp:cNvGraphicFramePr>
+              <a:graphicFrameLocks xmlns:a="http://schemas.openxmlformats.org/drawingml/2006/main" noChangeAspect="1"/>
+            </wp:cNvGraphicFramePr>
+            <a:graphic xmlns:a="http://schemas.openxmlformats.org/drawingml/2006/main">
+              <a:graphicData uri="http://schemas.openxmlformats.org/drawingml/2006/picture">
+                <pic:pic xmlns:pic="http://schemas.openxmlformats.org/drawingml/2006/picture">
+                  <pic:nvPicPr>
+                    <pic:cNvPr id="0" name="Picture 3"/>
+                    <pic:cNvPicPr>
+                      <a:picLocks noChangeAspect="1" noChangeArrowheads="1"/>
+                    </pic:cNvPicPr>
+                  </pic:nvPicPr>
+                  <pic:blipFill>
+                    <a:blip r:embed="rId9">
+                      <a:extLst>
+                        <a:ext uri="{28A0092B-C50C-407E-A947-70E740481C1C}">
+                          <a14:useLocalDpi xmlns:a14="http://schemas.microsoft.com/office/drawing/2010/main" val="0"/>
+                        </a:ext>
+                      </a:extLst>
+                    </a:blip>
+                    <a:srcRect/>
+                    <a:stretch>
+                      <a:fillRect/>
+                    </a:stretch>
+                  </pic:blipFill>
+                  <pic:spPr bwMode="auto">
+                    <a:xfrm>
+                      <a:off x="0" y="0"/>
+                      <a:ext cx="4714875" cy="3343275"/>
+                    </a:xfrm>
+                    <a:prstGeom prst="rect">
+                      <a:avLst/>
+                    </a:prstGeom>
+                    <a:noFill/>
+                    <a:ln>
+                      <a:noFill/>
+                    </a:ln>
+                  </pic:spPr>
+                </pic:pic>
+              </a:graphicData>
+            </a:graphic>
+          </wp:inline>
+        </w:drawing>
       </w:r>
+    </w:p>
+    <w:p>
+      <w:pPr>
+        <w:spacing w:after="0" w:line="360" w:lineRule="auto"/>
+        <w:rPr>
+          <w:rFonts w:ascii="Times New Roman" w:eastAsia="Times New Roman" w:hAnsi="Times New Roman" w:cs="Times New Roman"/>
+          <w:sz w:val="28"/>
+          <w:lang w:val="en-US"/>
+        </w:rPr>
+      </w:pPr>
       <w:r>
-        <w:br/>
+        <w:rPr>
+          <w:rFonts w:ascii="Times New Roman" w:eastAsia="Times New Roman" w:hAnsi="Times New Roman" w:cs="Times New Roman"/>
+          <w:noProof/>
+          <w:sz w:val="28"/>
+          <w:lang w:val="en-US"/>
+        </w:rPr>
+        <w:drawing>
+          <wp:inline distT="0" distB="0" distL="0" distR="0" wp14:anchorId="1E96AFC1" wp14:editId="3F49EBF7">
+            <wp:extent cx="5905500" cy="2914650"/>
+            <wp:effectExtent l="0" t="0" r="0" b="0"/>
+            <wp:docPr id="24" name="Рисунок 24"/>
+            <wp:cNvGraphicFramePr>
+              <a:graphicFrameLocks xmlns:a="http://schemas.openxmlformats.org/drawingml/2006/main" noChangeAspect="1"/>
+            </wp:cNvGraphicFramePr>
+            <a:graphic xmlns:a="http://schemas.openxmlformats.org/drawingml/2006/main">
+              <a:graphicData uri="http://schemas.openxmlformats.org/drawingml/2006/picture">
+                <pic:pic xmlns:pic="http://schemas.openxmlformats.org/drawingml/2006/picture">
+                  <pic:nvPicPr>
+                    <pic:cNvPr id="0" name="Picture 4"/>
+                    <pic:cNvPicPr>
+                      <a:picLocks noChangeAspect="1" noChangeArrowheads="1"/>
+                    </pic:cNvPicPr>
+                  </pic:nvPicPr>
+                  <pic:blipFill>
+                    <a:blip r:embed="rId10">
+                      <a:extLst>
+                        <a:ext uri="{28A0092B-C50C-407E-A947-70E740481C1C}">
+                          <a14:useLocalDpi xmlns:a14="http://schemas.microsoft.com/office/drawing/2010/main" val="0"/>
+                        </a:ext>
+                      </a:extLst>
+                    </a:blip>
+                    <a:srcRect/>
+                    <a:stretch>
+                      <a:fillRect/>
+                    </a:stretch>
+                  </pic:blipFill>
+                  <pic:spPr bwMode="auto">
+                    <a:xfrm>
+                      <a:off x="0" y="0"/>
+                      <a:ext cx="5905500" cy="2914650"/>
+                    </a:xfrm>
+                    <a:prstGeom prst="rect">
+                      <a:avLst/>
+                    </a:prstGeom>
+                    <a:noFill/>
+                    <a:ln>
+                      <a:noFill/>
+                    </a:ln>
+                  </pic:spPr>
+                </pic:pic>
+              </a:graphicData>
+            </a:graphic>
+          </wp:inline>
+        </w:drawing>
       </w:r>
+    </w:p>
+    <w:p>
+      <w:pPr>
+        <w:spacing w:after="0" w:line="360" w:lineRule="auto"/>
+        <w:rPr>
+          <w:rFonts w:ascii="Times New Roman" w:eastAsia="Times New Roman" w:hAnsi="Times New Roman" w:cs="Times New Roman"/>
+          <w:sz w:val="28"/>
+          <w:lang w:val="en-US"/>
+        </w:rPr>
+      </w:pPr>
       <w:r>
-        <w:br/>
+        <w:rPr>
+          <w:rFonts w:ascii="Times New Roman" w:eastAsia="Times New Roman" w:hAnsi="Times New Roman" w:cs="Times New Roman"/>
+          <w:noProof/>
+          <w:sz w:val="28"/>
+          <w:lang w:val="en-US"/>
+        </w:rPr>
+        <w:drawing>
+          <wp:inline distT="0" distB="0" distL="0" distR="0" wp14:anchorId="15E12FAB" wp14:editId="57FCFD9D">
+            <wp:extent cx="5940425" cy="2808605"/>
+            <wp:effectExtent l="0" t="0" r="3175" b="0"/>
+            <wp:docPr id="23" name="Рисунок 23"/>
+            <wp:cNvGraphicFramePr>
+              <a:graphicFrameLocks xmlns:a="http://schemas.openxmlformats.org/drawingml/2006/main" noChangeAspect="1"/>
+            </wp:cNvGraphicFramePr>
+            <a:graphic xmlns:a="http://schemas.openxmlformats.org/drawingml/2006/main">
+              <a:graphicData uri="http://schemas.openxmlformats.org/drawingml/2006/picture">
+                <pic:pic xmlns:pic="http://schemas.openxmlformats.org/drawingml/2006/picture">
+                  <pic:nvPicPr>
+                    <pic:cNvPr id="0" name="Picture 5"/>
+                    <pic:cNvPicPr>
+                      <a:picLocks noChangeAspect="1" noChangeArrowheads="1"/>
+                    </pic:cNvPicPr>
+                  </pic:nvPicPr>
+                  <pic:blipFill>
+                    <a:blip r:embed="rId11">
+                      <a:extLst>
+                        <a:ext uri="{28A0092B-C50C-407E-A947-70E740481C1C}">
+                          <a14:useLocalDpi xmlns:a14="http://schemas.microsoft.com/office/drawing/2010/main" val="0"/>
+                        </a:ext>
+                      </a:extLst>
+                    </a:blip>
+                    <a:srcRect/>
+                    <a:stretch>
+                      <a:fillRect/>
+                    </a:stretch>
+                  </pic:blipFill>
+                  <pic:spPr bwMode="auto">
+                    <a:xfrm>
+                      <a:off x="0" y="0"/>
+                      <a:ext cx="5940425" cy="2808605"/>
+                    </a:xfrm>
+                    <a:prstGeom prst="rect">
+                      <a:avLst/>
+                    </a:prstGeom>
+                    <a:noFill/>
+                    <a:ln>
+                      <a:noFill/>
+                    </a:ln>
+                  </pic:spPr>
+                </pic:pic>
+              </a:graphicData>
+            </a:graphic>
+          </wp:inline>
+        </w:drawing>
       </w:r>
+    </w:p>
+    <w:p>
+      <w:pPr>
+        <w:spacing w:after="0" w:line="360" w:lineRule="auto"/>
+        <w:rPr>
+          <w:rFonts w:ascii="Times New Roman" w:eastAsia="Times New Roman" w:hAnsi="Times New Roman" w:cs="Times New Roman"/>
+          <w:sz w:val="28"/>
+          <w:lang w:val="en-US"/>
+        </w:rPr>
+      </w:pPr>
       <w:r>
         <w:rPr>
+          <w:rFonts w:ascii="Times New Roman" w:eastAsia="Times New Roman" w:hAnsi="Times New Roman" w:cs="Times New Roman"/>
           <w:noProof/>
-        </w:rPr>
+          <w:sz w:val="28"/>
+          <w:lang w:val="en-US"/>
+        </w:rPr>
+        <w:lastRenderedPageBreak/>
         <w:drawing>
-          <wp:inline distT="0" distB="0" distL="0" distR="0" wp14:anchorId="49348A1E" wp14:editId="7FA375CA">
-            <wp:extent cx="5940425" cy="7082790"/>
-            <wp:effectExtent l="0" t="0" r="3175" b="3810"/>
-            <wp:docPr id="1" name="Picture 1"/>
+          <wp:inline distT="0" distB="0" distL="0" distR="0" wp14:anchorId="7AEE8191" wp14:editId="7305E7E1">
+            <wp:extent cx="4791075" cy="5162550"/>
+            <wp:effectExtent l="0" t="0" r="9525" b="0"/>
+            <wp:docPr id="22" name="Рисунок 22"/>
+            <wp:cNvGraphicFramePr>
+              <a:graphicFrameLocks xmlns:a="http://schemas.openxmlformats.org/drawingml/2006/main" noChangeAspect="1"/>
+            </wp:cNvGraphicFramePr>
+            <a:graphic xmlns:a="http://schemas.openxmlformats.org/drawingml/2006/main">
+              <a:graphicData uri="http://schemas.openxmlformats.org/drawingml/2006/picture">
+                <pic:pic xmlns:pic="http://schemas.openxmlformats.org/drawingml/2006/picture">
+                  <pic:nvPicPr>
+                    <pic:cNvPr id="0" name="Picture 6"/>
+                    <pic:cNvPicPr>
+                      <a:picLocks noChangeAspect="1" noChangeArrowheads="1"/>
+                    </pic:cNvPicPr>
+                  </pic:nvPicPr>
+                  <pic:blipFill>
+                    <a:blip r:embed="rId12">
+                      <a:extLst>
+                        <a:ext uri="{28A0092B-C50C-407E-A947-70E740481C1C}">
+                          <a14:useLocalDpi xmlns:a14="http://schemas.microsoft.com/office/drawing/2010/main" val="0"/>
+                        </a:ext>
+                      </a:extLst>
+                    </a:blip>
+                    <a:srcRect/>
+                    <a:stretch>
+                      <a:fillRect/>
+                    </a:stretch>
+                  </pic:blipFill>
+                  <pic:spPr bwMode="auto">
+                    <a:xfrm>
+                      <a:off x="0" y="0"/>
+                      <a:ext cx="4791075" cy="5162550"/>
+                    </a:xfrm>
+                    <a:prstGeom prst="rect">
+                      <a:avLst/>
+                    </a:prstGeom>
+                    <a:noFill/>
+                    <a:ln>
+                      <a:noFill/>
+                    </a:ln>
+                  </pic:spPr>
+                </pic:pic>
+              </a:graphicData>
+            </a:graphic>
+          </wp:inline>
+        </w:drawing>
+      </w:r>
+    </w:p>
+    <w:p>
+      <w:pPr>
+        <w:spacing w:after="0" w:line="360" w:lineRule="auto"/>
+        <w:rPr>
+          <w:rFonts w:ascii="Times New Roman" w:eastAsia="Times New Roman" w:hAnsi="Times New Roman" w:cs="Times New Roman"/>
+          <w:sz w:val="28"/>
+          <w:lang w:val="en-US"/>
+        </w:rPr>
+      </w:pPr>
+      <w:r>
+        <w:rPr>
+          <w:rFonts w:ascii="Times New Roman" w:eastAsia="Times New Roman" w:hAnsi="Times New Roman" w:cs="Times New Roman"/>
+          <w:noProof/>
+          <w:sz w:val="28"/>
+          <w:lang w:val="en-US"/>
+        </w:rPr>
+        <w:drawing>
+          <wp:inline distT="0" distB="0" distL="0" distR="0" wp14:anchorId="2AED9EB3" wp14:editId="5BEADD7D">
+            <wp:extent cx="4743450" cy="1790700"/>
+            <wp:effectExtent l="0" t="0" r="0" b="0"/>
+            <wp:docPr id="21" name="Рисунок 21"/>
+            <wp:cNvGraphicFramePr>
+              <a:graphicFrameLocks xmlns:a="http://schemas.openxmlformats.org/drawingml/2006/main" noChangeAspect="1"/>
+            </wp:cNvGraphicFramePr>
+            <a:graphic xmlns:a="http://schemas.openxmlformats.org/drawingml/2006/main">
+              <a:graphicData uri="http://schemas.openxmlformats.org/drawingml/2006/picture">
+                <pic:pic xmlns:pic="http://schemas.openxmlformats.org/drawingml/2006/picture">
+                  <pic:nvPicPr>
+                    <pic:cNvPr id="0" name="Picture 7"/>
+                    <pic:cNvPicPr>
+                      <a:picLocks noChangeAspect="1" noChangeArrowheads="1"/>
+                    </pic:cNvPicPr>
+                  </pic:nvPicPr>
+                  <pic:blipFill>
+                    <a:blip r:embed="rId13">
+                      <a:extLst>
+                        <a:ext uri="{28A0092B-C50C-407E-A947-70E740481C1C}">
+                          <a14:useLocalDpi xmlns:a14="http://schemas.microsoft.com/office/drawing/2010/main" val="0"/>
+                        </a:ext>
+                      </a:extLst>
+                    </a:blip>
+                    <a:srcRect/>
+                    <a:stretch>
+                      <a:fillRect/>
+                    </a:stretch>
+                  </pic:blipFill>
+                  <pic:spPr bwMode="auto">
+                    <a:xfrm>
+                      <a:off x="0" y="0"/>
+                      <a:ext cx="4743450" cy="1790700"/>
+                    </a:xfrm>
+                    <a:prstGeom prst="rect">
+                      <a:avLst/>
+                    </a:prstGeom>
+                    <a:noFill/>
+                    <a:ln>
+                      <a:noFill/>
+                    </a:ln>
+                  </pic:spPr>
+                </pic:pic>
+              </a:graphicData>
+            </a:graphic>
+          </wp:inline>
+        </w:drawing>
+      </w:r>
+    </w:p>
+    <w:p>
+      <w:pPr>
+        <w:spacing w:after="0" w:line="360" w:lineRule="auto"/>
+        <w:rPr>
+          <w:rFonts w:ascii="Times New Roman" w:eastAsia="Times New Roman" w:hAnsi="Times New Roman" w:cs="Times New Roman"/>
+          <w:sz w:val="28"/>
+          <w:lang w:val="en-US"/>
+        </w:rPr>
+      </w:pPr>
+      <w:r>
+        <w:rPr>
+          <w:rFonts w:ascii="Times New Roman" w:eastAsia="Times New Roman" w:hAnsi="Times New Roman" w:cs="Times New Roman"/>
+          <w:noProof/>
+          <w:sz w:val="28"/>
+          <w:lang w:val="en-US"/>
+        </w:rPr>
+        <w:drawing>
+          <wp:inline distT="0" distB="0" distL="0" distR="0" wp14:anchorId="78EDF8CA" wp14:editId="0DEF785C">
+            <wp:extent cx="4886325" cy="371475"/>
+            <wp:effectExtent l="0" t="0" r="9525" b="9525"/>
+            <wp:docPr id="20" name="Рисунок 20"/>
+            <wp:cNvGraphicFramePr>
+              <a:graphicFrameLocks xmlns:a="http://schemas.openxmlformats.org/drawingml/2006/main" noChangeAspect="1"/>
+            </wp:cNvGraphicFramePr>
+            <a:graphic xmlns:a="http://schemas.openxmlformats.org/drawingml/2006/main">
+              <a:graphicData uri="http://schemas.openxmlformats.org/drawingml/2006/picture">
+                <pic:pic xmlns:pic="http://schemas.openxmlformats.org/drawingml/2006/picture">
+                  <pic:nvPicPr>
+                    <pic:cNvPr id="0" name="Picture 8"/>
+                    <pic:cNvPicPr>
+                      <a:picLocks noChangeAspect="1" noChangeArrowheads="1"/>
+                    </pic:cNvPicPr>
+                  </pic:nvPicPr>
+                  <pic:blipFill>
+                    <a:blip r:embed="rId14">
+                      <a:extLst>
+                        <a:ext uri="{28A0092B-C50C-407E-A947-70E740481C1C}">
+                          <a14:useLocalDpi xmlns:a14="http://schemas.microsoft.com/office/drawing/2010/main" val="0"/>
+                        </a:ext>
+                      </a:extLst>
+                    </a:blip>
+                    <a:srcRect/>
+                    <a:stretch>
+                      <a:fillRect/>
+                    </a:stretch>
+                  </pic:blipFill>
+                  <pic:spPr bwMode="auto">
+                    <a:xfrm>
+                      <a:off x="0" y="0"/>
+                      <a:ext cx="4886325" cy="371475"/>
+                    </a:xfrm>
+                    <a:prstGeom prst="rect">
+                      <a:avLst/>
+                    </a:prstGeom>
+                    <a:noFill/>
+                    <a:ln>
+                      <a:noFill/>
+                    </a:ln>
+                  </pic:spPr>
+                </pic:pic>
+              </a:graphicData>
+            </a:graphic>
+          </wp:inline>
+        </w:drawing>
+      </w:r>
+    </w:p>
+    <w:p>
+      <w:pPr>
+        <w:spacing w:after="0" w:line="360" w:lineRule="auto"/>
+        <w:rPr>
+          <w:rFonts w:ascii="Times New Roman" w:eastAsia="Times New Roman" w:hAnsi="Times New Roman" w:cs="Times New Roman"/>
+          <w:sz w:val="28"/>
+          <w:lang w:val="en-US"/>
+        </w:rPr>
+      </w:pPr>
+      <w:r>
+        <w:rPr>
+          <w:rFonts w:ascii="Times New Roman" w:eastAsia="Times New Roman" w:hAnsi="Times New Roman" w:cs="Times New Roman"/>
+          <w:noProof/>
+          <w:sz w:val="28"/>
+          <w:lang w:val="en-US"/>
+        </w:rPr>
+        <w:lastRenderedPageBreak/>
+        <w:drawing>
+          <wp:inline distT="0" distB="0" distL="0" distR="0" wp14:anchorId="5C6E4D53" wp14:editId="7952B2FC">
+            <wp:extent cx="4857750" cy="5314950"/>
+            <wp:effectExtent l="0" t="0" r="0" b="0"/>
+            <wp:docPr id="10" name="Рисунок 10"/>
+            <wp:cNvGraphicFramePr>
+              <a:graphicFrameLocks xmlns:a="http://schemas.openxmlformats.org/drawingml/2006/main" noChangeAspect="1"/>
+            </wp:cNvGraphicFramePr>
+            <a:graphic xmlns:a="http://schemas.openxmlformats.org/drawingml/2006/main">
+              <a:graphicData uri="http://schemas.openxmlformats.org/drawingml/2006/picture">
+                <pic:pic xmlns:pic="http://schemas.openxmlformats.org/drawingml/2006/picture">
+                  <pic:nvPicPr>
+                    <pic:cNvPr id="0" name="Picture 9"/>
+                    <pic:cNvPicPr>
+                      <a:picLocks noChangeAspect="1" noChangeArrowheads="1"/>
+                    </pic:cNvPicPr>
+                  </pic:nvPicPr>
+                  <pic:blipFill>
+                    <a:blip r:embed="rId15">
+                      <a:extLst>
+                        <a:ext uri="{28A0092B-C50C-407E-A947-70E740481C1C}">
+                          <a14:useLocalDpi xmlns:a14="http://schemas.microsoft.com/office/drawing/2010/main" val="0"/>
+                        </a:ext>
+                      </a:extLst>
+                    </a:blip>
+                    <a:srcRect/>
+                    <a:stretch>
+                      <a:fillRect/>
+                    </a:stretch>
+                  </pic:blipFill>
+                  <pic:spPr bwMode="auto">
+                    <a:xfrm>
+                      <a:off x="0" y="0"/>
+                      <a:ext cx="4857750" cy="5314950"/>
+                    </a:xfrm>
+                    <a:prstGeom prst="rect">
+                      <a:avLst/>
+                    </a:prstGeom>
+                    <a:noFill/>
+                    <a:ln>
+                      <a:noFill/>
+                    </a:ln>
+                  </pic:spPr>
+                </pic:pic>
+              </a:graphicData>
+            </a:graphic>
+          </wp:inline>
+        </w:drawing>
+      </w:r>
+    </w:p>
+    <w:p>
+      <w:pPr>
+        <w:spacing w:after="0" w:line="360" w:lineRule="auto"/>
+        <w:rPr>
+          <w:rFonts w:ascii="Times New Roman" w:eastAsia="Times New Roman" w:hAnsi="Times New Roman" w:cs="Times New Roman"/>
+          <w:b/>
+          <w:bCs/>
+          <w:sz w:val="28"/>
+        </w:rPr>
+      </w:pPr>
+      <w:r>
+        <w:rPr>
+          <w:rFonts w:ascii="Times New Roman" w:eastAsia="Times New Roman" w:hAnsi="Times New Roman" w:cs="Times New Roman"/>
+          <w:b/>
+          <w:bCs/>
+          <w:sz w:val="28"/>
+        </w:rPr>
+        <w:t xml:space="preserve">Сравнение результатов с аналитической моделью </w:t>
+      </w:r>
+    </w:p>
+    <w:p>
+      <w:pPr>
+        <w:spacing w:after="0" w:line="360" w:lineRule="auto"/>
+        <w:rPr>
+          <w:rFonts w:ascii="Times New Roman" w:eastAsia="Times New Roman" w:hAnsi="Times New Roman" w:cs="Times New Roman"/>
+          <w:sz w:val="28"/>
+        </w:rPr>
+      </w:pPr>
+      <w:r>
+        <w:rPr>
+          <w:rFonts w:ascii="Times New Roman" w:eastAsia="Times New Roman" w:hAnsi="Times New Roman" w:cs="Times New Roman"/>
+          <w:sz w:val="28"/>
+        </w:rPr>
+        <w:t>Выполнить ряд прогонов имитационной модели для двух типов СМО: M/M1 и M/D/1 с разным значением интенсивности нагрузки. Полученные оценки вероятности потерь занести в таблицу 3, округлять числа до 3 знаков после запятой.</w:t>
+      </w:r>
+    </w:p>
+    <w:p>
+      <w:pPr>
+        <w:spacing w:after="0" w:line="360" w:lineRule="auto"/>
+        <w:rPr>
+          <w:rFonts w:ascii="Times New Roman" w:eastAsia="Times New Roman" w:hAnsi="Times New Roman" w:cs="Times New Roman"/>
+          <w:sz w:val="28"/>
+        </w:rPr>
+      </w:pPr>
+      <w:r>
+        <w:rPr>
+          <w:rFonts w:ascii="Times New Roman" w:eastAsia="Times New Roman" w:hAnsi="Times New Roman" w:cs="Times New Roman"/>
+          <w:sz w:val="28"/>
+        </w:rPr>
+        <w:t xml:space="preserve"> Для аналитической модели M/M/1 выбрать выражение:</w:t>
+      </w:r>
+    </w:p>
+    <w:p>
+      <w:pPr>
+        <w:spacing w:after="0" w:line="360" w:lineRule="auto"/>
+        <w:rPr>
+          <w:rFonts w:ascii="Times New Roman" w:eastAsia="Times New Roman" w:hAnsi="Times New Roman" w:cs="Times New Roman"/>
+          <w:sz w:val="28"/>
+          <w:lang w:val="en-US"/>
+        </w:rPr>
+      </w:pPr>
+      <m:oMathPara>
+        <m:oMathParaPr>
+          <m:jc m:val="left"/>
+        </m:oMathParaPr>
+        <m:oMath>
+          <m:r>
+            <w:rPr>
+              <w:rFonts w:ascii="Cambria Math" w:eastAsia="Times New Roman" w:hAnsi="Cambria Math" w:cs="Times New Roman"/>
+              <w:sz w:val="28"/>
+              <w:lang w:val="en-US"/>
+            </w:rPr>
+            <m:t xml:space="preserve">T= </m:t>
+          </m:r>
+          <m:f>
+            <m:fPr>
+              <m:ctrlPr>
+                <w:rPr>
+                  <w:rFonts w:ascii="Cambria Math" w:eastAsia="Times New Roman" w:hAnsi="Cambria Math" w:cs="Times New Roman"/>
+                  <w:i/>
+                  <w:sz w:val="28"/>
+                  <w:szCs w:val="28"/>
+                  <w:lang w:val="en-US"/>
+                </w:rPr>
+              </m:ctrlPr>
+            </m:fPr>
+            <m:num>
+              <m:r>
+                <w:rPr>
+                  <w:rFonts w:ascii="Cambria Math" w:eastAsia="Times New Roman" w:hAnsi="Cambria Math" w:cs="Times New Roman"/>
+                  <w:i/>
+                  <w:sz w:val="28"/>
+                </w:rPr>
+                <w:sym w:font="Symbol" w:char="F072"/>
+              </m:r>
+              <m:bar>
+                <m:barPr>
+                  <m:pos m:val="top"/>
+                  <m:ctrlPr>
+                    <w:rPr>
+                      <w:rFonts w:ascii="Cambria Math" w:eastAsia="Times New Roman" w:hAnsi="Cambria Math" w:cs="Times New Roman"/>
+                      <w:i/>
+                      <w:sz w:val="28"/>
+                      <w:szCs w:val="28"/>
+                    </w:rPr>
+                  </m:ctrlPr>
+                </m:barPr>
+                <m:e>
+                  <m:r>
+                    <w:rPr>
+                      <w:rFonts w:ascii="Cambria Math" w:eastAsia="Times New Roman" w:hAnsi="Cambria Math" w:cs="Times New Roman"/>
+                      <w:sz w:val="28"/>
+                    </w:rPr>
+                    <m:t>t</m:t>
+                  </m:r>
+                </m:e>
+              </m:bar>
+            </m:num>
+            <m:den>
+              <m:r>
+                <w:rPr>
+                  <w:rFonts w:ascii="Cambria Math" w:eastAsia="Times New Roman" w:hAnsi="Cambria Math" w:cs="Times New Roman"/>
+                  <w:sz w:val="28"/>
+                  <w:lang w:val="en-US"/>
+                </w:rPr>
+                <m:t>1-</m:t>
+              </m:r>
+              <m:r>
+                <w:rPr>
+                  <w:rFonts w:ascii="Cambria Math" w:eastAsia="Times New Roman" w:hAnsi="Cambria Math" w:cs="Times New Roman"/>
+                  <w:i/>
+                  <w:sz w:val="28"/>
+                </w:rPr>
+                <w:sym w:font="Symbol" w:char="F072"/>
+              </m:r>
+            </m:den>
+          </m:f>
+          <m:r>
+            <w:rPr>
+              <w:rFonts w:ascii="Cambria Math" w:eastAsia="Times New Roman" w:hAnsi="Cambria Math" w:cs="Times New Roman"/>
+              <w:sz w:val="28"/>
+              <w:lang w:val="en-US"/>
+            </w:rPr>
+            <m:t>+</m:t>
+          </m:r>
+          <m:bar>
+            <m:barPr>
+              <m:pos m:val="top"/>
+              <m:ctrlPr>
+                <w:rPr>
+                  <w:rFonts w:ascii="Cambria Math" w:eastAsia="Times New Roman" w:hAnsi="Cambria Math" w:cs="Times New Roman"/>
+                  <w:i/>
+                  <w:sz w:val="28"/>
+                  <w:szCs w:val="28"/>
+                </w:rPr>
+              </m:ctrlPr>
+            </m:barPr>
+            <m:e>
+              <m:r>
+                <w:rPr>
+                  <w:rFonts w:ascii="Cambria Math" w:eastAsia="Times New Roman" w:hAnsi="Cambria Math" w:cs="Times New Roman"/>
+                  <w:sz w:val="28"/>
+                </w:rPr>
+                <m:t>t</m:t>
+              </m:r>
+            </m:e>
+          </m:bar>
+        </m:oMath>
+      </m:oMathPara>
+    </w:p>
+    <w:p>
+      <w:pPr>
+        <w:spacing w:after="0" w:line="360" w:lineRule="auto"/>
+        <w:rPr>
+          <w:rFonts w:ascii="Times New Roman" w:eastAsia="Times New Roman" w:hAnsi="Times New Roman" w:cs="Times New Roman"/>
+          <w:sz w:val="28"/>
+        </w:rPr>
+      </w:pPr>
+      <w:r>
+        <w:rPr>
+          <w:rFonts w:ascii="Times New Roman" w:eastAsia="Times New Roman" w:hAnsi="Times New Roman" w:cs="Times New Roman"/>
+          <w:sz w:val="28"/>
+        </w:rPr>
+        <w:t>Для аналитической модели M/D/1 выбрать выражение:</w:t>
+      </w:r>
+    </w:p>
+    <w:p>
+      <w:pPr>
+        <w:spacing w:after="0" w:line="360" w:lineRule="auto"/>
+        <w:rPr>
+          <w:rFonts w:ascii="Times New Roman" w:eastAsia="Times New Roman" w:hAnsi="Times New Roman" w:cs="Times New Roman"/>
+          <w:sz w:val="28"/>
+          <w:lang w:val="en-US"/>
+        </w:rPr>
+      </w:pPr>
+      <m:oMathPara>
+        <m:oMathParaPr>
+          <m:jc m:val="left"/>
+        </m:oMathParaPr>
+        <m:oMath>
+          <m:r>
+            <w:rPr>
+              <w:rFonts w:ascii="Cambria Math" w:eastAsia="Times New Roman" w:hAnsi="Cambria Math" w:cs="Times New Roman"/>
+              <w:sz w:val="28"/>
+              <w:lang w:val="en-US"/>
+            </w:rPr>
+            <m:t xml:space="preserve">T= </m:t>
+          </m:r>
+          <m:f>
+            <m:fPr>
+              <m:ctrlPr>
+                <w:rPr>
+                  <w:rFonts w:ascii="Cambria Math" w:eastAsia="Times New Roman" w:hAnsi="Cambria Math" w:cs="Times New Roman"/>
+                  <w:i/>
+                  <w:sz w:val="28"/>
+                  <w:szCs w:val="28"/>
+                  <w:lang w:val="en-US"/>
+                </w:rPr>
+              </m:ctrlPr>
+            </m:fPr>
+            <m:num>
+              <m:r>
+                <w:rPr>
+                  <w:rFonts w:ascii="Cambria Math" w:eastAsia="Times New Roman" w:hAnsi="Cambria Math" w:cs="Times New Roman"/>
+                  <w:i/>
+                  <w:sz w:val="28"/>
+                </w:rPr>
+                <w:sym w:font="Symbol" w:char="F072"/>
+              </m:r>
+              <m:bar>
+                <m:barPr>
+                  <m:pos m:val="top"/>
+                  <m:ctrlPr>
+                    <w:rPr>
+                      <w:rFonts w:ascii="Cambria Math" w:eastAsia="Times New Roman" w:hAnsi="Cambria Math" w:cs="Times New Roman"/>
+                      <w:i/>
+                      <w:sz w:val="28"/>
+                      <w:szCs w:val="28"/>
+                    </w:rPr>
+                  </m:ctrlPr>
+                </m:barPr>
+                <m:e>
+                  <m:r>
+                    <w:rPr>
+                      <w:rFonts w:ascii="Cambria Math" w:eastAsia="Times New Roman" w:hAnsi="Cambria Math" w:cs="Times New Roman"/>
+                      <w:sz w:val="28"/>
+                    </w:rPr>
+                    <m:t>t</m:t>
+                  </m:r>
+                </m:e>
+              </m:bar>
+            </m:num>
+            <m:den>
+              <m:r>
+                <w:rPr>
+                  <w:rFonts w:ascii="Cambria Math" w:eastAsia="Times New Roman" w:hAnsi="Cambria Math" w:cs="Times New Roman"/>
+                  <w:sz w:val="28"/>
+                  <w:lang w:val="en-US"/>
+                </w:rPr>
+                <m:t>2(1-</m:t>
+              </m:r>
+              <m:r>
+                <w:rPr>
+                  <w:rFonts w:ascii="Cambria Math" w:eastAsia="Times New Roman" w:hAnsi="Cambria Math" w:cs="Times New Roman"/>
+                  <w:i/>
+                  <w:sz w:val="28"/>
+                </w:rPr>
+                <w:sym w:font="Symbol" w:char="F072"/>
+              </m:r>
+              <m:r>
+                <w:rPr>
+                  <w:rFonts w:ascii="Cambria Math" w:eastAsia="Times New Roman" w:hAnsi="Cambria Math" w:cs="Times New Roman"/>
+                  <w:sz w:val="28"/>
+                </w:rPr>
+                <m:t>)</m:t>
+              </m:r>
+            </m:den>
+          </m:f>
+          <m:r>
+            <w:rPr>
+              <w:rFonts w:ascii="Cambria Math" w:eastAsia="Times New Roman" w:hAnsi="Cambria Math" w:cs="Times New Roman"/>
+              <w:sz w:val="28"/>
+              <w:lang w:val="en-US"/>
+            </w:rPr>
+            <m:t>+</m:t>
+          </m:r>
+          <m:bar>
+            <m:barPr>
+              <m:pos m:val="top"/>
+              <m:ctrlPr>
+                <w:rPr>
+                  <w:rFonts w:ascii="Cambria Math" w:eastAsia="Times New Roman" w:hAnsi="Cambria Math" w:cs="Times New Roman"/>
+                  <w:i/>
+                  <w:sz w:val="28"/>
+                  <w:szCs w:val="28"/>
+                </w:rPr>
+              </m:ctrlPr>
+            </m:barPr>
+            <m:e>
+              <m:r>
+                <w:rPr>
+                  <w:rFonts w:ascii="Cambria Math" w:eastAsia="Times New Roman" w:hAnsi="Cambria Math" w:cs="Times New Roman"/>
+                  <w:sz w:val="28"/>
+                </w:rPr>
+                <m:t>t</m:t>
+              </m:r>
+            </m:e>
+          </m:bar>
+        </m:oMath>
+      </m:oMathPara>
+    </w:p>
+    <w:p>
+      <w:pPr>
+        <w:spacing w:after="0" w:line="360" w:lineRule="auto"/>
+        <w:rPr>
+          <w:rFonts w:ascii="Times New Roman" w:eastAsia="Times New Roman" w:hAnsi="Times New Roman" w:cs="Times New Roman"/>
+          <w:sz w:val="28"/>
+          <w:lang w:val="en-US"/>
+        </w:rPr>
+      </w:pPr>
+      <w:r>
+        <w:rPr>
+          <w:rFonts w:ascii="Times New Roman" w:eastAsia="Times New Roman" w:hAnsi="Times New Roman" w:cs="Times New Roman"/>
+          <w:noProof/>
+          <w:sz w:val="28"/>
+          <w:lang w:val="en-US"/>
+        </w:rPr>
+        <w:lastRenderedPageBreak/>
+        <w:drawing>
+          <wp:inline distT="0" distB="0" distL="0" distR="0" wp14:anchorId="0E995162" wp14:editId="37B05384">
+            <wp:extent cx="5476875" cy="2638425"/>
+            <wp:effectExtent l="0" t="0" r="9525" b="9525"/>
+            <wp:docPr id="9" name="Рисунок 9"/>
+            <wp:cNvGraphicFramePr>
+              <a:graphicFrameLocks xmlns:a="http://schemas.openxmlformats.org/drawingml/2006/main" noChangeAspect="1"/>
+            </wp:cNvGraphicFramePr>
+            <a:graphic xmlns:a="http://schemas.openxmlformats.org/drawingml/2006/main">
+              <a:graphicData uri="http://schemas.openxmlformats.org/drawingml/2006/picture">
+                <pic:pic xmlns:pic="http://schemas.openxmlformats.org/drawingml/2006/picture">
+                  <pic:nvPicPr>
+                    <pic:cNvPr id="0" name="Picture 10"/>
+                    <pic:cNvPicPr>
+                      <a:picLocks noChangeAspect="1" noChangeArrowheads="1"/>
+                    </pic:cNvPicPr>
+                  </pic:nvPicPr>
+                  <pic:blipFill>
+                    <a:blip r:embed="rId16">
+                      <a:extLst>
+                        <a:ext uri="{28A0092B-C50C-407E-A947-70E740481C1C}">
+                          <a14:useLocalDpi xmlns:a14="http://schemas.microsoft.com/office/drawing/2010/main" val="0"/>
+                        </a:ext>
+                      </a:extLst>
+                    </a:blip>
+                    <a:srcRect/>
+                    <a:stretch>
+                      <a:fillRect/>
+                    </a:stretch>
+                  </pic:blipFill>
+                  <pic:spPr bwMode="auto">
+                    <a:xfrm>
+                      <a:off x="0" y="0"/>
+                      <a:ext cx="5476875" cy="2638425"/>
+                    </a:xfrm>
+                    <a:prstGeom prst="rect">
+                      <a:avLst/>
+                    </a:prstGeom>
+                    <a:noFill/>
+                    <a:ln>
+                      <a:noFill/>
+                    </a:ln>
+                  </pic:spPr>
+                </pic:pic>
+              </a:graphicData>
+            </a:graphic>
+          </wp:inline>
+        </w:drawing>
+      </w:r>
+    </w:p>
+    <w:p>
+      <w:pPr>
+        <w:spacing w:after="0" w:line="360" w:lineRule="auto"/>
+        <w:rPr>
+          <w:rFonts w:ascii="Times New Roman" w:eastAsia="Times New Roman" w:hAnsi="Times New Roman" w:cs="Times New Roman"/>
+          <w:sz w:val="28"/>
+        </w:rPr>
+      </w:pPr>
+      <w:r>
+        <w:rPr>
+          <w:rFonts w:ascii="Times New Roman" w:eastAsia="Times New Roman" w:hAnsi="Times New Roman" w:cs="Times New Roman"/>
+          <w:sz w:val="28"/>
+        </w:rPr>
+        <w:t>Графики зависимости времени доставки от интенсивности нагрузки СМО M/M/1 и M/D/1</w:t>
+      </w:r>
+    </w:p>
+    <w:p>
+      <w:pPr>
+        <w:spacing w:after="0" w:line="240" w:lineRule="auto"/>
+        <w:jc w:val="both"/>
+        <w:rPr>
+          <w:rFonts w:ascii="Times New Roman" w:eastAsia="Times New Roman" w:hAnsi="Times New Roman" w:cs="Times New Roman"/>
+          <w:sz w:val="24"/>
+        </w:rPr>
+      </w:pPr>
+      <w:r>
+        <w:rPr>
+          <w:rFonts w:ascii="Times New Roman" w:eastAsia="Times New Roman" w:hAnsi="Times New Roman" w:cs="Times New Roman"/>
+          <w:noProof/>
+          <w:sz w:val="24"/>
+          <w:lang w:val="en-US"/>
+        </w:rPr>
+        <w:drawing>
+          <wp:inline distT="0" distB="0" distL="0" distR="0" wp14:anchorId="2AD3C31E" wp14:editId="39397A22">
+            <wp:extent cx="5495925" cy="3209925"/>
+            <wp:effectExtent l="0" t="0" r="9525" b="9525"/>
+            <wp:docPr id="1297313676" name="Диаграмма 1297313676"/>
+            <wp:cNvGraphicFramePr/>
+            <a:graphic xmlns:a="http://schemas.openxmlformats.org/drawingml/2006/main">
+              <a:graphicData uri="http://schemas.openxmlformats.org/drawingml/2006/chart">
+                <c:chart xmlns:c="http://schemas.openxmlformats.org/drawingml/2006/chart" xmlns:r="http://schemas.openxmlformats.org/officeDocument/2006/relationships" r:id="rId17"/>
+              </a:graphicData>
+            </a:graphic>
+          </wp:inline>
+        </w:drawing>
+      </w:r>
+    </w:p>
+    <w:p>
+      <w:pPr>
+        <w:spacing w:after="0" w:line="240" w:lineRule="auto"/>
+        <w:jc w:val="both"/>
+        <w:rPr>
+          <w:rFonts w:ascii="Times New Roman" w:eastAsia="Times New Roman" w:hAnsi="Times New Roman" w:cs="Times New Roman"/>
+          <w:sz w:val="24"/>
+          <w:lang w:val="en-US"/>
+        </w:rPr>
+      </w:pPr>
+      <w:r>
+        <w:rPr>
+          <w:noProof/>
+        </w:rPr>
+        <w:drawing>
+          <wp:anchor distT="0" distB="0" distL="114300" distR="114300" simplePos="0" relativeHeight="251658240" behindDoc="0" locked="0" layoutInCell="1" allowOverlap="1" wp14:anchorId="3EEC81C1" wp14:editId="29E501D7">
+            <wp:simplePos x="0" y="0"/>
+            <wp:positionH relativeFrom="column">
+              <wp:align>left</wp:align>
+            </wp:positionH>
+            <wp:positionV relativeFrom="paragraph">
+              <wp:align>top</wp:align>
+            </wp:positionV>
+            <wp:extent cx="5498465" cy="3212465"/>
+            <wp:effectExtent l="0" t="0" r="6985" b="6985"/>
+            <wp:wrapSquare wrapText="bothSides"/>
+            <wp:docPr id="211236256" name="Диаграмма 211236256"/>
+            <wp:cNvGraphicFramePr/>
+            <a:graphic xmlns:a="http://schemas.openxmlformats.org/drawingml/2006/main">
+              <a:graphicData uri="http://schemas.openxmlformats.org/drawingml/2006/chart">
+                <c:chart xmlns:c="http://schemas.openxmlformats.org/drawingml/2006/chart" xmlns:r="http://schemas.openxmlformats.org/officeDocument/2006/relationships" r:id="rId18"/>
+              </a:graphicData>
+            </a:graphic>
+            <wp14:sizeRelH relativeFrom="page">
+              <wp14:pctWidth>0</wp14:pctWidth>
+            </wp14:sizeRelH>
+            <wp14:sizeRelV relativeFrom="page">
+              <wp14:pctHeight>0</wp14:pctHeight>
+            </wp14:sizeRelV>
+          </wp:anchor>
+        </w:drawing>
+      </w:r>
+    </w:p>
+    <w:p>
+      <w:pPr>
+        <w:rPr>
+          <w:rFonts w:ascii="Times New Roman" w:eastAsia="Times New Roman" w:hAnsi="Times New Roman" w:cs="Times New Roman"/>
+          <w:sz w:val="24"/>
+          <w:lang w:val="en-US"/>
+        </w:rPr>
+      </w:pPr>
+    </w:p>
+    <w:p>
+      <w:pPr>
+        <w:rPr>
+          <w:rFonts w:ascii="Times New Roman" w:eastAsia="Times New Roman" w:hAnsi="Times New Roman" w:cs="Times New Roman"/>
+          <w:sz w:val="24"/>
+          <w:lang w:val="en-US"/>
+        </w:rPr>
+      </w:pPr>
+    </w:p>
+    <w:p>
+      <w:pPr>
+        <w:rPr>
+          <w:rFonts w:ascii="Times New Roman" w:eastAsia="Times New Roman" w:hAnsi="Times New Roman" w:cs="Times New Roman"/>
+          <w:sz w:val="24"/>
+          <w:lang w:val="en-US"/>
+        </w:rPr>
+      </w:pPr>
+    </w:p>
+    <w:p>
+      <w:pPr>
+        <w:rPr>
+          <w:rFonts w:ascii="Times New Roman" w:eastAsia="Times New Roman" w:hAnsi="Times New Roman" w:cs="Times New Roman"/>
+          <w:sz w:val="24"/>
+          <w:lang w:val="en-US"/>
+        </w:rPr>
+      </w:pPr>
+    </w:p>
+    <w:p>
+      <w:pPr>
+        <w:rPr>
+          <w:rFonts w:ascii="Times New Roman" w:eastAsia="Times New Roman" w:hAnsi="Times New Roman" w:cs="Times New Roman"/>
+          <w:sz w:val="24"/>
+          <w:lang w:val="en-US"/>
+        </w:rPr>
+      </w:pPr>
+    </w:p>
+    <w:p>
+      <w:pPr>
+        <w:rPr>
+          <w:rFonts w:ascii="Times New Roman" w:eastAsia="Times New Roman" w:hAnsi="Times New Roman" w:cs="Times New Roman"/>
+          <w:sz w:val="24"/>
+          <w:lang w:val="en-US"/>
+        </w:rPr>
+      </w:pPr>
+    </w:p>
+    <w:p>
+      <w:pPr>
+        <w:rPr>
+          <w:rFonts w:ascii="Times New Roman" w:eastAsia="Times New Roman" w:hAnsi="Times New Roman" w:cs="Times New Roman"/>
+          <w:sz w:val="24"/>
+          <w:lang w:val="en-US"/>
+        </w:rPr>
+      </w:pPr>
+    </w:p>
+    <w:p>
+      <w:pPr>
+        <w:rPr>
+          <w:rFonts w:ascii="Times New Roman" w:eastAsia="Times New Roman" w:hAnsi="Times New Roman" w:cs="Times New Roman"/>
+          <w:sz w:val="24"/>
+          <w:lang w:val="en-US"/>
+        </w:rPr>
+      </w:pPr>
+    </w:p>
+    <w:p>
+      <w:pPr>
+        <w:spacing w:after="0" w:line="240" w:lineRule="auto"/>
+        <w:jc w:val="both"/>
+        <w:rPr>
+          <w:rFonts w:ascii="Times New Roman" w:eastAsia="Times New Roman" w:hAnsi="Times New Roman" w:cs="Times New Roman"/>
+          <w:sz w:val="24"/>
+          <w:lang w:val="en-US"/>
+        </w:rPr>
+      </w:pPr>
+    </w:p>
+    <w:p>
+      <w:pPr>
+        <w:spacing w:after="0" w:line="240" w:lineRule="auto"/>
+        <w:jc w:val="both"/>
+        <w:rPr>
+          <w:rFonts w:ascii="Times New Roman" w:eastAsia="Times New Roman" w:hAnsi="Times New Roman" w:cs="Times New Roman"/>
+          <w:sz w:val="24"/>
+          <w:lang w:val="en-US"/>
+        </w:rPr>
+      </w:pPr>
+    </w:p>
+    <w:p>
+      <w:pPr>
+        <w:spacing w:after="0" w:line="240" w:lineRule="auto"/>
+        <w:jc w:val="both"/>
+        <w:rPr>
+          <w:rFonts w:ascii="Times New Roman" w:eastAsia="Times New Roman" w:hAnsi="Times New Roman" w:cs="Times New Roman"/>
+          <w:sz w:val="24"/>
+          <w:lang w:val="en-US"/>
+        </w:rPr>
+      </w:pPr>
+    </w:p>
+    <w:p>
+      <w:pPr>
+        <w:spacing w:after="0" w:line="240" w:lineRule="auto"/>
+        <w:jc w:val="both"/>
+        <w:rPr>
+          <w:rFonts w:ascii="Times New Roman" w:eastAsia="Times New Roman" w:hAnsi="Times New Roman" w:cs="Times New Roman"/>
+          <w:sz w:val="24"/>
+          <w:lang w:val="en-US"/>
+        </w:rPr>
+      </w:pPr>
+    </w:p>
+    <w:p>
+      <w:pPr>
+        <w:spacing w:after="0" w:line="360" w:lineRule="auto"/>
+        <w:rPr>
+          <w:rFonts w:ascii="Times New Roman" w:eastAsia="Times New Roman" w:hAnsi="Times New Roman" w:cs="Times New Roman"/>
+          <w:sz w:val="28"/>
+          <w:lang w:val="en-US"/>
+        </w:rPr>
+      </w:pPr>
+    </w:p>
+    <w:p>
+      <w:pPr>
+        <w:spacing w:after="0" w:line="360" w:lineRule="auto"/>
+        <w:rPr>
+          <w:rFonts w:ascii="Times New Roman" w:eastAsia="Times New Roman" w:hAnsi="Times New Roman" w:cs="Times New Roman"/>
+          <w:b/>
+          <w:bCs/>
+          <w:sz w:val="28"/>
+          <w:lang w:val="en-US"/>
+        </w:rPr>
+      </w:pPr>
+      <w:r>
+        <w:rPr>
+          <w:rFonts w:ascii="Times New Roman" w:eastAsia="Times New Roman" w:hAnsi="Times New Roman" w:cs="Times New Roman"/>
+          <w:b/>
+          <w:bCs/>
+          <w:sz w:val="28"/>
+        </w:rPr>
+        <w:lastRenderedPageBreak/>
+        <w:t>Структура многофазной модели</w:t>
+      </w:r>
+    </w:p>
+    <w:p>
+      <w:pPr>
+        <w:spacing w:after="0" w:line="240" w:lineRule="auto"/>
+        <w:jc w:val="both"/>
+        <w:rPr>
+          <w:rFonts w:ascii="Times New Roman" w:eastAsia="Times New Roman" w:hAnsi="Times New Roman" w:cs="Times New Roman"/>
+          <w:sz w:val="28"/>
+          <w:szCs w:val="28"/>
+          <w:lang w:val="en-US"/>
+        </w:rPr>
+      </w:pPr>
+    </w:p>
+    <w:p>
+      <w:pPr>
+        <w:spacing w:after="0" w:line="240" w:lineRule="auto"/>
+        <w:rPr>
+          <w:rFonts w:ascii="Times New Roman" w:eastAsia="Times New Roman" w:hAnsi="Times New Roman" w:cs="Times New Roman"/>
+          <w:sz w:val="28"/>
+          <w:szCs w:val="28"/>
+          <w:lang w:val="en-US"/>
+        </w:rPr>
+      </w:pPr>
+      <w:r>
+        <w:rPr>
+          <w:rFonts w:ascii="Times New Roman" w:eastAsia="Times New Roman" w:hAnsi="Times New Roman" w:cs="Times New Roman"/>
+          <w:sz w:val="28"/>
+          <w:szCs w:val="28"/>
+          <w:lang w:val="en-US"/>
+        </w:rPr>
+        <w:drawing>
+          <wp:inline distT="0" distB="0" distL="0" distR="0" wp14:anchorId="25E5254D" wp14:editId="62D4C8AC">
+            <wp:extent cx="5506218" cy="4382112"/>
+            <wp:effectExtent l="0" t="0" r="0" b="0"/>
+            <wp:docPr id="1" name="Рисунок 1"/>
             <wp:cNvGraphicFramePr>
               <a:graphicFrameLocks xmlns:a="http://schemas.openxmlformats.org/drawingml/2006/main" noChangeAspect="1"/>
             </wp:cNvGraphicFramePr>
@@ -550,7 +1895,7 @@
                     <pic:cNvPicPr/>
                   </pic:nvPicPr>
                   <pic:blipFill>
-                    <a:blip r:embed="rId7"/>
+                    <a:blip r:embed="rId19"/>
                     <a:stretch>
                       <a:fillRect/>
                     </a:stretch>
@@ -558,7 +1903,7 @@
                   <pic:spPr>
                     <a:xfrm>
                       <a:off x="0" y="0"/>
-                      <a:ext cx="5940425" cy="7082790"/>
+                      <a:ext cx="5506218" cy="4382112"/>
                     </a:xfrm>
                     <a:prstGeom prst="rect">
                       <a:avLst/>
@@ -572,16 +1917,191 @@
       </w:r>
     </w:p>
     <w:p>
+      <w:pPr>
+        <w:spacing w:after="0" w:line="240" w:lineRule="auto"/>
+        <w:rPr>
+          <w:rFonts w:ascii="Times New Roman" w:eastAsia="Times New Roman" w:hAnsi="Times New Roman" w:cs="Times New Roman"/>
+          <w:sz w:val="28"/>
+          <w:szCs w:val="28"/>
+          <w:lang w:val="en-US"/>
+        </w:rPr>
+      </w:pPr>
       <w:r>
         <w:rPr>
+          <w:rFonts w:ascii="Times New Roman" w:eastAsia="Times New Roman" w:hAnsi="Times New Roman" w:cs="Times New Roman"/>
           <w:noProof/>
+          <w:sz w:val="28"/>
+          <w:szCs w:val="28"/>
+          <w:lang w:val="en-US"/>
+        </w:rPr>
+        <w:drawing>
+          <wp:inline distT="0" distB="0" distL="0" distR="0" wp14:anchorId="7418217D" wp14:editId="507978C9">
+            <wp:extent cx="4791075" cy="4867275"/>
+            <wp:effectExtent l="0" t="0" r="9525" b="9525"/>
+            <wp:docPr id="7" name="Рисунок 7"/>
+            <wp:cNvGraphicFramePr>
+              <a:graphicFrameLocks xmlns:a="http://schemas.openxmlformats.org/drawingml/2006/main" noChangeAspect="1"/>
+            </wp:cNvGraphicFramePr>
+            <a:graphic xmlns:a="http://schemas.openxmlformats.org/drawingml/2006/main">
+              <a:graphicData uri="http://schemas.openxmlformats.org/drawingml/2006/picture">
+                <pic:pic xmlns:pic="http://schemas.openxmlformats.org/drawingml/2006/picture">
+                  <pic:nvPicPr>
+                    <pic:cNvPr id="0" name="Picture 13"/>
+                    <pic:cNvPicPr>
+                      <a:picLocks noChangeAspect="1" noChangeArrowheads="1"/>
+                    </pic:cNvPicPr>
+                  </pic:nvPicPr>
+                  <pic:blipFill>
+                    <a:blip r:embed="rId20">
+                      <a:extLst>
+                        <a:ext uri="{28A0092B-C50C-407E-A947-70E740481C1C}">
+                          <a14:useLocalDpi xmlns:a14="http://schemas.microsoft.com/office/drawing/2010/main" val="0"/>
+                        </a:ext>
+                      </a:extLst>
+                    </a:blip>
+                    <a:srcRect/>
+                    <a:stretch>
+                      <a:fillRect/>
+                    </a:stretch>
+                  </pic:blipFill>
+                  <pic:spPr bwMode="auto">
+                    <a:xfrm>
+                      <a:off x="0" y="0"/>
+                      <a:ext cx="4791075" cy="4867275"/>
+                    </a:xfrm>
+                    <a:prstGeom prst="rect">
+                      <a:avLst/>
+                    </a:prstGeom>
+                    <a:noFill/>
+                    <a:ln>
+                      <a:noFill/>
+                    </a:ln>
+                  </pic:spPr>
+                </pic:pic>
+              </a:graphicData>
+            </a:graphic>
+          </wp:inline>
+        </w:drawing>
+      </w:r>
+    </w:p>
+    <w:p>
+      <w:pPr>
+        <w:spacing w:after="0" w:line="240" w:lineRule="auto"/>
+        <w:rPr>
+          <w:rFonts w:ascii="Times New Roman" w:eastAsia="Times New Roman" w:hAnsi="Times New Roman" w:cs="Times New Roman"/>
+          <w:sz w:val="28"/>
+          <w:szCs w:val="28"/>
+          <w:lang w:val="en-US"/>
+        </w:rPr>
+      </w:pPr>
+      <w:r>
+        <w:rPr>
+          <w:rFonts w:ascii="Times New Roman" w:eastAsia="Times New Roman" w:hAnsi="Times New Roman" w:cs="Times New Roman"/>
+          <w:noProof/>
+          <w:sz w:val="28"/>
+          <w:szCs w:val="28"/>
+          <w:lang w:val="en-US"/>
         </w:rPr>
         <w:lastRenderedPageBreak/>
         <w:drawing>
-          <wp:inline distT="0" distB="0" distL="0" distR="0" wp14:anchorId="3CEABEDE" wp14:editId="14A9277D">
-            <wp:extent cx="5940425" cy="7089775"/>
-            <wp:effectExtent l="0" t="0" r="3175" b="0"/>
-            <wp:docPr id="11" name="Picture 11"/>
+          <wp:inline distT="0" distB="0" distL="0" distR="0" wp14:anchorId="5CC9B8E9" wp14:editId="66F1114E">
+            <wp:extent cx="4733925" cy="4752975"/>
+            <wp:effectExtent l="0" t="0" r="9525" b="9525"/>
+            <wp:docPr id="6" name="Рисунок 6"/>
+            <wp:cNvGraphicFramePr>
+              <a:graphicFrameLocks xmlns:a="http://schemas.openxmlformats.org/drawingml/2006/main" noChangeAspect="1"/>
+            </wp:cNvGraphicFramePr>
+            <a:graphic xmlns:a="http://schemas.openxmlformats.org/drawingml/2006/main">
+              <a:graphicData uri="http://schemas.openxmlformats.org/drawingml/2006/picture">
+                <pic:pic xmlns:pic="http://schemas.openxmlformats.org/drawingml/2006/picture">
+                  <pic:nvPicPr>
+                    <pic:cNvPr id="0" name="Picture 14"/>
+                    <pic:cNvPicPr>
+                      <a:picLocks noChangeAspect="1" noChangeArrowheads="1"/>
+                    </pic:cNvPicPr>
+                  </pic:nvPicPr>
+                  <pic:blipFill>
+                    <a:blip r:embed="rId21">
+                      <a:extLst>
+                        <a:ext uri="{28A0092B-C50C-407E-A947-70E740481C1C}">
+                          <a14:useLocalDpi xmlns:a14="http://schemas.microsoft.com/office/drawing/2010/main" val="0"/>
+                        </a:ext>
+                      </a:extLst>
+                    </a:blip>
+                    <a:srcRect/>
+                    <a:stretch>
+                      <a:fillRect/>
+                    </a:stretch>
+                  </pic:blipFill>
+                  <pic:spPr bwMode="auto">
+                    <a:xfrm>
+                      <a:off x="0" y="0"/>
+                      <a:ext cx="4733925" cy="4752975"/>
+                    </a:xfrm>
+                    <a:prstGeom prst="rect">
+                      <a:avLst/>
+                    </a:prstGeom>
+                    <a:noFill/>
+                    <a:ln>
+                      <a:noFill/>
+                    </a:ln>
+                  </pic:spPr>
+                </pic:pic>
+              </a:graphicData>
+            </a:graphic>
+          </wp:inline>
+        </w:drawing>
+      </w:r>
+    </w:p>
+    <w:p>
+      <w:pPr>
+        <w:spacing w:after="0" w:line="240" w:lineRule="auto"/>
+        <w:rPr>
+          <w:rFonts w:ascii="Times New Roman" w:eastAsia="Times New Roman" w:hAnsi="Times New Roman" w:cs="Times New Roman"/>
+          <w:sz w:val="28"/>
+          <w:szCs w:val="28"/>
+        </w:rPr>
+      </w:pPr>
+    </w:p>
+    <w:p>
+      <w:pPr>
+        <w:spacing w:after="0" w:line="240" w:lineRule="auto"/>
+        <w:rPr>
+          <w:rFonts w:ascii="Times New Roman" w:eastAsia="Times New Roman" w:hAnsi="Times New Roman" w:cs="Times New Roman"/>
+          <w:sz w:val="28"/>
+          <w:szCs w:val="28"/>
+        </w:rPr>
+      </w:pPr>
+      <w:r>
+        <w:rPr>
+          <w:rFonts w:ascii="Times New Roman" w:eastAsia="Times New Roman" w:hAnsi="Times New Roman" w:cs="Times New Roman"/>
+          <w:sz w:val="28"/>
+        </w:rPr>
+        <w:t>Гистограмма времени доставки</w:t>
+      </w:r>
+    </w:p>
+    <w:p>
+      <w:pPr>
+        <w:spacing w:after="0" w:line="240" w:lineRule="auto"/>
+        <w:rPr>
+          <w:rFonts w:ascii="Times New Roman" w:eastAsia="Times New Roman" w:hAnsi="Times New Roman" w:cs="Times New Roman"/>
+          <w:sz w:val="28"/>
+          <w:szCs w:val="28"/>
+          <w:lang w:val="en-US"/>
+        </w:rPr>
+      </w:pPr>
+      <w:r>
+        <w:rPr>
+          <w:rFonts w:ascii="Times New Roman" w:eastAsia="Times New Roman" w:hAnsi="Times New Roman" w:cs="Times New Roman"/>
+          <w:sz w:val="28"/>
+          <w:szCs w:val="28"/>
+          <w:lang w:val="en-US"/>
+        </w:rPr>
+        <w:drawing>
+          <wp:inline distT="0" distB="0" distL="0" distR="0" wp14:anchorId="07D1DF11" wp14:editId="1967547D">
+            <wp:extent cx="2715004" cy="3696216"/>
+            <wp:effectExtent l="0" t="0" r="9525" b="0"/>
+            <wp:docPr id="29" name="Рисунок 29"/>
             <wp:cNvGraphicFramePr>
               <a:graphicFrameLocks xmlns:a="http://schemas.openxmlformats.org/drawingml/2006/main" noChangeAspect="1"/>
             </wp:cNvGraphicFramePr>
@@ -593,7 +2113,7 @@
                     <pic:cNvPicPr/>
                   </pic:nvPicPr>
                   <pic:blipFill>
-                    <a:blip r:embed="rId8"/>
+                    <a:blip r:embed="rId22"/>
                     <a:stretch>
                       <a:fillRect/>
                     </a:stretch>
@@ -601,7 +2121,7 @@
                   <pic:spPr>
                     <a:xfrm>
                       <a:off x="0" y="0"/>
-                      <a:ext cx="5940425" cy="7089775"/>
+                      <a:ext cx="2715004" cy="3696216"/>
                     </a:xfrm>
                     <a:prstGeom prst="rect">
                       <a:avLst/>
@@ -615,16 +2135,177 @@
       </w:r>
     </w:p>
     <w:p>
+      <w:pPr>
+        <w:spacing w:after="0" w:line="240" w:lineRule="auto"/>
+        <w:rPr>
+          <w:rFonts w:ascii="Times New Roman" w:eastAsia="Times New Roman" w:hAnsi="Times New Roman" w:cs="Times New Roman"/>
+          <w:sz w:val="28"/>
+          <w:szCs w:val="28"/>
+        </w:rPr>
+      </w:pPr>
       <w:r>
         <w:rPr>
+          <w:rFonts w:ascii="Times New Roman" w:eastAsia="Times New Roman" w:hAnsi="Times New Roman" w:cs="Times New Roman"/>
+          <w:sz w:val="28"/>
+          <w:szCs w:val="28"/>
+        </w:rPr>
+        <w:t>Экспоненциальное распределение</w:t>
+      </w:r>
+    </w:p>
+    <w:p>
+      <w:pPr>
+        <w:spacing w:after="0" w:line="240" w:lineRule="auto"/>
+        <w:rPr>
+          <w:rFonts w:ascii="Times New Roman" w:eastAsia="Times New Roman" w:hAnsi="Times New Roman" w:cs="Times New Roman"/>
+          <w:sz w:val="28"/>
+          <w:szCs w:val="28"/>
+        </w:rPr>
+      </w:pPr>
+    </w:p>
+    <w:p>
+      <w:pPr>
+        <w:spacing w:after="0" w:line="240" w:lineRule="auto"/>
+        <w:rPr>
+          <w:rFonts w:ascii="Times New Roman" w:eastAsia="Times New Roman" w:hAnsi="Times New Roman" w:cs="Times New Roman"/>
+          <w:sz w:val="28"/>
+          <w:szCs w:val="28"/>
+        </w:rPr>
+      </w:pPr>
+    </w:p>
+    <w:p>
+      <w:pPr>
+        <w:spacing w:after="0" w:line="240" w:lineRule="auto"/>
+        <w:rPr>
+          <w:rFonts w:ascii="Times New Roman" w:eastAsia="Times New Roman" w:hAnsi="Times New Roman" w:cs="Times New Roman"/>
+          <w:sz w:val="28"/>
+          <w:szCs w:val="28"/>
+        </w:rPr>
+      </w:pPr>
+    </w:p>
+    <w:p>
+      <w:pPr>
+        <w:spacing w:after="0" w:line="240" w:lineRule="auto"/>
+        <w:rPr>
+          <w:rFonts w:ascii="Times New Roman" w:eastAsia="Times New Roman" w:hAnsi="Times New Roman" w:cs="Times New Roman"/>
+          <w:sz w:val="28"/>
+          <w:szCs w:val="28"/>
+        </w:rPr>
+      </w:pPr>
+    </w:p>
+    <w:p>
+      <w:pPr>
+        <w:spacing w:after="0" w:line="240" w:lineRule="auto"/>
+        <w:rPr>
+          <w:rFonts w:ascii="Times New Roman" w:eastAsia="Times New Roman" w:hAnsi="Times New Roman" w:cs="Times New Roman"/>
+          <w:sz w:val="28"/>
+          <w:szCs w:val="28"/>
+        </w:rPr>
+      </w:pPr>
+    </w:p>
+    <w:p>
+      <w:pPr>
+        <w:spacing w:after="0" w:line="240" w:lineRule="auto"/>
+        <w:rPr>
+          <w:rFonts w:ascii="Times New Roman" w:eastAsia="Times New Roman" w:hAnsi="Times New Roman" w:cs="Times New Roman"/>
+          <w:sz w:val="28"/>
+          <w:szCs w:val="28"/>
+        </w:rPr>
+      </w:pPr>
+    </w:p>
+    <w:p>
+      <w:pPr>
+        <w:spacing w:after="0" w:line="240" w:lineRule="auto"/>
+        <w:rPr>
+          <w:rFonts w:ascii="Times New Roman" w:eastAsia="Times New Roman" w:hAnsi="Times New Roman" w:cs="Times New Roman"/>
+          <w:sz w:val="28"/>
+          <w:szCs w:val="28"/>
+        </w:rPr>
+      </w:pPr>
+      <w:r>
+        <w:rPr>
+          <w:rFonts w:ascii="Times New Roman" w:eastAsia="Times New Roman" w:hAnsi="Times New Roman" w:cs="Times New Roman"/>
+          <w:sz w:val="28"/>
+          <w:szCs w:val="28"/>
+        </w:rPr>
+        <w:t>Для исследования влияния свойств системы обслуживания на время доставки проведем три эксперимента: I, II и III. Эксперимент I состоит в том, что время обслуживания на первой и второй фазах обслуживания случайно и имеет экспоненциальное распределение со средним значением 1. В свойствах элементов delay и delay1 в поле задержка должны быть выражения «expon</w:t>
+      </w:r>
+      <w:r>
+        <w:rPr>
+          <w:rFonts w:ascii="Times New Roman" w:eastAsia="Times New Roman" w:hAnsi="Times New Roman" w:cs="Times New Roman"/>
+          <w:sz w:val="28"/>
+          <w:szCs w:val="28"/>
+          <w:lang w:val="en-US"/>
+        </w:rPr>
+        <w:t>e</w:t>
+      </w:r>
+      <w:r>
+        <w:rPr>
+          <w:rFonts w:ascii="Times New Roman" w:eastAsia="Times New Roman" w:hAnsi="Times New Roman" w:cs="Times New Roman"/>
+          <w:sz w:val="28"/>
+          <w:szCs w:val="28"/>
+        </w:rPr>
+        <w:t xml:space="preserve">ntial(1)». Провести серию экспериментов для различных значений интенсивности нагрузки a, результаты: среднее значение T и среднеквадратическое отклонение времени доставки S на первой и второй фазах обслуживания занести в таблицу. </w:t>
+      </w:r>
+    </w:p>
+    <w:p>
+      <w:pPr>
+        <w:spacing w:after="0" w:line="240" w:lineRule="auto"/>
+        <w:rPr>
+          <w:rFonts w:ascii="Times New Roman" w:eastAsia="Times New Roman" w:hAnsi="Times New Roman" w:cs="Times New Roman"/>
+          <w:sz w:val="28"/>
+          <w:szCs w:val="28"/>
+        </w:rPr>
+      </w:pPr>
+      <w:r>
+        <w:rPr>
+          <w:rFonts w:ascii="Times New Roman" w:eastAsia="Times New Roman" w:hAnsi="Times New Roman" w:cs="Times New Roman"/>
+          <w:sz w:val="28"/>
+          <w:szCs w:val="28"/>
+        </w:rPr>
+        <w:t>Эксперимент II состоит в том, что время обслуживания на первой фазе обслуживания постоянно и равно 1, а на второй случайно и имеет экспоненциальное распределение со средним значением 1. В свойствах элементов delay и delay1 в поле задержка должны быть вписаны соответствующие выражения. Провести серию экспериментов для различных значений интенсивности нагрузки a, результаты: среднее значение T и среднеквадратическое отклонение времени доставки S на первой и второй фазах обслуживания занести в таблицу.</w:t>
+      </w:r>
+    </w:p>
+    <w:p>
+      <w:pPr>
+        <w:spacing w:after="0" w:line="240" w:lineRule="auto"/>
+        <w:rPr>
+          <w:rFonts w:ascii="Times New Roman" w:eastAsia="Times New Roman" w:hAnsi="Times New Roman" w:cs="Times New Roman"/>
+          <w:sz w:val="28"/>
+          <w:szCs w:val="28"/>
+        </w:rPr>
+      </w:pPr>
+      <w:r>
+        <w:rPr>
+          <w:rFonts w:ascii="Times New Roman" w:eastAsia="Times New Roman" w:hAnsi="Times New Roman" w:cs="Times New Roman"/>
+          <w:sz w:val="28"/>
+          <w:szCs w:val="28"/>
+        </w:rPr>
+        <w:t>Эксперимент III состоит в том, что время обслуживания на первой и второй фазах обслуживания определяется свойствами самой заявки (длиной пакета). В данном случае оно будет случайно, но одинаково как на первой, так и на второй фазах обслуживания</w:t>
+      </w:r>
+    </w:p>
+    <w:p>
+      <w:pPr>
+        <w:spacing w:after="0" w:line="240" w:lineRule="auto"/>
+        <w:rPr>
+          <w:rFonts w:ascii="Times New Roman" w:eastAsia="Times New Roman" w:hAnsi="Times New Roman" w:cs="Times New Roman"/>
+          <w:sz w:val="28"/>
+          <w:szCs w:val="28"/>
+          <w:lang w:val="en-US"/>
+        </w:rPr>
+      </w:pPr>
+      <w:r>
+        <w:rPr>
+          <w:rFonts w:ascii="Times New Roman" w:eastAsia="Times New Roman" w:hAnsi="Times New Roman" w:cs="Times New Roman"/>
           <w:noProof/>
-        </w:rPr>
-        <w:lastRenderedPageBreak/>
+          <w:sz w:val="28"/>
+          <w:szCs w:val="28"/>
+          <w:lang w:val="en-US"/>
+        </w:rPr>
         <w:drawing>
-          <wp:inline distT="0" distB="0" distL="0" distR="0" wp14:anchorId="385C9BE9" wp14:editId="53D607A5">
-            <wp:extent cx="5940425" cy="7096125"/>
-            <wp:effectExtent l="0" t="0" r="3175" b="9525"/>
-            <wp:docPr id="12" name="Picture 12"/>
+          <wp:inline distT="0" distB="0" distL="0" distR="0" wp14:anchorId="24C1F094" wp14:editId="42AFF764">
+            <wp:extent cx="4829175" cy="2962275"/>
+            <wp:effectExtent l="0" t="0" r="9525" b="9525"/>
+            <wp:docPr id="4" name="Рисунок 4"/>
             <wp:cNvGraphicFramePr>
               <a:graphicFrameLocks xmlns:a="http://schemas.openxmlformats.org/drawingml/2006/main" noChangeAspect="1"/>
             </wp:cNvGraphicFramePr>
@@ -632,23 +2313,36 @@
               <a:graphicData uri="http://schemas.openxmlformats.org/drawingml/2006/picture">
                 <pic:pic xmlns:pic="http://schemas.openxmlformats.org/drawingml/2006/picture">
                   <pic:nvPicPr>
-                    <pic:cNvPr id="1" name=""/>
-                    <pic:cNvPicPr/>
+                    <pic:cNvPr id="0" name="Picture 16"/>
+                    <pic:cNvPicPr>
+                      <a:picLocks noChangeAspect="1" noChangeArrowheads="1"/>
+                    </pic:cNvPicPr>
                   </pic:nvPicPr>
                   <pic:blipFill>
-                    <a:blip r:embed="rId9"/>
+                    <a:blip r:embed="rId23">
+                      <a:extLst>
+                        <a:ext uri="{28A0092B-C50C-407E-A947-70E740481C1C}">
+                          <a14:useLocalDpi xmlns:a14="http://schemas.microsoft.com/office/drawing/2010/main" val="0"/>
+                        </a:ext>
+                      </a:extLst>
+                    </a:blip>
+                    <a:srcRect/>
                     <a:stretch>
                       <a:fillRect/>
                     </a:stretch>
                   </pic:blipFill>
-                  <pic:spPr>
+                  <pic:spPr bwMode="auto">
                     <a:xfrm>
                       <a:off x="0" y="0"/>
-                      <a:ext cx="5940425" cy="7096125"/>
+                      <a:ext cx="4829175" cy="2962275"/>
                     </a:xfrm>
                     <a:prstGeom prst="rect">
                       <a:avLst/>
                     </a:prstGeom>
+                    <a:noFill/>
+                    <a:ln>
+                      <a:noFill/>
+                    </a:ln>
                   </pic:spPr>
                 </pic:pic>
               </a:graphicData>
@@ -658,16 +2352,28 @@
       </w:r>
     </w:p>
     <w:p>
+      <w:pPr>
+        <w:spacing w:after="0" w:line="240" w:lineRule="auto"/>
+        <w:rPr>
+          <w:rFonts w:ascii="Times New Roman" w:eastAsia="Times New Roman" w:hAnsi="Times New Roman" w:cs="Times New Roman"/>
+          <w:sz w:val="28"/>
+          <w:szCs w:val="28"/>
+          <w:lang w:val="en-US"/>
+        </w:rPr>
+      </w:pPr>
       <w:r>
         <w:rPr>
+          <w:rFonts w:ascii="Times New Roman" w:eastAsia="Times New Roman" w:hAnsi="Times New Roman" w:cs="Times New Roman"/>
           <w:noProof/>
-        </w:rPr>
-        <w:lastRenderedPageBreak/>
+          <w:sz w:val="28"/>
+          <w:szCs w:val="28"/>
+          <w:lang w:val="en-US"/>
+        </w:rPr>
         <w:drawing>
-          <wp:inline distT="0" distB="0" distL="0" distR="0" wp14:anchorId="54F02227" wp14:editId="1B5B0A83">
-            <wp:extent cx="5940425" cy="6504940"/>
-            <wp:effectExtent l="0" t="0" r="3175" b="0"/>
-            <wp:docPr id="13" name="Picture 13"/>
+          <wp:inline distT="0" distB="0" distL="0" distR="0" wp14:anchorId="3F37295E" wp14:editId="556E7E7D">
+            <wp:extent cx="4505325" cy="1790700"/>
+            <wp:effectExtent l="0" t="0" r="9525" b="0"/>
+            <wp:docPr id="3" name="Рисунок 3"/>
             <wp:cNvGraphicFramePr>
               <a:graphicFrameLocks xmlns:a="http://schemas.openxmlformats.org/drawingml/2006/main" noChangeAspect="1"/>
             </wp:cNvGraphicFramePr>
@@ -675,23 +2381,36 @@
               <a:graphicData uri="http://schemas.openxmlformats.org/drawingml/2006/picture">
                 <pic:pic xmlns:pic="http://schemas.openxmlformats.org/drawingml/2006/picture">
                   <pic:nvPicPr>
-                    <pic:cNvPr id="1" name=""/>
-                    <pic:cNvPicPr/>
+                    <pic:cNvPr id="0" name="Picture 17"/>
+                    <pic:cNvPicPr>
+                      <a:picLocks noChangeAspect="1" noChangeArrowheads="1"/>
+                    </pic:cNvPicPr>
                   </pic:nvPicPr>
                   <pic:blipFill>
-                    <a:blip r:embed="rId10"/>
+                    <a:blip r:embed="rId24">
+                      <a:extLst>
+                        <a:ext uri="{28A0092B-C50C-407E-A947-70E740481C1C}">
+                          <a14:useLocalDpi xmlns:a14="http://schemas.microsoft.com/office/drawing/2010/main" val="0"/>
+                        </a:ext>
+                      </a:extLst>
+                    </a:blip>
+                    <a:srcRect/>
                     <a:stretch>
                       <a:fillRect/>
                     </a:stretch>
                   </pic:blipFill>
-                  <pic:spPr>
+                  <pic:spPr bwMode="auto">
                     <a:xfrm>
                       <a:off x="0" y="0"/>
-                      <a:ext cx="5940425" cy="6504940"/>
+                      <a:ext cx="4505325" cy="1790700"/>
                     </a:xfrm>
                     <a:prstGeom prst="rect">
                       <a:avLst/>
                     </a:prstGeom>
+                    <a:noFill/>
+                    <a:ln>
+                      <a:noFill/>
+                    </a:ln>
                   </pic:spPr>
                 </pic:pic>
               </a:graphicData>
@@ -701,16 +2420,29 @@
       </w:r>
     </w:p>
     <w:p>
+      <w:pPr>
+        <w:spacing w:after="0" w:line="240" w:lineRule="auto"/>
+        <w:rPr>
+          <w:rFonts w:ascii="Times New Roman" w:eastAsia="Times New Roman" w:hAnsi="Times New Roman" w:cs="Times New Roman"/>
+          <w:sz w:val="28"/>
+          <w:szCs w:val="28"/>
+          <w:lang w:val="en-US"/>
+        </w:rPr>
+      </w:pPr>
       <w:r>
         <w:rPr>
+          <w:rFonts w:ascii="Times New Roman" w:eastAsia="Times New Roman" w:hAnsi="Times New Roman" w:cs="Times New Roman"/>
           <w:noProof/>
+          <w:sz w:val="28"/>
+          <w:szCs w:val="28"/>
+          <w:lang w:val="en-US"/>
         </w:rPr>
         <w:lastRenderedPageBreak/>
         <w:drawing>
-          <wp:inline distT="0" distB="0" distL="0" distR="0" wp14:anchorId="0EAEFCFD" wp14:editId="6A2C2EA1">
-            <wp:extent cx="5940425" cy="6896100"/>
-            <wp:effectExtent l="0" t="0" r="3175" b="0"/>
-            <wp:docPr id="14" name="Picture 14"/>
+          <wp:inline distT="0" distB="0" distL="0" distR="0" wp14:anchorId="423ADF8D" wp14:editId="276A942B">
+            <wp:extent cx="5934075" cy="1190625"/>
+            <wp:effectExtent l="0" t="0" r="9525" b="9525"/>
+            <wp:docPr id="2" name="Рисунок 2"/>
             <wp:cNvGraphicFramePr>
               <a:graphicFrameLocks xmlns:a="http://schemas.openxmlformats.org/drawingml/2006/main" noChangeAspect="1"/>
             </wp:cNvGraphicFramePr>
@@ -718,23 +2450,36 @@
               <a:graphicData uri="http://schemas.openxmlformats.org/drawingml/2006/picture">
                 <pic:pic xmlns:pic="http://schemas.openxmlformats.org/drawingml/2006/picture">
                   <pic:nvPicPr>
-                    <pic:cNvPr id="1" name=""/>
-                    <pic:cNvPicPr/>
+                    <pic:cNvPr id="0" name="Рисунок 1"/>
+                    <pic:cNvPicPr>
+                      <a:picLocks noChangeAspect="1" noChangeArrowheads="1"/>
+                    </pic:cNvPicPr>
                   </pic:nvPicPr>
                   <pic:blipFill>
-                    <a:blip r:embed="rId11"/>
+                    <a:blip r:embed="rId25">
+                      <a:extLst>
+                        <a:ext uri="{28A0092B-C50C-407E-A947-70E740481C1C}">
+                          <a14:useLocalDpi xmlns:a14="http://schemas.microsoft.com/office/drawing/2010/main" val="0"/>
+                        </a:ext>
+                      </a:extLst>
+                    </a:blip>
+                    <a:srcRect/>
                     <a:stretch>
                       <a:fillRect/>
                     </a:stretch>
                   </pic:blipFill>
-                  <pic:spPr>
+                  <pic:spPr bwMode="auto">
                     <a:xfrm>
                       <a:off x="0" y="0"/>
-                      <a:ext cx="5940425" cy="6896100"/>
+                      <a:ext cx="5934075" cy="1190625"/>
                     </a:xfrm>
                     <a:prstGeom prst="rect">
                       <a:avLst/>
                     </a:prstGeom>
+                    <a:noFill/>
+                    <a:ln>
+                      <a:noFill/>
+                    </a:ln>
                   </pic:spPr>
                 </pic:pic>
               </a:graphicData>
@@ -744,225 +2489,277 @@
       </w:r>
     </w:p>
     <w:p>
+      <w:pPr>
+        <w:spacing w:after="0" w:line="240" w:lineRule="auto"/>
+        <w:rPr>
+          <w:rFonts w:ascii="Times New Roman" w:eastAsia="Times New Roman" w:hAnsi="Times New Roman" w:cs="Times New Roman"/>
+          <w:sz w:val="24"/>
+        </w:rPr>
+      </w:pPr>
       <w:r>
         <w:rPr>
+          <w:rFonts w:ascii="Times New Roman" w:eastAsia="Times New Roman" w:hAnsi="Times New Roman" w:cs="Times New Roman"/>
+          <w:sz w:val="28"/>
+          <w:szCs w:val="28"/>
+        </w:rPr>
+        <w:t>Эксперимент 1</w:t>
+      </w:r>
+      <w:r>
+        <w:rPr>
+          <w:rFonts w:ascii="Times New Roman" w:eastAsia="Times New Roman" w:hAnsi="Times New Roman" w:cs="Times New Roman"/>
+          <w:sz w:val="24"/>
+        </w:rPr>
+        <w:br w:type="textWrapping" w:clear="all"/>
+      </w:r>
+    </w:p>
+    <w:p>
+      <w:pPr>
+        <w:spacing w:after="0" w:line="240" w:lineRule="auto"/>
+        <w:jc w:val="both"/>
+        <w:rPr>
+          <w:rFonts w:ascii="Times New Roman" w:eastAsia="Times New Roman" w:hAnsi="Times New Roman" w:cs="Times New Roman"/>
+          <w:sz w:val="24"/>
+        </w:rPr>
+      </w:pPr>
+      <w:r>
+        <w:rPr>
+          <w:rFonts w:ascii="Times New Roman" w:eastAsia="Times New Roman" w:hAnsi="Times New Roman" w:cs="Times New Roman"/>
           <w:noProof/>
-        </w:rPr>
-        <w:lastRenderedPageBreak/>
+          <w:sz w:val="24"/>
+          <w:lang w:val="en-US"/>
+        </w:rPr>
         <w:drawing>
-          <wp:inline distT="0" distB="0" distL="0" distR="0" wp14:anchorId="3C05C396" wp14:editId="442D16F3">
-            <wp:extent cx="5940425" cy="4093845"/>
-            <wp:effectExtent l="0" t="0" r="3175" b="1905"/>
-            <wp:docPr id="15" name="Picture 15"/>
-            <wp:cNvGraphicFramePr>
-              <a:graphicFrameLocks xmlns:a="http://schemas.openxmlformats.org/drawingml/2006/main" noChangeAspect="1"/>
-            </wp:cNvGraphicFramePr>
+          <wp:inline distT="0" distB="0" distL="0" distR="0" wp14:anchorId="679F0D58" wp14:editId="5AF398C8">
+            <wp:extent cx="5495925" cy="3209925"/>
+            <wp:effectExtent l="0" t="0" r="9525" b="9525"/>
+            <wp:docPr id="75819402" name="Диаграмма 75819402"/>
+            <wp:cNvGraphicFramePr/>
             <a:graphic xmlns:a="http://schemas.openxmlformats.org/drawingml/2006/main">
-              <a:graphicData uri="http://schemas.openxmlformats.org/drawingml/2006/picture">
-                <pic:pic xmlns:pic="http://schemas.openxmlformats.org/drawingml/2006/picture">
-                  <pic:nvPicPr>
-                    <pic:cNvPr id="1" name=""/>
-                    <pic:cNvPicPr/>
-                  </pic:nvPicPr>
-                  <pic:blipFill>
-                    <a:blip r:embed="rId12"/>
-                    <a:stretch>
-                      <a:fillRect/>
-                    </a:stretch>
-                  </pic:blipFill>
-                  <pic:spPr>
-                    <a:xfrm>
-                      <a:off x="0" y="0"/>
-                      <a:ext cx="5940425" cy="4093845"/>
-                    </a:xfrm>
-                    <a:prstGeom prst="rect">
-                      <a:avLst/>
-                    </a:prstGeom>
-                  </pic:spPr>
-                </pic:pic>
+              <a:graphicData uri="http://schemas.openxmlformats.org/drawingml/2006/chart">
+                <c:chart xmlns:c="http://schemas.openxmlformats.org/drawingml/2006/chart" xmlns:r="http://schemas.openxmlformats.org/officeDocument/2006/relationships" r:id="rId26"/>
               </a:graphicData>
             </a:graphic>
           </wp:inline>
         </w:drawing>
       </w:r>
     </w:p>
-    <w:p/>
-    <w:p/>
-    <w:p>
-      <w:pPr>
-        <w:rPr>
-          <w:b/>
-          <w:sz w:val="32"/>
-          <w:szCs w:val="32"/>
+    <w:p>
+      <w:pPr>
+        <w:spacing w:after="0" w:line="240" w:lineRule="auto"/>
+        <w:jc w:val="both"/>
+        <w:rPr>
+          <w:rFonts w:ascii="Times New Roman" w:eastAsia="Times New Roman" w:hAnsi="Times New Roman" w:cs="Times New Roman"/>
+          <w:sz w:val="28"/>
+          <w:szCs w:val="28"/>
+        </w:rPr>
+      </w:pPr>
+    </w:p>
+    <w:p>
+      <w:pPr>
+        <w:spacing w:after="0" w:line="240" w:lineRule="auto"/>
+        <w:jc w:val="both"/>
+        <w:rPr>
+          <w:rFonts w:ascii="Times New Roman" w:eastAsia="Times New Roman" w:hAnsi="Times New Roman" w:cs="Times New Roman"/>
+          <w:sz w:val="28"/>
+          <w:szCs w:val="28"/>
         </w:rPr>
       </w:pPr>
       <w:r>
-        <w:br/>
+        <w:rPr>
+          <w:rFonts w:ascii="Times New Roman" w:eastAsia="Times New Roman" w:hAnsi="Times New Roman" w:cs="Times New Roman"/>
+          <w:sz w:val="28"/>
+          <w:szCs w:val="28"/>
+        </w:rPr>
+        <w:t>Эксперимент 2</w:t>
       </w:r>
+    </w:p>
+    <w:p>
+      <w:pPr>
+        <w:spacing w:after="0" w:line="240" w:lineRule="auto"/>
+        <w:jc w:val="both"/>
+        <w:rPr>
+          <w:rFonts w:ascii="Times New Roman" w:eastAsia="Times New Roman" w:hAnsi="Times New Roman" w:cs="Times New Roman"/>
+          <w:sz w:val="24"/>
+        </w:rPr>
+      </w:pPr>
       <w:r>
-        <w:br/>
-      </w:r>
-      <w:r>
-        <w:br/>
-      </w:r>
-      <w:r>
-        <w:rPr>
-          <w:b/>
-          <w:sz w:val="32"/>
-          <w:szCs w:val="32"/>
-        </w:rPr>
-        <w:t>М</w:t>
-      </w:r>
-      <w:r>
-        <w:rPr>
-          <w:b/>
-          <w:sz w:val="32"/>
-          <w:szCs w:val="32"/>
-        </w:rPr>
-        <w:t>а</w:t>
-      </w:r>
-      <w:r>
-        <w:rPr>
-          <w:b/>
-          <w:sz w:val="32"/>
-          <w:szCs w:val="32"/>
-        </w:rPr>
-        <w:t>ке</w:t>
-      </w:r>
-      <w:r>
-        <w:rPr>
-          <w:b/>
-          <w:sz w:val="32"/>
-          <w:szCs w:val="32"/>
-        </w:rPr>
-        <w:t>т</w:t>
-      </w:r>
-      <w:r>
-        <w:rPr>
-          <w:b/>
-          <w:sz w:val="32"/>
-          <w:szCs w:val="32"/>
-        </w:rPr>
-        <w:br/>
-      </w:r>
-      <w:r>
-        <w:rPr>
-          <w:b/>
+        <w:rPr>
+          <w:rFonts w:ascii="Times New Roman" w:eastAsia="Times New Roman" w:hAnsi="Times New Roman" w:cs="Times New Roman"/>
           <w:noProof/>
-          <w:sz w:val="32"/>
-          <w:szCs w:val="32"/>
+          <w:sz w:val="24"/>
+          <w:lang w:val="en-US"/>
         </w:rPr>
         <w:drawing>
-          <wp:inline distT="0" distB="0" distL="0" distR="0" wp14:anchorId="10D650BB" wp14:editId="08E3D15B">
-            <wp:extent cx="5820587" cy="4210638"/>
-            <wp:effectExtent l="0" t="0" r="0" b="0"/>
-            <wp:docPr id="16" name="Picture 16"/>
-            <wp:cNvGraphicFramePr>
-              <a:graphicFrameLocks xmlns:a="http://schemas.openxmlformats.org/drawingml/2006/main" noChangeAspect="1"/>
-            </wp:cNvGraphicFramePr>
+          <wp:inline distT="0" distB="0" distL="0" distR="0" wp14:anchorId="5BCFE31A" wp14:editId="3A51D186">
+            <wp:extent cx="5495925" cy="3209925"/>
+            <wp:effectExtent l="0" t="0" r="9525" b="9525"/>
+            <wp:docPr id="382975453" name="Диаграмма 382975453"/>
+            <wp:cNvGraphicFramePr/>
             <a:graphic xmlns:a="http://schemas.openxmlformats.org/drawingml/2006/main">
-              <a:graphicData uri="http://schemas.openxmlformats.org/drawingml/2006/picture">
-                <pic:pic xmlns:pic="http://schemas.openxmlformats.org/drawingml/2006/picture">
-                  <pic:nvPicPr>
-                    <pic:cNvPr id="1" name=""/>
-                    <pic:cNvPicPr/>
-                  </pic:nvPicPr>
-                  <pic:blipFill>
-                    <a:blip r:embed="rId13"/>
-                    <a:stretch>
-                      <a:fillRect/>
-                    </a:stretch>
-                  </pic:blipFill>
-                  <pic:spPr>
-                    <a:xfrm>
-                      <a:off x="0" y="0"/>
-                      <a:ext cx="5820587" cy="4210638"/>
-                    </a:xfrm>
-                    <a:prstGeom prst="rect">
-                      <a:avLst/>
-                    </a:prstGeom>
-                  </pic:spPr>
-                </pic:pic>
+              <a:graphicData uri="http://schemas.openxmlformats.org/drawingml/2006/chart">
+                <c:chart xmlns:c="http://schemas.openxmlformats.org/drawingml/2006/chart" xmlns:r="http://schemas.openxmlformats.org/officeDocument/2006/relationships" r:id="rId27"/>
               </a:graphicData>
             </a:graphic>
           </wp:inline>
         </w:drawing>
       </w:r>
+    </w:p>
+    <w:p>
+      <w:pPr>
+        <w:spacing w:after="0" w:line="240" w:lineRule="auto"/>
+        <w:jc w:val="both"/>
+        <w:rPr>
+          <w:rFonts w:ascii="Times New Roman" w:eastAsia="Times New Roman" w:hAnsi="Times New Roman" w:cs="Times New Roman"/>
+          <w:sz w:val="28"/>
+          <w:szCs w:val="28"/>
+          <w:lang w:val="en-US"/>
+        </w:rPr>
+      </w:pPr>
+    </w:p>
+    <w:p>
+      <w:pPr>
+        <w:spacing w:after="0" w:line="240" w:lineRule="auto"/>
+        <w:jc w:val="both"/>
+        <w:rPr>
+          <w:rFonts w:ascii="Times New Roman" w:eastAsia="Times New Roman" w:hAnsi="Times New Roman" w:cs="Times New Roman"/>
+          <w:sz w:val="28"/>
+          <w:szCs w:val="28"/>
+        </w:rPr>
+      </w:pPr>
+    </w:p>
+    <w:p>
+      <w:pPr>
+        <w:spacing w:after="0" w:line="240" w:lineRule="auto"/>
+        <w:jc w:val="both"/>
+        <w:rPr>
+          <w:rFonts w:ascii="Times New Roman" w:eastAsia="Times New Roman" w:hAnsi="Times New Roman" w:cs="Times New Roman"/>
+          <w:sz w:val="28"/>
+          <w:szCs w:val="28"/>
+        </w:rPr>
+      </w:pPr>
+    </w:p>
+    <w:p>
+      <w:pPr>
+        <w:spacing w:after="0" w:line="240" w:lineRule="auto"/>
+        <w:jc w:val="both"/>
+        <w:rPr>
+          <w:rFonts w:ascii="Times New Roman" w:eastAsia="Times New Roman" w:hAnsi="Times New Roman" w:cs="Times New Roman"/>
+          <w:sz w:val="28"/>
+          <w:szCs w:val="28"/>
+        </w:rPr>
+      </w:pPr>
+    </w:p>
+    <w:p>
+      <w:pPr>
+        <w:spacing w:after="0" w:line="240" w:lineRule="auto"/>
+        <w:jc w:val="both"/>
+        <w:rPr>
+          <w:rFonts w:ascii="Times New Roman" w:eastAsia="Times New Roman" w:hAnsi="Times New Roman" w:cs="Times New Roman"/>
+          <w:sz w:val="28"/>
+          <w:szCs w:val="28"/>
+        </w:rPr>
+      </w:pPr>
+    </w:p>
+    <w:p>
+      <w:pPr>
+        <w:spacing w:after="0" w:line="240" w:lineRule="auto"/>
+        <w:jc w:val="both"/>
+        <w:rPr>
+          <w:rFonts w:ascii="Times New Roman" w:eastAsia="Times New Roman" w:hAnsi="Times New Roman" w:cs="Times New Roman"/>
+          <w:sz w:val="28"/>
+          <w:szCs w:val="28"/>
+        </w:rPr>
+      </w:pPr>
+    </w:p>
+    <w:p>
+      <w:pPr>
+        <w:spacing w:after="0" w:line="240" w:lineRule="auto"/>
+        <w:jc w:val="both"/>
+        <w:rPr>
+          <w:rFonts w:ascii="Times New Roman" w:eastAsia="Times New Roman" w:hAnsi="Times New Roman" w:cs="Times New Roman"/>
+          <w:sz w:val="28"/>
+          <w:szCs w:val="28"/>
+        </w:rPr>
+      </w:pPr>
+    </w:p>
+    <w:p>
+      <w:pPr>
+        <w:spacing w:after="0" w:line="240" w:lineRule="auto"/>
+        <w:jc w:val="both"/>
+        <w:rPr>
+          <w:rFonts w:ascii="Times New Roman" w:eastAsia="Times New Roman" w:hAnsi="Times New Roman" w:cs="Times New Roman"/>
+          <w:sz w:val="28"/>
+          <w:szCs w:val="28"/>
+        </w:rPr>
+      </w:pPr>
+    </w:p>
+    <w:p>
+      <w:pPr>
+        <w:spacing w:after="0" w:line="240" w:lineRule="auto"/>
+        <w:jc w:val="both"/>
+        <w:rPr>
+          <w:rFonts w:ascii="Times New Roman" w:eastAsia="Times New Roman" w:hAnsi="Times New Roman" w:cs="Times New Roman"/>
+          <w:sz w:val="28"/>
+          <w:szCs w:val="28"/>
+        </w:rPr>
+      </w:pPr>
+    </w:p>
+    <w:p>
+      <w:pPr>
+        <w:spacing w:after="0" w:line="240" w:lineRule="auto"/>
+        <w:jc w:val="both"/>
+        <w:rPr>
+          <w:rFonts w:ascii="Times New Roman" w:eastAsia="Times New Roman" w:hAnsi="Times New Roman" w:cs="Times New Roman"/>
+          <w:sz w:val="28"/>
+          <w:szCs w:val="28"/>
+        </w:rPr>
+      </w:pPr>
+    </w:p>
+    <w:p>
+      <w:pPr>
+        <w:spacing w:after="0" w:line="240" w:lineRule="auto"/>
+        <w:jc w:val="both"/>
+        <w:rPr>
+          <w:rFonts w:ascii="Times New Roman" w:eastAsia="Times New Roman" w:hAnsi="Times New Roman" w:cs="Times New Roman"/>
+          <w:sz w:val="28"/>
+          <w:szCs w:val="28"/>
+        </w:rPr>
+      </w:pPr>
       <w:r>
         <w:rPr>
-          <w:b/>
-          <w:sz w:val="32"/>
-          <w:szCs w:val="32"/>
-        </w:rPr>
-        <w:br/>
+          <w:rFonts w:ascii="Times New Roman" w:eastAsia="Times New Roman" w:hAnsi="Times New Roman" w:cs="Times New Roman"/>
+          <w:sz w:val="28"/>
+          <w:szCs w:val="28"/>
+        </w:rPr>
+        <w:t>Эксперимент 3</w:t>
       </w:r>
+    </w:p>
+    <w:p>
+      <w:pPr>
+        <w:spacing w:after="0" w:line="240" w:lineRule="auto"/>
+        <w:jc w:val="both"/>
+        <w:rPr>
+          <w:rFonts w:ascii="Times New Roman" w:eastAsia="Times New Roman" w:hAnsi="Times New Roman" w:cs="Times New Roman"/>
+          <w:sz w:val="24"/>
+          <w:lang w:val="en-US"/>
+        </w:rPr>
+      </w:pPr>
       <w:r>
         <w:rPr>
-          <w:b/>
-          <w:sz w:val="32"/>
-          <w:szCs w:val="32"/>
-        </w:rPr>
-        <w:br/>
-      </w:r>
-      <w:r>
-        <w:lastRenderedPageBreak/>
-        <w:br/>
-      </w:r>
-      <w:r>
-        <w:rPr>
-          <w:b/>
-          <w:sz w:val="32"/>
-          <w:szCs w:val="32"/>
-        </w:rPr>
-        <w:t>Далее запустил модель и получил:</w:t>
-      </w:r>
-    </w:p>
-    <w:p>
-      <w:pPr>
-        <w:rPr>
-          <w:b/>
-          <w:sz w:val="32"/>
-          <w:szCs w:val="32"/>
-        </w:rPr>
-      </w:pPr>
-      <w:r>
-        <w:rPr>
-          <w:b/>
+          <w:rFonts w:ascii="Times New Roman" w:eastAsia="Times New Roman" w:hAnsi="Times New Roman" w:cs="Times New Roman"/>
           <w:noProof/>
-          <w:sz w:val="32"/>
-          <w:szCs w:val="32"/>
+          <w:sz w:val="24"/>
+          <w:lang w:val="en-US"/>
         </w:rPr>
         <w:drawing>
-          <wp:inline distT="0" distB="0" distL="0" distR="0" wp14:anchorId="26E3451C" wp14:editId="77DF0DB9">
-            <wp:extent cx="5940425" cy="3458210"/>
-            <wp:effectExtent l="0" t="0" r="3175" b="8890"/>
-            <wp:docPr id="17" name="Picture 17"/>
-            <wp:cNvGraphicFramePr>
-              <a:graphicFrameLocks xmlns:a="http://schemas.openxmlformats.org/drawingml/2006/main" noChangeAspect="1"/>
-            </wp:cNvGraphicFramePr>
+          <wp:inline distT="0" distB="0" distL="0" distR="0" wp14:anchorId="51483922" wp14:editId="6A9140FE">
+            <wp:extent cx="5495925" cy="3209925"/>
+            <wp:effectExtent l="0" t="0" r="9525" b="9525"/>
+            <wp:docPr id="1959195196" name="Диаграмма 1959195196"/>
+            <wp:cNvGraphicFramePr/>
             <a:graphic xmlns:a="http://schemas.openxmlformats.org/drawingml/2006/main">
-              <a:graphicData uri="http://schemas.openxmlformats.org/drawingml/2006/picture">
-                <pic:pic xmlns:pic="http://schemas.openxmlformats.org/drawingml/2006/picture">
-                  <pic:nvPicPr>
-                    <pic:cNvPr id="1" name=""/>
-                    <pic:cNvPicPr/>
-                  </pic:nvPicPr>
-                  <pic:blipFill>
-                    <a:blip r:embed="rId14"/>
-                    <a:stretch>
-                      <a:fillRect/>
-                    </a:stretch>
-                  </pic:blipFill>
-                  <pic:spPr>
-                    <a:xfrm>
-                      <a:off x="0" y="0"/>
-                      <a:ext cx="5940425" cy="3458210"/>
-                    </a:xfrm>
-                    <a:prstGeom prst="rect">
-                      <a:avLst/>
-                    </a:prstGeom>
-                  </pic:spPr>
-                </pic:pic>
+              <a:graphicData uri="http://schemas.openxmlformats.org/drawingml/2006/chart">
+                <c:chart xmlns:c="http://schemas.openxmlformats.org/drawingml/2006/chart" xmlns:r="http://schemas.openxmlformats.org/officeDocument/2006/relationships" r:id="rId28"/>
               </a:graphicData>
             </a:graphic>
           </wp:inline>
@@ -971,212 +2768,135 @@
     </w:p>
     <w:p>
       <w:pPr>
+        <w:spacing w:after="0" w:line="240" w:lineRule="auto"/>
+        <w:jc w:val="both"/>
+        <w:rPr>
+          <w:rFonts w:ascii="Times New Roman" w:eastAsia="Times New Roman" w:hAnsi="Times New Roman" w:cs="Times New Roman"/>
+          <w:sz w:val="24"/>
+        </w:rPr>
+      </w:pPr>
+    </w:p>
+    <w:p>
+      <w:pPr>
+        <w:spacing w:after="0" w:line="240" w:lineRule="auto"/>
+        <w:jc w:val="both"/>
+        <w:rPr>
+          <w:rFonts w:ascii="Times New Roman" w:eastAsia="Times New Roman" w:hAnsi="Times New Roman" w:cs="Times New Roman"/>
+          <w:b/>
+          <w:bCs/>
+          <w:sz w:val="28"/>
+          <w:szCs w:val="28"/>
+        </w:rPr>
+      </w:pPr>
+      <w:r>
+        <w:rPr>
+          <w:rFonts w:ascii="Times New Roman" w:eastAsia="Times New Roman" w:hAnsi="Times New Roman" w:cs="Times New Roman"/>
+          <w:b/>
+          <w:bCs/>
+          <w:sz w:val="28"/>
+          <w:szCs w:val="28"/>
+        </w:rPr>
+        <w:t>Вывод:</w:t>
+      </w:r>
+    </w:p>
+    <w:p>
+      <w:pPr>
+        <w:spacing w:after="0" w:line="240" w:lineRule="auto"/>
+        <w:jc w:val="both"/>
+        <w:rPr>
+          <w:rFonts w:ascii="Times New Roman" w:eastAsia="Times New Roman" w:hAnsi="Times New Roman" w:cs="Times New Roman"/>
+          <w:sz w:val="28"/>
+          <w:szCs w:val="28"/>
+        </w:rPr>
+      </w:pPr>
+      <w:r>
+        <w:rPr>
+          <w:rFonts w:ascii="Times New Roman" w:eastAsia="Times New Roman" w:hAnsi="Times New Roman" w:cs="Times New Roman"/>
+          <w:sz w:val="28"/>
+          <w:szCs w:val="28"/>
+        </w:rPr>
+        <w:t>1)</w:t>
+      </w:r>
+      <w:r>
+        <w:rPr>
+          <w:rFonts w:ascii="Times New Roman" w:eastAsia="Times New Roman" w:hAnsi="Times New Roman" w:cs="Times New Roman"/>
+          <w:sz w:val="28"/>
+          <w:szCs w:val="28"/>
+        </w:rPr>
+        <w:t>Я</w:t>
+      </w:r>
+      <w:r>
+        <w:rPr>
+          <w:rFonts w:ascii="Times New Roman" w:eastAsia="Times New Roman" w:hAnsi="Times New Roman" w:cs="Times New Roman"/>
+          <w:sz w:val="28"/>
+          <w:szCs w:val="28"/>
+        </w:rPr>
+        <w:t xml:space="preserve"> построил имитационную модель с системой массового обслуживания с задержкой</w:t>
+      </w:r>
+    </w:p>
+    <w:p>
+      <w:pPr>
+        <w:spacing w:after="0" w:line="240" w:lineRule="auto"/>
+        <w:jc w:val="both"/>
+        <w:rPr>
+          <w:rFonts w:ascii="Times New Roman" w:eastAsia="Times New Roman" w:hAnsi="Times New Roman" w:cs="Times New Roman"/>
+          <w:sz w:val="28"/>
+          <w:szCs w:val="28"/>
+        </w:rPr>
+      </w:pPr>
+      <w:r>
+        <w:rPr>
+          <w:rFonts w:ascii="Times New Roman" w:eastAsia="Times New Roman" w:hAnsi="Times New Roman" w:cs="Times New Roman"/>
+          <w:sz w:val="28"/>
+          <w:szCs w:val="28"/>
+        </w:rPr>
+        <w:t>2)Результаты имитационной модели близки к аналитическому способу получения результатов</w:t>
+      </w:r>
+    </w:p>
+    <w:p>
+      <w:pPr>
+        <w:spacing w:after="0" w:line="240" w:lineRule="auto"/>
+        <w:jc w:val="both"/>
+        <w:rPr>
+          <w:rFonts w:ascii="Times New Roman" w:eastAsia="Times New Roman" w:hAnsi="Times New Roman" w:cs="Times New Roman"/>
+          <w:sz w:val="28"/>
+          <w:szCs w:val="28"/>
+        </w:rPr>
+      </w:pPr>
+      <w:r>
+        <w:rPr>
+          <w:rFonts w:ascii="Times New Roman" w:eastAsia="Times New Roman" w:hAnsi="Times New Roman" w:cs="Times New Roman"/>
+          <w:sz w:val="28"/>
+          <w:szCs w:val="28"/>
+        </w:rPr>
+        <w:t>3)</w:t>
+      </w:r>
+      <w:r>
+        <w:rPr>
+          <w:rFonts w:ascii="Times New Roman" w:eastAsia="Times New Roman" w:hAnsi="Times New Roman" w:cs="Times New Roman"/>
+          <w:sz w:val="28"/>
+          <w:szCs w:val="28"/>
+        </w:rPr>
+        <w:t>Я</w:t>
+      </w:r>
+      <w:r>
+        <w:rPr>
+          <w:rFonts w:ascii="Times New Roman" w:eastAsia="Times New Roman" w:hAnsi="Times New Roman" w:cs="Times New Roman"/>
+          <w:sz w:val="28"/>
+          <w:szCs w:val="28"/>
+        </w:rPr>
+        <w:t xml:space="preserve"> исследовал функционирование двухфазной СМО, проведя 3 эксперимента</w:t>
+      </w:r>
+    </w:p>
+    <w:p>
+      <w:pPr>
         <w:rPr>
           <w:rFonts w:cstheme="minorHAnsi"/>
           <w:b/>
           <w:sz w:val="32"/>
           <w:szCs w:val="32"/>
-          <w:lang w:val="en-US"/>
-        </w:rPr>
-      </w:pPr>
-      <w:r>
-        <w:rPr>
-          <w:rFonts w:cstheme="minorHAnsi"/>
-          <w:b/>
-          <w:sz w:val="32"/>
-          <w:szCs w:val="32"/>
-        </w:rPr>
-        <w:t xml:space="preserve">Первая </w:t>
-      </w:r>
-      <w:r>
-        <w:rPr>
-          <w:rFonts w:cstheme="minorHAnsi"/>
-          <w:b/>
-          <w:sz w:val="32"/>
-          <w:szCs w:val="32"/>
-        </w:rPr>
-        <w:t>Таблица</w:t>
-      </w:r>
-      <w:r>
-        <w:rPr>
-          <w:rFonts w:cstheme="minorHAnsi"/>
-          <w:b/>
-          <w:sz w:val="32"/>
-          <w:szCs w:val="32"/>
-          <w:lang w:val="en-US"/>
-        </w:rPr>
-        <w:t>:</w:t>
-      </w:r>
-    </w:p>
-    <w:p>
-      <w:pPr>
-        <w:rPr>
-          <w:rFonts w:cstheme="minorHAnsi"/>
-          <w:b/>
-          <w:sz w:val="32"/>
-          <w:szCs w:val="32"/>
-          <w:lang w:val="en-US"/>
-        </w:rPr>
-      </w:pPr>
-      <w:r>
-        <w:rPr>
-          <w:rFonts w:cstheme="minorHAnsi"/>
-          <w:b/>
-          <w:noProof/>
-          <w:sz w:val="32"/>
-          <w:szCs w:val="32"/>
-          <w:lang w:val="en-US"/>
-        </w:rPr>
-        <w:drawing>
-          <wp:inline distT="0" distB="0" distL="0" distR="0" wp14:anchorId="431E6825" wp14:editId="008E29B0">
-            <wp:extent cx="5940425" cy="3141980"/>
-            <wp:effectExtent l="0" t="0" r="3175" b="1270"/>
-            <wp:docPr id="18" name="Picture 18"/>
-            <wp:cNvGraphicFramePr>
-              <a:graphicFrameLocks xmlns:a="http://schemas.openxmlformats.org/drawingml/2006/main" noChangeAspect="1"/>
-            </wp:cNvGraphicFramePr>
-            <a:graphic xmlns:a="http://schemas.openxmlformats.org/drawingml/2006/main">
-              <a:graphicData uri="http://schemas.openxmlformats.org/drawingml/2006/picture">
-                <pic:pic xmlns:pic="http://schemas.openxmlformats.org/drawingml/2006/picture">
-                  <pic:nvPicPr>
-                    <pic:cNvPr id="1" name=""/>
-                    <pic:cNvPicPr/>
-                  </pic:nvPicPr>
-                  <pic:blipFill>
-                    <a:blip r:embed="rId15"/>
-                    <a:stretch>
-                      <a:fillRect/>
-                    </a:stretch>
-                  </pic:blipFill>
-                  <pic:spPr>
-                    <a:xfrm>
-                      <a:off x="0" y="0"/>
-                      <a:ext cx="5940425" cy="3141980"/>
-                    </a:xfrm>
-                    <a:prstGeom prst="rect">
-                      <a:avLst/>
-                    </a:prstGeom>
-                  </pic:spPr>
-                </pic:pic>
-              </a:graphicData>
-            </a:graphic>
-          </wp:inline>
-        </w:drawing>
-      </w:r>
-    </w:p>
-    <w:p>
-      <w:pPr>
-        <w:rPr>
-          <w:rFonts w:cstheme="minorHAnsi"/>
-          <w:b/>
-          <w:sz w:val="32"/>
-          <w:szCs w:val="32"/>
-          <w:lang w:val="en-US"/>
-        </w:rPr>
-      </w:pPr>
-    </w:p>
-    <w:p>
-      <w:pPr>
-        <w:rPr>
-          <w:rFonts w:cstheme="minorHAnsi"/>
-          <w:b/>
-          <w:sz w:val="32"/>
-          <w:szCs w:val="32"/>
-          <w:lang w:val="en-US"/>
-        </w:rPr>
-      </w:pPr>
-      <w:r>
-        <w:rPr>
-          <w:rFonts w:cstheme="minorHAnsi"/>
-          <w:b/>
-          <w:sz w:val="32"/>
-          <w:szCs w:val="32"/>
-        </w:rPr>
-        <w:t xml:space="preserve">Вторая </w:t>
-      </w:r>
-      <w:r>
-        <w:rPr>
-          <w:rFonts w:cstheme="minorHAnsi"/>
-          <w:b/>
-          <w:sz w:val="32"/>
-          <w:szCs w:val="32"/>
-        </w:rPr>
-        <w:t>Таблица</w:t>
-      </w:r>
-      <w:r>
-        <w:rPr>
-          <w:rFonts w:cstheme="minorHAnsi"/>
-          <w:b/>
-          <w:sz w:val="32"/>
-          <w:szCs w:val="32"/>
-          <w:lang w:val="en-US"/>
-        </w:rPr>
-        <w:t>:</w:t>
-      </w:r>
-    </w:p>
-    <w:p>
-      <w:pPr>
-        <w:rPr>
-          <w:rFonts w:cstheme="minorHAnsi"/>
-          <w:b/>
-          <w:sz w:val="32"/>
-          <w:szCs w:val="32"/>
-        </w:rPr>
-      </w:pPr>
-    </w:p>
-    <w:p>
-      <w:pPr>
-        <w:rPr>
-          <w:rFonts w:cstheme="minorHAnsi"/>
-          <w:b/>
-          <w:sz w:val="32"/>
-          <w:szCs w:val="32"/>
-        </w:rPr>
-      </w:pPr>
-      <w:r>
-        <w:rPr>
-          <w:rFonts w:cstheme="minorHAnsi"/>
-          <w:b/>
-          <w:noProof/>
-          <w:sz w:val="32"/>
-          <w:szCs w:val="32"/>
-        </w:rPr>
-        <w:drawing>
-          <wp:inline distT="0" distB="0" distL="0" distR="0" wp14:anchorId="68E1FB09" wp14:editId="406867A8">
-            <wp:extent cx="5940425" cy="1103630"/>
-            <wp:effectExtent l="0" t="0" r="3175" b="1270"/>
-            <wp:docPr id="19" name="Picture 19"/>
-            <wp:cNvGraphicFramePr>
-              <a:graphicFrameLocks xmlns:a="http://schemas.openxmlformats.org/drawingml/2006/main" noChangeAspect="1"/>
-            </wp:cNvGraphicFramePr>
-            <a:graphic xmlns:a="http://schemas.openxmlformats.org/drawingml/2006/main">
-              <a:graphicData uri="http://schemas.openxmlformats.org/drawingml/2006/picture">
-                <pic:pic xmlns:pic="http://schemas.openxmlformats.org/drawingml/2006/picture">
-                  <pic:nvPicPr>
-                    <pic:cNvPr id="1" name=""/>
-                    <pic:cNvPicPr/>
-                  </pic:nvPicPr>
-                  <pic:blipFill>
-                    <a:blip r:embed="rId16"/>
-                    <a:stretch>
-                      <a:fillRect/>
-                    </a:stretch>
-                  </pic:blipFill>
-                  <pic:spPr>
-                    <a:xfrm>
-                      <a:off x="0" y="0"/>
-                      <a:ext cx="5940425" cy="1103630"/>
-                    </a:xfrm>
-                    <a:prstGeom prst="rect">
-                      <a:avLst/>
-                    </a:prstGeom>
-                  </pic:spPr>
-                </pic:pic>
-              </a:graphicData>
-            </a:graphic>
-          </wp:inline>
-        </w:drawing>
-      </w:r>
+        </w:rPr>
+      </w:pPr>
     </w:p>
     <w:sectPr>
       <w:pgSz w:w="11906" w:h="16838"/>
@@ -1922,6 +3642,5382 @@
 </w:styles>
 </file>
 
+<file path=word/charts/chart1.xml><?xml version="1.0" encoding="utf-8"?>
+<c:chartSpace xmlns:c="http://schemas.openxmlformats.org/drawingml/2006/chart" xmlns:a="http://schemas.openxmlformats.org/drawingml/2006/main" xmlns:r="http://schemas.openxmlformats.org/officeDocument/2006/relationships" xmlns:c16r2="http://schemas.microsoft.com/office/drawing/2015/06/chart">
+  <c:date1904 val="0"/>
+  <c:lang val="ru-RU"/>
+  <c:roundedCorners val="0"/>
+  <mc:AlternateContent xmlns:mc="http://schemas.openxmlformats.org/markup-compatibility/2006">
+    <mc:Choice xmlns:c14="http://schemas.microsoft.com/office/drawing/2007/8/2/chart" Requires="c14">
+      <c14:style val="102"/>
+    </mc:Choice>
+    <mc:Fallback>
+      <c:style val="2"/>
+    </mc:Fallback>
+  </mc:AlternateContent>
+  <c:chart>
+    <c:autoTitleDeleted val="0"/>
+    <c:plotArea>
+      <c:layout/>
+      <c:lineChart>
+        <c:grouping val="standard"/>
+        <c:varyColors val="0"/>
+        <c:ser>
+          <c:idx val="0"/>
+          <c:order val="0"/>
+          <c:tx>
+            <c:strRef>
+              <c:f>Лист1!$B$1</c:f>
+              <c:strCache>
+                <c:ptCount val="1"/>
+                <c:pt idx="0">
+                  <c:v>M/M/1 Имит.</c:v>
+                </c:pt>
+              </c:strCache>
+            </c:strRef>
+          </c:tx>
+          <c:spPr>
+            <a:ln w="28575" cap="rnd">
+              <a:solidFill>
+                <a:schemeClr val="accent1"/>
+              </a:solidFill>
+              <a:round/>
+            </a:ln>
+            <a:effectLst/>
+          </c:spPr>
+          <c:marker>
+            <c:symbol val="none"/>
+          </c:marker>
+          <c:errBars>
+            <c:errDir val="y"/>
+            <c:errBarType val="both"/>
+            <c:errValType val="cust"/>
+            <c:noEndCap val="0"/>
+            <c:plus>
+              <c:numRef>
+                <c:f>Лист1!$D$2:$D$11</c:f>
+                <c:numCache>
+                  <c:formatCode>General</c:formatCode>
+                  <c:ptCount val="10"/>
+                  <c:pt idx="0">
+                    <c:v>1.115</c:v>
+                  </c:pt>
+                  <c:pt idx="1">
+                    <c:v>1.252</c:v>
+                  </c:pt>
+                  <c:pt idx="2">
+                    <c:v>1.4379999999999999</c:v>
+                  </c:pt>
+                  <c:pt idx="3">
+                    <c:v>1.6559999999999999</c:v>
+                  </c:pt>
+                  <c:pt idx="4">
+                    <c:v>2.1440000000000001</c:v>
+                  </c:pt>
+                  <c:pt idx="5">
+                    <c:v>2.4950000000000001</c:v>
+                  </c:pt>
+                  <c:pt idx="6">
+                    <c:v>3.3330000000000002</c:v>
+                  </c:pt>
+                  <c:pt idx="7">
+                    <c:v>6.2519999999999998</c:v>
+                  </c:pt>
+                  <c:pt idx="8">
+                    <c:v>10.327</c:v>
+                  </c:pt>
+                  <c:pt idx="9">
+                    <c:v>67.209000000000003</c:v>
+                  </c:pt>
+                </c:numCache>
+              </c:numRef>
+            </c:plus>
+            <c:minus>
+              <c:numRef>
+                <c:f>Лист1!$D$2:$D$11</c:f>
+                <c:numCache>
+                  <c:formatCode>General</c:formatCode>
+                  <c:ptCount val="10"/>
+                  <c:pt idx="0">
+                    <c:v>1.115</c:v>
+                  </c:pt>
+                  <c:pt idx="1">
+                    <c:v>1.252</c:v>
+                  </c:pt>
+                  <c:pt idx="2">
+                    <c:v>1.4379999999999999</c:v>
+                  </c:pt>
+                  <c:pt idx="3">
+                    <c:v>1.6559999999999999</c:v>
+                  </c:pt>
+                  <c:pt idx="4">
+                    <c:v>2.1440000000000001</c:v>
+                  </c:pt>
+                  <c:pt idx="5">
+                    <c:v>2.4950000000000001</c:v>
+                  </c:pt>
+                  <c:pt idx="6">
+                    <c:v>3.3330000000000002</c:v>
+                  </c:pt>
+                  <c:pt idx="7">
+                    <c:v>6.2519999999999998</c:v>
+                  </c:pt>
+                  <c:pt idx="8">
+                    <c:v>10.327</c:v>
+                  </c:pt>
+                  <c:pt idx="9">
+                    <c:v>67.209000000000003</c:v>
+                  </c:pt>
+                </c:numCache>
+              </c:numRef>
+            </c:minus>
+            <c:spPr>
+              <a:noFill/>
+              <a:ln w="9525" cap="flat" cmpd="sng" algn="ctr">
+                <a:solidFill>
+                  <a:schemeClr val="accent1"/>
+                </a:solidFill>
+                <a:round/>
+              </a:ln>
+              <a:effectLst/>
+            </c:spPr>
+          </c:errBars>
+          <c:cat>
+            <c:numRef>
+              <c:f>Лист1!$A$2:$A$11</c:f>
+              <c:numCache>
+                <c:formatCode>General</c:formatCode>
+                <c:ptCount val="10"/>
+                <c:pt idx="0">
+                  <c:v>0.11</c:v>
+                </c:pt>
+                <c:pt idx="1">
+                  <c:v>0.21</c:v>
+                </c:pt>
+                <c:pt idx="2">
+                  <c:v>0.31</c:v>
+                </c:pt>
+                <c:pt idx="3">
+                  <c:v>0.41</c:v>
+                </c:pt>
+                <c:pt idx="4">
+                  <c:v>0.51</c:v>
+                </c:pt>
+                <c:pt idx="5">
+                  <c:v>0.61</c:v>
+                </c:pt>
+                <c:pt idx="6">
+                  <c:v>0.71</c:v>
+                </c:pt>
+                <c:pt idx="7">
+                  <c:v>0.81</c:v>
+                </c:pt>
+                <c:pt idx="8">
+                  <c:v>0.91</c:v>
+                </c:pt>
+                <c:pt idx="9">
+                  <c:v>0.99</c:v>
+                </c:pt>
+              </c:numCache>
+            </c:numRef>
+          </c:cat>
+          <c:val>
+            <c:numRef>
+              <c:f>Лист1!$B$2:$B$11</c:f>
+              <c:numCache>
+                <c:formatCode>General</c:formatCode>
+                <c:ptCount val="10"/>
+                <c:pt idx="0">
+                  <c:v>1.1200000000000001</c:v>
+                </c:pt>
+                <c:pt idx="1">
+                  <c:v>1.2589999999999999</c:v>
+                </c:pt>
+                <c:pt idx="2">
+                  <c:v>1.44</c:v>
+                </c:pt>
+                <c:pt idx="3">
+                  <c:v>1.6870000000000001</c:v>
+                </c:pt>
+                <c:pt idx="4">
+                  <c:v>2.0779999999999998</c:v>
+                </c:pt>
+                <c:pt idx="5">
+                  <c:v>2.5110000000000001</c:v>
+                </c:pt>
+                <c:pt idx="6">
+                  <c:v>3.4409999999999998</c:v>
+                </c:pt>
+                <c:pt idx="7">
+                  <c:v>5.3860000000000001</c:v>
+                </c:pt>
+                <c:pt idx="8">
+                  <c:v>10.51</c:v>
+                </c:pt>
+                <c:pt idx="9">
+                  <c:v>66.727999999999994</c:v>
+                </c:pt>
+              </c:numCache>
+            </c:numRef>
+          </c:val>
+          <c:smooth val="0"/>
+          <c:extLst>
+            <c:ext xmlns:c16="http://schemas.microsoft.com/office/drawing/2014/chart" uri="{C3380CC4-5D6E-409C-BE32-E72D297353CC}">
+              <c16:uniqueId val="{00000000-6235-4D84-9147-F0618359380B}"/>
+            </c:ext>
+          </c:extLst>
+        </c:ser>
+        <c:ser>
+          <c:idx val="1"/>
+          <c:order val="1"/>
+          <c:tx>
+            <c:strRef>
+              <c:f>Лист1!$C$1</c:f>
+              <c:strCache>
+                <c:ptCount val="1"/>
+                <c:pt idx="0">
+                  <c:v>M/M/1 Аналит.</c:v>
+                </c:pt>
+              </c:strCache>
+            </c:strRef>
+          </c:tx>
+          <c:spPr>
+            <a:ln w="28575" cap="rnd">
+              <a:solidFill>
+                <a:schemeClr val="accent2"/>
+              </a:solidFill>
+              <a:round/>
+            </a:ln>
+            <a:effectLst/>
+          </c:spPr>
+          <c:marker>
+            <c:symbol val="none"/>
+          </c:marker>
+          <c:cat>
+            <c:numRef>
+              <c:f>Лист1!$A$2:$A$11</c:f>
+              <c:numCache>
+                <c:formatCode>General</c:formatCode>
+                <c:ptCount val="10"/>
+                <c:pt idx="0">
+                  <c:v>0.11</c:v>
+                </c:pt>
+                <c:pt idx="1">
+                  <c:v>0.21</c:v>
+                </c:pt>
+                <c:pt idx="2">
+                  <c:v>0.31</c:v>
+                </c:pt>
+                <c:pt idx="3">
+                  <c:v>0.41</c:v>
+                </c:pt>
+                <c:pt idx="4">
+                  <c:v>0.51</c:v>
+                </c:pt>
+                <c:pt idx="5">
+                  <c:v>0.61</c:v>
+                </c:pt>
+                <c:pt idx="6">
+                  <c:v>0.71</c:v>
+                </c:pt>
+                <c:pt idx="7">
+                  <c:v>0.81</c:v>
+                </c:pt>
+                <c:pt idx="8">
+                  <c:v>0.91</c:v>
+                </c:pt>
+                <c:pt idx="9">
+                  <c:v>0.99</c:v>
+                </c:pt>
+              </c:numCache>
+            </c:numRef>
+          </c:cat>
+          <c:val>
+            <c:numRef>
+              <c:f>Лист1!$C$2:$C$11</c:f>
+              <c:numCache>
+                <c:formatCode>General</c:formatCode>
+                <c:ptCount val="10"/>
+                <c:pt idx="0">
+                  <c:v>1.1235955056179776</c:v>
+                </c:pt>
+                <c:pt idx="1">
+                  <c:v>1.2658227848101267</c:v>
+                </c:pt>
+                <c:pt idx="2">
+                  <c:v>1.4492753623188406</c:v>
+                </c:pt>
+                <c:pt idx="3">
+                  <c:v>1.6949152542372881</c:v>
+                </c:pt>
+                <c:pt idx="4">
+                  <c:v>2.0408163265306123</c:v>
+                </c:pt>
+                <c:pt idx="5">
+                  <c:v>2.5641025641025639</c:v>
+                </c:pt>
+                <c:pt idx="6">
+                  <c:v>3.4482758620689653</c:v>
+                </c:pt>
+                <c:pt idx="7">
+                  <c:v>5.2631578947368434</c:v>
+                </c:pt>
+                <c:pt idx="8">
+                  <c:v>11.111111111111114</c:v>
+                </c:pt>
+              </c:numCache>
+            </c:numRef>
+          </c:val>
+          <c:smooth val="0"/>
+          <c:extLst>
+            <c:ext xmlns:c16="http://schemas.microsoft.com/office/drawing/2014/chart" uri="{C3380CC4-5D6E-409C-BE32-E72D297353CC}">
+              <c16:uniqueId val="{00000001-6235-4D84-9147-F0618359380B}"/>
+            </c:ext>
+          </c:extLst>
+        </c:ser>
+        <c:dLbls>
+          <c:showLegendKey val="0"/>
+          <c:showVal val="0"/>
+          <c:showCatName val="0"/>
+          <c:showSerName val="0"/>
+          <c:showPercent val="0"/>
+          <c:showBubbleSize val="0"/>
+        </c:dLbls>
+        <c:smooth val="0"/>
+        <c:axId val="1802078463"/>
+        <c:axId val="1802071263"/>
+      </c:lineChart>
+      <c:catAx>
+        <c:axId val="1802078463"/>
+        <c:scaling>
+          <c:orientation val="minMax"/>
+        </c:scaling>
+        <c:delete val="0"/>
+        <c:axPos val="b"/>
+        <c:numFmt formatCode="General" sourceLinked="1"/>
+        <c:majorTickMark val="none"/>
+        <c:minorTickMark val="none"/>
+        <c:tickLblPos val="nextTo"/>
+        <c:spPr>
+          <a:noFill/>
+          <a:ln w="9525" cap="flat" cmpd="sng" algn="ctr">
+            <a:solidFill>
+              <a:schemeClr val="tx1">
+                <a:lumMod val="15000"/>
+                <a:lumOff val="85000"/>
+              </a:schemeClr>
+            </a:solidFill>
+            <a:round/>
+          </a:ln>
+          <a:effectLst/>
+        </c:spPr>
+        <c:txPr>
+          <a:bodyPr rot="-60000000" spcFirstLastPara="1" vertOverflow="ellipsis" vert="horz" wrap="square" anchor="ctr" anchorCtr="1"/>
+          <a:lstStyle/>
+          <a:p>
+            <a:pPr>
+              <a:defRPr sz="900" b="0" i="0" u="none" strike="noStrike" kern="1200" baseline="0">
+                <a:solidFill>
+                  <a:schemeClr val="tx1">
+                    <a:lumMod val="65000"/>
+                    <a:lumOff val="35000"/>
+                  </a:schemeClr>
+                </a:solidFill>
+                <a:latin typeface="+mn-lt"/>
+                <a:ea typeface="+mn-ea"/>
+                <a:cs typeface="+mn-cs"/>
+              </a:defRPr>
+            </a:pPr>
+            <a:endParaRPr lang="ru-RU"/>
+          </a:p>
+        </c:txPr>
+        <c:crossAx val="1802071263"/>
+        <c:crosses val="autoZero"/>
+        <c:auto val="1"/>
+        <c:lblAlgn val="ctr"/>
+        <c:lblOffset val="100"/>
+        <c:noMultiLvlLbl val="0"/>
+      </c:catAx>
+      <c:valAx>
+        <c:axId val="1802071263"/>
+        <c:scaling>
+          <c:orientation val="minMax"/>
+        </c:scaling>
+        <c:delete val="0"/>
+        <c:axPos val="l"/>
+        <c:majorGridlines>
+          <c:spPr>
+            <a:ln w="9525" cap="flat" cmpd="sng" algn="ctr">
+              <a:solidFill>
+                <a:schemeClr val="tx1">
+                  <a:lumMod val="15000"/>
+                  <a:lumOff val="85000"/>
+                </a:schemeClr>
+              </a:solidFill>
+              <a:round/>
+            </a:ln>
+            <a:effectLst/>
+          </c:spPr>
+        </c:majorGridlines>
+        <c:numFmt formatCode="General" sourceLinked="1"/>
+        <c:majorTickMark val="none"/>
+        <c:minorTickMark val="none"/>
+        <c:tickLblPos val="nextTo"/>
+        <c:spPr>
+          <a:noFill/>
+          <a:ln>
+            <a:noFill/>
+          </a:ln>
+          <a:effectLst/>
+        </c:spPr>
+        <c:txPr>
+          <a:bodyPr rot="-60000000" spcFirstLastPara="1" vertOverflow="ellipsis" vert="horz" wrap="square" anchor="ctr" anchorCtr="1"/>
+          <a:lstStyle/>
+          <a:p>
+            <a:pPr>
+              <a:defRPr sz="900" b="0" i="0" u="none" strike="noStrike" kern="1200" baseline="0">
+                <a:solidFill>
+                  <a:schemeClr val="tx1">
+                    <a:lumMod val="65000"/>
+                    <a:lumOff val="35000"/>
+                  </a:schemeClr>
+                </a:solidFill>
+                <a:latin typeface="+mn-lt"/>
+                <a:ea typeface="+mn-ea"/>
+                <a:cs typeface="+mn-cs"/>
+              </a:defRPr>
+            </a:pPr>
+            <a:endParaRPr lang="ru-RU"/>
+          </a:p>
+        </c:txPr>
+        <c:crossAx val="1802078463"/>
+        <c:crosses val="autoZero"/>
+        <c:crossBetween val="between"/>
+      </c:valAx>
+      <c:spPr>
+        <a:noFill/>
+        <a:ln>
+          <a:noFill/>
+        </a:ln>
+        <a:effectLst/>
+      </c:spPr>
+    </c:plotArea>
+    <c:legend>
+      <c:legendPos val="b"/>
+      <c:overlay val="0"/>
+      <c:spPr>
+        <a:noFill/>
+        <a:ln>
+          <a:noFill/>
+        </a:ln>
+        <a:effectLst/>
+      </c:spPr>
+      <c:txPr>
+        <a:bodyPr rot="0" spcFirstLastPara="1" vertOverflow="ellipsis" vert="horz" wrap="square" anchor="ctr" anchorCtr="1"/>
+        <a:lstStyle/>
+        <a:p>
+          <a:pPr>
+            <a:defRPr sz="900" b="0" i="0" u="none" strike="noStrike" kern="1200" baseline="0">
+              <a:solidFill>
+                <a:schemeClr val="tx1">
+                  <a:lumMod val="65000"/>
+                  <a:lumOff val="35000"/>
+                </a:schemeClr>
+              </a:solidFill>
+              <a:latin typeface="+mn-lt"/>
+              <a:ea typeface="+mn-ea"/>
+              <a:cs typeface="+mn-cs"/>
+            </a:defRPr>
+          </a:pPr>
+          <a:endParaRPr lang="ru-RU"/>
+        </a:p>
+      </c:txPr>
+    </c:legend>
+    <c:plotVisOnly val="1"/>
+    <c:dispBlanksAs val="gap"/>
+    <c:extLst>
+      <c:ext xmlns:c16r3="http://schemas.microsoft.com/office/drawing/2017/03/chart" uri="{56B9EC1D-385E-4148-901F-78D8002777C0}">
+        <c16r3:dataDisplayOptions16>
+          <c16r3:dispNaAsBlank val="1"/>
+        </c16r3:dataDisplayOptions16>
+      </c:ext>
+    </c:extLst>
+    <c:showDLblsOverMax val="0"/>
+  </c:chart>
+  <c:spPr>
+    <a:solidFill>
+      <a:schemeClr val="bg1"/>
+    </a:solidFill>
+    <a:ln w="9525" cap="flat" cmpd="sng" algn="ctr">
+      <a:solidFill>
+        <a:schemeClr val="tx1">
+          <a:lumMod val="15000"/>
+          <a:lumOff val="85000"/>
+        </a:schemeClr>
+      </a:solidFill>
+      <a:round/>
+    </a:ln>
+    <a:effectLst/>
+  </c:spPr>
+  <c:txPr>
+    <a:bodyPr/>
+    <a:lstStyle/>
+    <a:p>
+      <a:pPr>
+        <a:defRPr/>
+      </a:pPr>
+      <a:endParaRPr lang="ru-RU"/>
+    </a:p>
+  </c:txPr>
+  <c:externalData r:id="rId3">
+    <c:autoUpdate val="0"/>
+  </c:externalData>
+</c:chartSpace>
+</file>
+
+<file path=word/charts/chart2.xml><?xml version="1.0" encoding="utf-8"?>
+<c:chartSpace xmlns:c="http://schemas.openxmlformats.org/drawingml/2006/chart" xmlns:a="http://schemas.openxmlformats.org/drawingml/2006/main" xmlns:r="http://schemas.openxmlformats.org/officeDocument/2006/relationships" xmlns:c16r2="http://schemas.microsoft.com/office/drawing/2015/06/chart">
+  <c:date1904 val="0"/>
+  <c:lang val="ru-RU"/>
+  <c:roundedCorners val="0"/>
+  <mc:AlternateContent xmlns:mc="http://schemas.openxmlformats.org/markup-compatibility/2006">
+    <mc:Choice xmlns:c14="http://schemas.microsoft.com/office/drawing/2007/8/2/chart" Requires="c14">
+      <c14:style val="102"/>
+    </mc:Choice>
+    <mc:Fallback>
+      <c:style val="2"/>
+    </mc:Fallback>
+  </mc:AlternateContent>
+  <c:chart>
+    <c:autoTitleDeleted val="0"/>
+    <c:plotArea>
+      <c:layout/>
+      <c:lineChart>
+        <c:grouping val="standard"/>
+        <c:varyColors val="0"/>
+        <c:ser>
+          <c:idx val="0"/>
+          <c:order val="0"/>
+          <c:tx>
+            <c:strRef>
+              <c:f>Лист1!$B$1</c:f>
+              <c:strCache>
+                <c:ptCount val="1"/>
+                <c:pt idx="0">
+                  <c:v>M/D/1 Имит.</c:v>
+                </c:pt>
+              </c:strCache>
+            </c:strRef>
+          </c:tx>
+          <c:spPr>
+            <a:ln w="28575" cap="rnd">
+              <a:solidFill>
+                <a:schemeClr val="accent1"/>
+              </a:solidFill>
+              <a:round/>
+            </a:ln>
+            <a:effectLst/>
+          </c:spPr>
+          <c:marker>
+            <c:symbol val="none"/>
+          </c:marker>
+          <c:errBars>
+            <c:errDir val="y"/>
+            <c:errBarType val="both"/>
+            <c:errValType val="cust"/>
+            <c:noEndCap val="0"/>
+            <c:plus>
+              <c:numRef>
+                <c:f>Лист1!$D$2:$D$11</c:f>
+                <c:numCache>
+                  <c:formatCode>General</c:formatCode>
+                  <c:ptCount val="10"/>
+                  <c:pt idx="0">
+                    <c:v>0.21199999999999999</c:v>
+                  </c:pt>
+                  <c:pt idx="1">
+                    <c:v>0.32300000000000001</c:v>
+                  </c:pt>
+                  <c:pt idx="2">
+                    <c:v>0.441</c:v>
+                  </c:pt>
+                  <c:pt idx="3">
+                    <c:v>0.58599999999999997</c:v>
+                  </c:pt>
+                  <c:pt idx="4">
+                    <c:v>0.76900000000000002</c:v>
+                  </c:pt>
+                  <c:pt idx="5">
+                    <c:v>1.0209999999999999</c:v>
+                  </c:pt>
+                  <c:pt idx="6">
+                    <c:v>1.4390000000000001</c:v>
+                  </c:pt>
+                  <c:pt idx="7">
+                    <c:v>2.42</c:v>
+                  </c:pt>
+                  <c:pt idx="8">
+                    <c:v>5.2060000000000004</c:v>
+                  </c:pt>
+                  <c:pt idx="9">
+                    <c:v>20.518999999999998</c:v>
+                  </c:pt>
+                </c:numCache>
+              </c:numRef>
+            </c:plus>
+            <c:minus>
+              <c:numRef>
+                <c:f>Лист1!$D$2:$D$11</c:f>
+                <c:numCache>
+                  <c:formatCode>General</c:formatCode>
+                  <c:ptCount val="10"/>
+                  <c:pt idx="0">
+                    <c:v>0.21199999999999999</c:v>
+                  </c:pt>
+                  <c:pt idx="1">
+                    <c:v>0.32300000000000001</c:v>
+                  </c:pt>
+                  <c:pt idx="2">
+                    <c:v>0.441</c:v>
+                  </c:pt>
+                  <c:pt idx="3">
+                    <c:v>0.58599999999999997</c:v>
+                  </c:pt>
+                  <c:pt idx="4">
+                    <c:v>0.76900000000000002</c:v>
+                  </c:pt>
+                  <c:pt idx="5">
+                    <c:v>1.0209999999999999</c:v>
+                  </c:pt>
+                  <c:pt idx="6">
+                    <c:v>1.4390000000000001</c:v>
+                  </c:pt>
+                  <c:pt idx="7">
+                    <c:v>2.42</c:v>
+                  </c:pt>
+                  <c:pt idx="8">
+                    <c:v>5.2060000000000004</c:v>
+                  </c:pt>
+                  <c:pt idx="9">
+                    <c:v>20.518999999999998</c:v>
+                  </c:pt>
+                </c:numCache>
+              </c:numRef>
+            </c:minus>
+            <c:spPr>
+              <a:noFill/>
+              <a:ln w="9525" cap="flat" cmpd="sng" algn="ctr">
+                <a:solidFill>
+                  <a:schemeClr val="accent1"/>
+                </a:solidFill>
+                <a:round/>
+              </a:ln>
+              <a:effectLst/>
+            </c:spPr>
+          </c:errBars>
+          <c:cat>
+            <c:numRef>
+              <c:f>Лист1!$A$2:$A$11</c:f>
+              <c:numCache>
+                <c:formatCode>General</c:formatCode>
+                <c:ptCount val="10"/>
+                <c:pt idx="0">
+                  <c:v>0.11</c:v>
+                </c:pt>
+                <c:pt idx="1">
+                  <c:v>0.21</c:v>
+                </c:pt>
+                <c:pt idx="2">
+                  <c:v>0.31</c:v>
+                </c:pt>
+                <c:pt idx="3">
+                  <c:v>0.41</c:v>
+                </c:pt>
+                <c:pt idx="4">
+                  <c:v>0.51</c:v>
+                </c:pt>
+                <c:pt idx="5">
+                  <c:v>0.61</c:v>
+                </c:pt>
+                <c:pt idx="6">
+                  <c:v>0.71</c:v>
+                </c:pt>
+                <c:pt idx="7">
+                  <c:v>0.81</c:v>
+                </c:pt>
+                <c:pt idx="8">
+                  <c:v>0.91</c:v>
+                </c:pt>
+                <c:pt idx="9">
+                  <c:v>0.99</c:v>
+                </c:pt>
+              </c:numCache>
+            </c:numRef>
+          </c:cat>
+          <c:val>
+            <c:numRef>
+              <c:f>Лист1!$B$2:$B$11</c:f>
+              <c:numCache>
+                <c:formatCode>General</c:formatCode>
+                <c:ptCount val="10"/>
+                <c:pt idx="0">
+                  <c:v>1.0609999999999999</c:v>
+                </c:pt>
+                <c:pt idx="1">
+                  <c:v>1.131</c:v>
+                </c:pt>
+                <c:pt idx="2">
+                  <c:v>1.2230000000000001</c:v>
+                </c:pt>
+                <c:pt idx="3">
+                  <c:v>1.3440000000000001</c:v>
+                </c:pt>
+                <c:pt idx="4">
+                  <c:v>1.512</c:v>
+                </c:pt>
+                <c:pt idx="5">
+                  <c:v>1.7629999999999999</c:v>
+                </c:pt>
+                <c:pt idx="6">
+                  <c:v>2.1859999999999999</c:v>
+                </c:pt>
+                <c:pt idx="7">
+                  <c:v>3.1190000000000002</c:v>
+                </c:pt>
+                <c:pt idx="8">
+                  <c:v>5.9279999999999999</c:v>
+                </c:pt>
+                <c:pt idx="9">
+                  <c:v>27.202000000000002</c:v>
+                </c:pt>
+              </c:numCache>
+            </c:numRef>
+          </c:val>
+          <c:smooth val="0"/>
+          <c:extLst>
+            <c:ext xmlns:c16="http://schemas.microsoft.com/office/drawing/2014/chart" uri="{C3380CC4-5D6E-409C-BE32-E72D297353CC}">
+              <c16:uniqueId val="{00000000-3D80-40D1-A4C6-0C2AA67867BD}"/>
+            </c:ext>
+          </c:extLst>
+        </c:ser>
+        <c:ser>
+          <c:idx val="1"/>
+          <c:order val="1"/>
+          <c:tx>
+            <c:strRef>
+              <c:f>Лист1!$C$1</c:f>
+              <c:strCache>
+                <c:ptCount val="1"/>
+                <c:pt idx="0">
+                  <c:v>M/D/1 Аналит.</c:v>
+                </c:pt>
+              </c:strCache>
+            </c:strRef>
+          </c:tx>
+          <c:spPr>
+            <a:ln w="28575" cap="rnd">
+              <a:solidFill>
+                <a:schemeClr val="accent2"/>
+              </a:solidFill>
+              <a:round/>
+            </a:ln>
+            <a:effectLst/>
+          </c:spPr>
+          <c:marker>
+            <c:symbol val="none"/>
+          </c:marker>
+          <c:cat>
+            <c:numRef>
+              <c:f>Лист1!$A$2:$A$11</c:f>
+              <c:numCache>
+                <c:formatCode>General</c:formatCode>
+                <c:ptCount val="10"/>
+                <c:pt idx="0">
+                  <c:v>0.11</c:v>
+                </c:pt>
+                <c:pt idx="1">
+                  <c:v>0.21</c:v>
+                </c:pt>
+                <c:pt idx="2">
+                  <c:v>0.31</c:v>
+                </c:pt>
+                <c:pt idx="3">
+                  <c:v>0.41</c:v>
+                </c:pt>
+                <c:pt idx="4">
+                  <c:v>0.51</c:v>
+                </c:pt>
+                <c:pt idx="5">
+                  <c:v>0.61</c:v>
+                </c:pt>
+                <c:pt idx="6">
+                  <c:v>0.71</c:v>
+                </c:pt>
+                <c:pt idx="7">
+                  <c:v>0.81</c:v>
+                </c:pt>
+                <c:pt idx="8">
+                  <c:v>0.91</c:v>
+                </c:pt>
+                <c:pt idx="9">
+                  <c:v>0.99</c:v>
+                </c:pt>
+              </c:numCache>
+            </c:numRef>
+          </c:cat>
+          <c:val>
+            <c:numRef>
+              <c:f>Лист1!$C$2:$C$11</c:f>
+              <c:numCache>
+                <c:formatCode>General</c:formatCode>
+                <c:ptCount val="10"/>
+                <c:pt idx="0">
+                  <c:v>1.0617977528089888</c:v>
+                </c:pt>
+                <c:pt idx="1">
+                  <c:v>1.1329113924050633</c:v>
+                </c:pt>
+                <c:pt idx="2">
+                  <c:v>1.2246376811594204</c:v>
+                </c:pt>
+                <c:pt idx="3">
+                  <c:v>1.347457627118644</c:v>
+                </c:pt>
+                <c:pt idx="4">
+                  <c:v>1.5204081632653061</c:v>
+                </c:pt>
+                <c:pt idx="5">
+                  <c:v>1.7820512820512819</c:v>
+                </c:pt>
+                <c:pt idx="6">
+                  <c:v>2.2241379310344827</c:v>
+                </c:pt>
+                <c:pt idx="7">
+                  <c:v>3.1315789473684217</c:v>
+                </c:pt>
+                <c:pt idx="8">
+                  <c:v>6.0555555555555571</c:v>
+                </c:pt>
+              </c:numCache>
+            </c:numRef>
+          </c:val>
+          <c:smooth val="0"/>
+          <c:extLst>
+            <c:ext xmlns:c16="http://schemas.microsoft.com/office/drawing/2014/chart" uri="{C3380CC4-5D6E-409C-BE32-E72D297353CC}">
+              <c16:uniqueId val="{00000001-3D80-40D1-A4C6-0C2AA67867BD}"/>
+            </c:ext>
+          </c:extLst>
+        </c:ser>
+        <c:dLbls>
+          <c:showLegendKey val="0"/>
+          <c:showVal val="0"/>
+          <c:showCatName val="0"/>
+          <c:showSerName val="0"/>
+          <c:showPercent val="0"/>
+          <c:showBubbleSize val="0"/>
+        </c:dLbls>
+        <c:smooth val="0"/>
+        <c:axId val="1802078463"/>
+        <c:axId val="1802071263"/>
+      </c:lineChart>
+      <c:catAx>
+        <c:axId val="1802078463"/>
+        <c:scaling>
+          <c:orientation val="minMax"/>
+        </c:scaling>
+        <c:delete val="0"/>
+        <c:axPos val="b"/>
+        <c:numFmt formatCode="General" sourceLinked="1"/>
+        <c:majorTickMark val="none"/>
+        <c:minorTickMark val="none"/>
+        <c:tickLblPos val="nextTo"/>
+        <c:spPr>
+          <a:noFill/>
+          <a:ln w="9525" cap="flat" cmpd="sng" algn="ctr">
+            <a:solidFill>
+              <a:schemeClr val="tx1">
+                <a:lumMod val="15000"/>
+                <a:lumOff val="85000"/>
+              </a:schemeClr>
+            </a:solidFill>
+            <a:round/>
+          </a:ln>
+          <a:effectLst/>
+        </c:spPr>
+        <c:txPr>
+          <a:bodyPr rot="-60000000" spcFirstLastPara="1" vertOverflow="ellipsis" vert="horz" wrap="square" anchor="ctr" anchorCtr="1"/>
+          <a:lstStyle/>
+          <a:p>
+            <a:pPr>
+              <a:defRPr sz="900" b="0" i="0" u="none" strike="noStrike" kern="1200" baseline="0">
+                <a:solidFill>
+                  <a:schemeClr val="tx1">
+                    <a:lumMod val="65000"/>
+                    <a:lumOff val="35000"/>
+                  </a:schemeClr>
+                </a:solidFill>
+                <a:latin typeface="+mn-lt"/>
+                <a:ea typeface="+mn-ea"/>
+                <a:cs typeface="+mn-cs"/>
+              </a:defRPr>
+            </a:pPr>
+            <a:endParaRPr lang="ru-RU"/>
+          </a:p>
+        </c:txPr>
+        <c:crossAx val="1802071263"/>
+        <c:crosses val="autoZero"/>
+        <c:auto val="1"/>
+        <c:lblAlgn val="ctr"/>
+        <c:lblOffset val="100"/>
+        <c:noMultiLvlLbl val="0"/>
+      </c:catAx>
+      <c:valAx>
+        <c:axId val="1802071263"/>
+        <c:scaling>
+          <c:orientation val="minMax"/>
+        </c:scaling>
+        <c:delete val="0"/>
+        <c:axPos val="l"/>
+        <c:majorGridlines>
+          <c:spPr>
+            <a:ln w="9525" cap="flat" cmpd="sng" algn="ctr">
+              <a:solidFill>
+                <a:schemeClr val="tx1">
+                  <a:lumMod val="15000"/>
+                  <a:lumOff val="85000"/>
+                </a:schemeClr>
+              </a:solidFill>
+              <a:round/>
+            </a:ln>
+            <a:effectLst/>
+          </c:spPr>
+        </c:majorGridlines>
+        <c:numFmt formatCode="General" sourceLinked="1"/>
+        <c:majorTickMark val="none"/>
+        <c:minorTickMark val="none"/>
+        <c:tickLblPos val="nextTo"/>
+        <c:spPr>
+          <a:noFill/>
+          <a:ln>
+            <a:noFill/>
+          </a:ln>
+          <a:effectLst/>
+        </c:spPr>
+        <c:txPr>
+          <a:bodyPr rot="-60000000" spcFirstLastPara="1" vertOverflow="ellipsis" vert="horz" wrap="square" anchor="ctr" anchorCtr="1"/>
+          <a:lstStyle/>
+          <a:p>
+            <a:pPr>
+              <a:defRPr sz="900" b="0" i="0" u="none" strike="noStrike" kern="1200" baseline="0">
+                <a:solidFill>
+                  <a:schemeClr val="tx1">
+                    <a:lumMod val="65000"/>
+                    <a:lumOff val="35000"/>
+                  </a:schemeClr>
+                </a:solidFill>
+                <a:latin typeface="+mn-lt"/>
+                <a:ea typeface="+mn-ea"/>
+                <a:cs typeface="+mn-cs"/>
+              </a:defRPr>
+            </a:pPr>
+            <a:endParaRPr lang="ru-RU"/>
+          </a:p>
+        </c:txPr>
+        <c:crossAx val="1802078463"/>
+        <c:crosses val="autoZero"/>
+        <c:crossBetween val="between"/>
+      </c:valAx>
+      <c:spPr>
+        <a:noFill/>
+        <a:ln>
+          <a:noFill/>
+        </a:ln>
+        <a:effectLst/>
+      </c:spPr>
+    </c:plotArea>
+    <c:legend>
+      <c:legendPos val="b"/>
+      <c:overlay val="0"/>
+      <c:spPr>
+        <a:noFill/>
+        <a:ln>
+          <a:noFill/>
+        </a:ln>
+        <a:effectLst/>
+      </c:spPr>
+      <c:txPr>
+        <a:bodyPr rot="0" spcFirstLastPara="1" vertOverflow="ellipsis" vert="horz" wrap="square" anchor="ctr" anchorCtr="1"/>
+        <a:lstStyle/>
+        <a:p>
+          <a:pPr>
+            <a:defRPr sz="900" b="0" i="0" u="none" strike="noStrike" kern="1200" baseline="0">
+              <a:solidFill>
+                <a:schemeClr val="tx1">
+                  <a:lumMod val="65000"/>
+                  <a:lumOff val="35000"/>
+                </a:schemeClr>
+              </a:solidFill>
+              <a:latin typeface="+mn-lt"/>
+              <a:ea typeface="+mn-ea"/>
+              <a:cs typeface="+mn-cs"/>
+            </a:defRPr>
+          </a:pPr>
+          <a:endParaRPr lang="ru-RU"/>
+        </a:p>
+      </c:txPr>
+    </c:legend>
+    <c:plotVisOnly val="1"/>
+    <c:dispBlanksAs val="gap"/>
+    <c:extLst>
+      <c:ext xmlns:c16r3="http://schemas.microsoft.com/office/drawing/2017/03/chart" uri="{56B9EC1D-385E-4148-901F-78D8002777C0}">
+        <c16r3:dataDisplayOptions16>
+          <c16r3:dispNaAsBlank val="1"/>
+        </c16r3:dataDisplayOptions16>
+      </c:ext>
+    </c:extLst>
+    <c:showDLblsOverMax val="0"/>
+  </c:chart>
+  <c:spPr>
+    <a:solidFill>
+      <a:schemeClr val="bg1"/>
+    </a:solidFill>
+    <a:ln w="9525" cap="flat" cmpd="sng" algn="ctr">
+      <a:solidFill>
+        <a:schemeClr val="tx1">
+          <a:lumMod val="15000"/>
+          <a:lumOff val="85000"/>
+        </a:schemeClr>
+      </a:solidFill>
+      <a:round/>
+    </a:ln>
+    <a:effectLst/>
+  </c:spPr>
+  <c:txPr>
+    <a:bodyPr/>
+    <a:lstStyle/>
+    <a:p>
+      <a:pPr>
+        <a:defRPr/>
+      </a:pPr>
+      <a:endParaRPr lang="ru-RU"/>
+    </a:p>
+  </c:txPr>
+  <c:externalData r:id="rId3">
+    <c:autoUpdate val="0"/>
+  </c:externalData>
+</c:chartSpace>
+</file>
+
+<file path=word/charts/chart3.xml><?xml version="1.0" encoding="utf-8"?>
+<c:chartSpace xmlns:c="http://schemas.openxmlformats.org/drawingml/2006/chart" xmlns:a="http://schemas.openxmlformats.org/drawingml/2006/main" xmlns:r="http://schemas.openxmlformats.org/officeDocument/2006/relationships" xmlns:c16r2="http://schemas.microsoft.com/office/drawing/2015/06/chart">
+  <c:date1904 val="0"/>
+  <c:lang val="ru-RU"/>
+  <c:roundedCorners val="0"/>
+  <mc:AlternateContent xmlns:mc="http://schemas.openxmlformats.org/markup-compatibility/2006">
+    <mc:Choice xmlns:c14="http://schemas.microsoft.com/office/drawing/2007/8/2/chart" Requires="c14">
+      <c14:style val="102"/>
+    </mc:Choice>
+    <mc:Fallback>
+      <c:style val="2"/>
+    </mc:Fallback>
+  </mc:AlternateContent>
+  <c:chart>
+    <c:autoTitleDeleted val="0"/>
+    <c:plotArea>
+      <c:layout/>
+      <c:lineChart>
+        <c:grouping val="standard"/>
+        <c:varyColors val="0"/>
+        <c:ser>
+          <c:idx val="0"/>
+          <c:order val="0"/>
+          <c:tx>
+            <c:strRef>
+              <c:f>Лист1!$B$1</c:f>
+              <c:strCache>
+                <c:ptCount val="1"/>
+                <c:pt idx="0">
+                  <c:v>1 фаза</c:v>
+                </c:pt>
+              </c:strCache>
+            </c:strRef>
+          </c:tx>
+          <c:spPr>
+            <a:ln w="28575" cap="rnd">
+              <a:solidFill>
+                <a:schemeClr val="accent1"/>
+              </a:solidFill>
+              <a:round/>
+            </a:ln>
+            <a:effectLst/>
+          </c:spPr>
+          <c:marker>
+            <c:symbol val="none"/>
+          </c:marker>
+          <c:errBars>
+            <c:errDir val="y"/>
+            <c:errBarType val="both"/>
+            <c:errValType val="cust"/>
+            <c:noEndCap val="0"/>
+            <c:plus>
+              <c:numRef>
+                <c:f>Лист1!$C$2:$C$6</c:f>
+                <c:numCache>
+                  <c:formatCode>General</c:formatCode>
+                  <c:ptCount val="5"/>
+                  <c:pt idx="0">
+                    <c:v>1.272</c:v>
+                  </c:pt>
+                  <c:pt idx="1">
+                    <c:v>2.04</c:v>
+                  </c:pt>
+                  <c:pt idx="2">
+                    <c:v>4.9939999999999998</c:v>
+                  </c:pt>
+                  <c:pt idx="3">
+                    <c:v>11.446999999999999</c:v>
+                  </c:pt>
+                  <c:pt idx="4">
+                    <c:v>61.557000000000002</c:v>
+                  </c:pt>
+                </c:numCache>
+              </c:numRef>
+            </c:plus>
+            <c:minus>
+              <c:numRef>
+                <c:f>Лист1!$C$2:$C$6</c:f>
+                <c:numCache>
+                  <c:formatCode>General</c:formatCode>
+                  <c:ptCount val="5"/>
+                  <c:pt idx="0">
+                    <c:v>1.272</c:v>
+                  </c:pt>
+                  <c:pt idx="1">
+                    <c:v>2.04</c:v>
+                  </c:pt>
+                  <c:pt idx="2">
+                    <c:v>4.9939999999999998</c:v>
+                  </c:pt>
+                  <c:pt idx="3">
+                    <c:v>11.446999999999999</c:v>
+                  </c:pt>
+                  <c:pt idx="4">
+                    <c:v>61.557000000000002</c:v>
+                  </c:pt>
+                </c:numCache>
+              </c:numRef>
+            </c:minus>
+            <c:spPr>
+              <a:noFill/>
+              <a:ln w="19050" cap="flat" cmpd="sng" algn="ctr">
+                <a:solidFill>
+                  <a:schemeClr val="accent1"/>
+                </a:solidFill>
+                <a:round/>
+              </a:ln>
+              <a:effectLst/>
+            </c:spPr>
+          </c:errBars>
+          <c:cat>
+            <c:numRef>
+              <c:f>Лист1!$A$2:$A$6</c:f>
+              <c:numCache>
+                <c:formatCode>General</c:formatCode>
+                <c:ptCount val="5"/>
+                <c:pt idx="0">
+                  <c:v>0.21</c:v>
+                </c:pt>
+                <c:pt idx="1">
+                  <c:v>0.51</c:v>
+                </c:pt>
+                <c:pt idx="2">
+                  <c:v>0.81</c:v>
+                </c:pt>
+                <c:pt idx="3">
+                  <c:v>0.91</c:v>
+                </c:pt>
+                <c:pt idx="4">
+                  <c:v>0.99</c:v>
+                </c:pt>
+              </c:numCache>
+            </c:numRef>
+          </c:cat>
+          <c:val>
+            <c:numRef>
+              <c:f>Лист1!$B$2:$B$6</c:f>
+              <c:numCache>
+                <c:formatCode>General</c:formatCode>
+                <c:ptCount val="5"/>
+                <c:pt idx="0">
+                  <c:v>1.266</c:v>
+                </c:pt>
+                <c:pt idx="1">
+                  <c:v>2.0339999999999998</c:v>
+                </c:pt>
+                <c:pt idx="2">
+                  <c:v>5.0369999999999999</c:v>
+                </c:pt>
+                <c:pt idx="3">
+                  <c:v>11.765000000000001</c:v>
+                </c:pt>
+                <c:pt idx="4">
+                  <c:v>94.927999999999997</c:v>
+                </c:pt>
+              </c:numCache>
+            </c:numRef>
+          </c:val>
+          <c:smooth val="0"/>
+          <c:extLst>
+            <c:ext xmlns:c16="http://schemas.microsoft.com/office/drawing/2014/chart" uri="{C3380CC4-5D6E-409C-BE32-E72D297353CC}">
+              <c16:uniqueId val="{00000000-71AD-4BF2-8751-2B51CD057028}"/>
+            </c:ext>
+          </c:extLst>
+        </c:ser>
+        <c:ser>
+          <c:idx val="1"/>
+          <c:order val="1"/>
+          <c:tx>
+            <c:strRef>
+              <c:f>Лист1!$D$1</c:f>
+              <c:strCache>
+                <c:ptCount val="1"/>
+                <c:pt idx="0">
+                  <c:v>2 фаза</c:v>
+                </c:pt>
+              </c:strCache>
+            </c:strRef>
+          </c:tx>
+          <c:spPr>
+            <a:ln w="28575" cap="rnd">
+              <a:solidFill>
+                <a:schemeClr val="accent2"/>
+              </a:solidFill>
+              <a:round/>
+            </a:ln>
+            <a:effectLst/>
+          </c:spPr>
+          <c:marker>
+            <c:symbol val="none"/>
+          </c:marker>
+          <c:errBars>
+            <c:errDir val="y"/>
+            <c:errBarType val="both"/>
+            <c:errValType val="cust"/>
+            <c:noEndCap val="0"/>
+            <c:plus>
+              <c:numRef>
+                <c:f>Лист1!$E$2:$E$6</c:f>
+                <c:numCache>
+                  <c:formatCode>General</c:formatCode>
+                  <c:ptCount val="5"/>
+                  <c:pt idx="0">
+                    <c:v>1.284</c:v>
+                  </c:pt>
+                  <c:pt idx="1">
+                    <c:v>1.9870000000000001</c:v>
+                  </c:pt>
+                  <c:pt idx="2">
+                    <c:v>4.6280000000000001</c:v>
+                  </c:pt>
+                  <c:pt idx="3">
+                    <c:v>10.718999999999999</c:v>
+                  </c:pt>
+                  <c:pt idx="4">
+                    <c:v>73.363</c:v>
+                  </c:pt>
+                </c:numCache>
+              </c:numRef>
+            </c:plus>
+            <c:minus>
+              <c:numRef>
+                <c:f>Лист1!$E$2:$E$6</c:f>
+                <c:numCache>
+                  <c:formatCode>General</c:formatCode>
+                  <c:ptCount val="5"/>
+                  <c:pt idx="0">
+                    <c:v>1.284</c:v>
+                  </c:pt>
+                  <c:pt idx="1">
+                    <c:v>1.9870000000000001</c:v>
+                  </c:pt>
+                  <c:pt idx="2">
+                    <c:v>4.6280000000000001</c:v>
+                  </c:pt>
+                  <c:pt idx="3">
+                    <c:v>10.718999999999999</c:v>
+                  </c:pt>
+                  <c:pt idx="4">
+                    <c:v>73.363</c:v>
+                  </c:pt>
+                </c:numCache>
+              </c:numRef>
+            </c:minus>
+            <c:spPr>
+              <a:noFill/>
+              <a:ln w="9525" cap="flat" cmpd="sng" algn="ctr">
+                <a:solidFill>
+                  <a:schemeClr val="accent2"/>
+                </a:solidFill>
+                <a:round/>
+              </a:ln>
+              <a:effectLst/>
+            </c:spPr>
+          </c:errBars>
+          <c:cat>
+            <c:numRef>
+              <c:f>Лист1!$A$2:$A$6</c:f>
+              <c:numCache>
+                <c:formatCode>General</c:formatCode>
+                <c:ptCount val="5"/>
+                <c:pt idx="0">
+                  <c:v>0.21</c:v>
+                </c:pt>
+                <c:pt idx="1">
+                  <c:v>0.51</c:v>
+                </c:pt>
+                <c:pt idx="2">
+                  <c:v>0.81</c:v>
+                </c:pt>
+                <c:pt idx="3">
+                  <c:v>0.91</c:v>
+                </c:pt>
+                <c:pt idx="4">
+                  <c:v>0.99</c:v>
+                </c:pt>
+              </c:numCache>
+            </c:numRef>
+          </c:cat>
+          <c:val>
+            <c:numRef>
+              <c:f>Лист1!$D$2:$D$6</c:f>
+              <c:numCache>
+                <c:formatCode>General</c:formatCode>
+                <c:ptCount val="5"/>
+                <c:pt idx="0">
+                  <c:v>1.272</c:v>
+                </c:pt>
+                <c:pt idx="1">
+                  <c:v>1.9930000000000001</c:v>
+                </c:pt>
+                <c:pt idx="2">
+                  <c:v>4.9050000000000002</c:v>
+                </c:pt>
+                <c:pt idx="3">
+                  <c:v>11.109</c:v>
+                </c:pt>
+                <c:pt idx="4">
+                  <c:v>113.086</c:v>
+                </c:pt>
+              </c:numCache>
+            </c:numRef>
+          </c:val>
+          <c:smooth val="0"/>
+          <c:extLst>
+            <c:ext xmlns:c16="http://schemas.microsoft.com/office/drawing/2014/chart" uri="{C3380CC4-5D6E-409C-BE32-E72D297353CC}">
+              <c16:uniqueId val="{00000001-71AD-4BF2-8751-2B51CD057028}"/>
+            </c:ext>
+          </c:extLst>
+        </c:ser>
+        <c:dLbls>
+          <c:showLegendKey val="0"/>
+          <c:showVal val="0"/>
+          <c:showCatName val="0"/>
+          <c:showSerName val="0"/>
+          <c:showPercent val="0"/>
+          <c:showBubbleSize val="0"/>
+        </c:dLbls>
+        <c:smooth val="0"/>
+        <c:axId val="1802078463"/>
+        <c:axId val="1802071263"/>
+      </c:lineChart>
+      <c:catAx>
+        <c:axId val="1802078463"/>
+        <c:scaling>
+          <c:orientation val="minMax"/>
+        </c:scaling>
+        <c:delete val="0"/>
+        <c:axPos val="b"/>
+        <c:numFmt formatCode="General" sourceLinked="1"/>
+        <c:majorTickMark val="none"/>
+        <c:minorTickMark val="none"/>
+        <c:tickLblPos val="nextTo"/>
+        <c:spPr>
+          <a:noFill/>
+          <a:ln w="9525" cap="flat" cmpd="sng" algn="ctr">
+            <a:solidFill>
+              <a:schemeClr val="tx1">
+                <a:lumMod val="15000"/>
+                <a:lumOff val="85000"/>
+              </a:schemeClr>
+            </a:solidFill>
+            <a:round/>
+          </a:ln>
+          <a:effectLst/>
+        </c:spPr>
+        <c:txPr>
+          <a:bodyPr rot="-60000000" spcFirstLastPara="1" vertOverflow="ellipsis" vert="horz" wrap="square" anchor="ctr" anchorCtr="1"/>
+          <a:lstStyle/>
+          <a:p>
+            <a:pPr>
+              <a:defRPr sz="900" b="0" i="0" u="none" strike="noStrike" kern="1200" baseline="0">
+                <a:solidFill>
+                  <a:schemeClr val="tx1">
+                    <a:lumMod val="65000"/>
+                    <a:lumOff val="35000"/>
+                  </a:schemeClr>
+                </a:solidFill>
+                <a:latin typeface="+mn-lt"/>
+                <a:ea typeface="+mn-ea"/>
+                <a:cs typeface="+mn-cs"/>
+              </a:defRPr>
+            </a:pPr>
+            <a:endParaRPr lang="ru-RU"/>
+          </a:p>
+        </c:txPr>
+        <c:crossAx val="1802071263"/>
+        <c:crosses val="autoZero"/>
+        <c:auto val="1"/>
+        <c:lblAlgn val="ctr"/>
+        <c:lblOffset val="100"/>
+        <c:noMultiLvlLbl val="0"/>
+      </c:catAx>
+      <c:valAx>
+        <c:axId val="1802071263"/>
+        <c:scaling>
+          <c:orientation val="minMax"/>
+        </c:scaling>
+        <c:delete val="0"/>
+        <c:axPos val="l"/>
+        <c:majorGridlines>
+          <c:spPr>
+            <a:ln w="9525" cap="flat" cmpd="sng" algn="ctr">
+              <a:solidFill>
+                <a:schemeClr val="tx1">
+                  <a:lumMod val="15000"/>
+                  <a:lumOff val="85000"/>
+                </a:schemeClr>
+              </a:solidFill>
+              <a:round/>
+            </a:ln>
+            <a:effectLst/>
+          </c:spPr>
+        </c:majorGridlines>
+        <c:numFmt formatCode="General" sourceLinked="1"/>
+        <c:majorTickMark val="none"/>
+        <c:minorTickMark val="none"/>
+        <c:tickLblPos val="nextTo"/>
+        <c:spPr>
+          <a:noFill/>
+          <a:ln>
+            <a:noFill/>
+          </a:ln>
+          <a:effectLst/>
+        </c:spPr>
+        <c:txPr>
+          <a:bodyPr rot="-60000000" spcFirstLastPara="1" vertOverflow="ellipsis" vert="horz" wrap="square" anchor="ctr" anchorCtr="1"/>
+          <a:lstStyle/>
+          <a:p>
+            <a:pPr>
+              <a:defRPr sz="900" b="0" i="0" u="none" strike="noStrike" kern="1200" baseline="0">
+                <a:solidFill>
+                  <a:schemeClr val="tx1">
+                    <a:lumMod val="65000"/>
+                    <a:lumOff val="35000"/>
+                  </a:schemeClr>
+                </a:solidFill>
+                <a:latin typeface="+mn-lt"/>
+                <a:ea typeface="+mn-ea"/>
+                <a:cs typeface="+mn-cs"/>
+              </a:defRPr>
+            </a:pPr>
+            <a:endParaRPr lang="ru-RU"/>
+          </a:p>
+        </c:txPr>
+        <c:crossAx val="1802078463"/>
+        <c:crosses val="autoZero"/>
+        <c:crossBetween val="between"/>
+      </c:valAx>
+      <c:spPr>
+        <a:noFill/>
+        <a:ln>
+          <a:noFill/>
+        </a:ln>
+        <a:effectLst/>
+      </c:spPr>
+    </c:plotArea>
+    <c:legend>
+      <c:legendPos val="b"/>
+      <c:overlay val="0"/>
+      <c:spPr>
+        <a:noFill/>
+        <a:ln>
+          <a:noFill/>
+        </a:ln>
+        <a:effectLst/>
+      </c:spPr>
+      <c:txPr>
+        <a:bodyPr rot="0" spcFirstLastPara="1" vertOverflow="ellipsis" vert="horz" wrap="square" anchor="ctr" anchorCtr="1"/>
+        <a:lstStyle/>
+        <a:p>
+          <a:pPr>
+            <a:defRPr sz="900" b="0" i="0" u="none" strike="noStrike" kern="1200" baseline="0">
+              <a:solidFill>
+                <a:schemeClr val="tx1">
+                  <a:lumMod val="65000"/>
+                  <a:lumOff val="35000"/>
+                </a:schemeClr>
+              </a:solidFill>
+              <a:latin typeface="+mn-lt"/>
+              <a:ea typeface="+mn-ea"/>
+              <a:cs typeface="+mn-cs"/>
+            </a:defRPr>
+          </a:pPr>
+          <a:endParaRPr lang="ru-RU"/>
+        </a:p>
+      </c:txPr>
+    </c:legend>
+    <c:plotVisOnly val="1"/>
+    <c:dispBlanksAs val="gap"/>
+    <c:extLst>
+      <c:ext xmlns:c16r3="http://schemas.microsoft.com/office/drawing/2017/03/chart" uri="{56B9EC1D-385E-4148-901F-78D8002777C0}">
+        <c16r3:dataDisplayOptions16>
+          <c16r3:dispNaAsBlank val="1"/>
+        </c16r3:dataDisplayOptions16>
+      </c:ext>
+    </c:extLst>
+    <c:showDLblsOverMax val="0"/>
+  </c:chart>
+  <c:spPr>
+    <a:solidFill>
+      <a:schemeClr val="bg1"/>
+    </a:solidFill>
+    <a:ln w="9525" cap="flat" cmpd="sng" algn="ctr">
+      <a:solidFill>
+        <a:schemeClr val="tx1">
+          <a:lumMod val="15000"/>
+          <a:lumOff val="85000"/>
+        </a:schemeClr>
+      </a:solidFill>
+      <a:round/>
+    </a:ln>
+    <a:effectLst/>
+  </c:spPr>
+  <c:txPr>
+    <a:bodyPr/>
+    <a:lstStyle/>
+    <a:p>
+      <a:pPr>
+        <a:defRPr/>
+      </a:pPr>
+      <a:endParaRPr lang="ru-RU"/>
+    </a:p>
+  </c:txPr>
+  <c:externalData r:id="rId3">
+    <c:autoUpdate val="0"/>
+  </c:externalData>
+</c:chartSpace>
+</file>
+
+<file path=word/charts/chart4.xml><?xml version="1.0" encoding="utf-8"?>
+<c:chartSpace xmlns:c="http://schemas.openxmlformats.org/drawingml/2006/chart" xmlns:a="http://schemas.openxmlformats.org/drawingml/2006/main" xmlns:r="http://schemas.openxmlformats.org/officeDocument/2006/relationships" xmlns:c16r2="http://schemas.microsoft.com/office/drawing/2015/06/chart">
+  <c:date1904 val="0"/>
+  <c:lang val="ru-RU"/>
+  <c:roundedCorners val="0"/>
+  <mc:AlternateContent xmlns:mc="http://schemas.openxmlformats.org/markup-compatibility/2006">
+    <mc:Choice xmlns:c14="http://schemas.microsoft.com/office/drawing/2007/8/2/chart" Requires="c14">
+      <c14:style val="102"/>
+    </mc:Choice>
+    <mc:Fallback>
+      <c:style val="2"/>
+    </mc:Fallback>
+  </mc:AlternateContent>
+  <c:chart>
+    <c:autoTitleDeleted val="0"/>
+    <c:plotArea>
+      <c:layout/>
+      <c:lineChart>
+        <c:grouping val="standard"/>
+        <c:varyColors val="0"/>
+        <c:ser>
+          <c:idx val="0"/>
+          <c:order val="0"/>
+          <c:tx>
+            <c:strRef>
+              <c:f>Лист1!$B$1</c:f>
+              <c:strCache>
+                <c:ptCount val="1"/>
+                <c:pt idx="0">
+                  <c:v>1 фаза</c:v>
+                </c:pt>
+              </c:strCache>
+            </c:strRef>
+          </c:tx>
+          <c:spPr>
+            <a:ln w="28575" cap="rnd">
+              <a:solidFill>
+                <a:schemeClr val="accent1"/>
+              </a:solidFill>
+              <a:round/>
+            </a:ln>
+            <a:effectLst/>
+          </c:spPr>
+          <c:marker>
+            <c:symbol val="none"/>
+          </c:marker>
+          <c:errBars>
+            <c:errDir val="y"/>
+            <c:errBarType val="both"/>
+            <c:errValType val="cust"/>
+            <c:noEndCap val="0"/>
+            <c:plus>
+              <c:numRef>
+                <c:f>Лист1!$C$2:$C$6</c:f>
+                <c:numCache>
+                  <c:formatCode>General</c:formatCode>
+                  <c:ptCount val="5"/>
+                  <c:pt idx="0">
+                    <c:v>0.32700000000000001</c:v>
+                  </c:pt>
+                  <c:pt idx="1">
+                    <c:v>0.80900000000000005</c:v>
+                  </c:pt>
+                  <c:pt idx="2">
+                    <c:v>2.4049999999999998</c:v>
+                  </c:pt>
+                  <c:pt idx="3">
+                    <c:v>4.9089999999999998</c:v>
+                  </c:pt>
+                  <c:pt idx="4">
+                    <c:v>31.132000000000001</c:v>
+                  </c:pt>
+                </c:numCache>
+              </c:numRef>
+            </c:plus>
+            <c:minus>
+              <c:numRef>
+                <c:f>Лист1!$C$2:$C$6</c:f>
+                <c:numCache>
+                  <c:formatCode>General</c:formatCode>
+                  <c:ptCount val="5"/>
+                  <c:pt idx="0">
+                    <c:v>0.32700000000000001</c:v>
+                  </c:pt>
+                  <c:pt idx="1">
+                    <c:v>0.80900000000000005</c:v>
+                  </c:pt>
+                  <c:pt idx="2">
+                    <c:v>2.4049999999999998</c:v>
+                  </c:pt>
+                  <c:pt idx="3">
+                    <c:v>4.9089999999999998</c:v>
+                  </c:pt>
+                  <c:pt idx="4">
+                    <c:v>31.132000000000001</c:v>
+                  </c:pt>
+                </c:numCache>
+              </c:numRef>
+            </c:minus>
+            <c:spPr>
+              <a:noFill/>
+              <a:ln w="19050" cap="flat" cmpd="sng" algn="ctr">
+                <a:solidFill>
+                  <a:schemeClr val="accent1"/>
+                </a:solidFill>
+                <a:round/>
+              </a:ln>
+              <a:effectLst/>
+            </c:spPr>
+          </c:errBars>
+          <c:cat>
+            <c:numRef>
+              <c:f>Лист1!$A$2:$A$6</c:f>
+              <c:numCache>
+                <c:formatCode>General</c:formatCode>
+                <c:ptCount val="5"/>
+                <c:pt idx="0">
+                  <c:v>0.21</c:v>
+                </c:pt>
+                <c:pt idx="1">
+                  <c:v>0.51</c:v>
+                </c:pt>
+                <c:pt idx="2">
+                  <c:v>0.81</c:v>
+                </c:pt>
+                <c:pt idx="3">
+                  <c:v>0.91</c:v>
+                </c:pt>
+                <c:pt idx="4">
+                  <c:v>0.99</c:v>
+                </c:pt>
+              </c:numCache>
+            </c:numRef>
+          </c:cat>
+          <c:val>
+            <c:numRef>
+              <c:f>Лист1!$B$2:$B$6</c:f>
+              <c:numCache>
+                <c:formatCode>General</c:formatCode>
+                <c:ptCount val="5"/>
+                <c:pt idx="0">
+                  <c:v>1.133</c:v>
+                </c:pt>
+                <c:pt idx="1">
+                  <c:v>1.5269999999999999</c:v>
+                </c:pt>
+                <c:pt idx="2">
+                  <c:v>3.03</c:v>
+                </c:pt>
+                <c:pt idx="3">
+                  <c:v>5.6050000000000004</c:v>
+                </c:pt>
+                <c:pt idx="4">
+                  <c:v>31.530999999999999</c:v>
+                </c:pt>
+              </c:numCache>
+            </c:numRef>
+          </c:val>
+          <c:smooth val="0"/>
+          <c:extLst>
+            <c:ext xmlns:c16="http://schemas.microsoft.com/office/drawing/2014/chart" uri="{C3380CC4-5D6E-409C-BE32-E72D297353CC}">
+              <c16:uniqueId val="{00000000-0BE0-4610-A90F-AB1D1C717222}"/>
+            </c:ext>
+          </c:extLst>
+        </c:ser>
+        <c:ser>
+          <c:idx val="1"/>
+          <c:order val="1"/>
+          <c:tx>
+            <c:strRef>
+              <c:f>Лист1!$D$1</c:f>
+              <c:strCache>
+                <c:ptCount val="1"/>
+                <c:pt idx="0">
+                  <c:v>2 фаза</c:v>
+                </c:pt>
+              </c:strCache>
+            </c:strRef>
+          </c:tx>
+          <c:spPr>
+            <a:ln w="28575" cap="rnd">
+              <a:solidFill>
+                <a:schemeClr val="accent2"/>
+              </a:solidFill>
+              <a:round/>
+            </a:ln>
+            <a:effectLst/>
+          </c:spPr>
+          <c:marker>
+            <c:symbol val="none"/>
+          </c:marker>
+          <c:errBars>
+            <c:errDir val="y"/>
+            <c:errBarType val="both"/>
+            <c:errValType val="cust"/>
+            <c:noEndCap val="0"/>
+            <c:plus>
+              <c:numRef>
+                <c:f>Лист1!$E$2:$E$6</c:f>
+                <c:numCache>
+                  <c:formatCode>General</c:formatCode>
+                  <c:ptCount val="5"/>
+                  <c:pt idx="0">
+                    <c:v>1.2050000000000001</c:v>
+                  </c:pt>
+                  <c:pt idx="1">
+                    <c:v>1.8580000000000001</c:v>
+                  </c:pt>
+                  <c:pt idx="2">
+                    <c:v>4.5490000000000004</c:v>
+                  </c:pt>
+                  <c:pt idx="3">
+                    <c:v>7.5659999999999998</c:v>
+                  </c:pt>
+                  <c:pt idx="4">
+                    <c:v>53.71</c:v>
+                  </c:pt>
+                </c:numCache>
+              </c:numRef>
+            </c:plus>
+            <c:minus>
+              <c:numRef>
+                <c:f>Лист1!$E$2:$E$6</c:f>
+                <c:numCache>
+                  <c:formatCode>General</c:formatCode>
+                  <c:ptCount val="5"/>
+                  <c:pt idx="0">
+                    <c:v>1.2050000000000001</c:v>
+                  </c:pt>
+                  <c:pt idx="1">
+                    <c:v>1.8580000000000001</c:v>
+                  </c:pt>
+                  <c:pt idx="2">
+                    <c:v>4.5490000000000004</c:v>
+                  </c:pt>
+                  <c:pt idx="3">
+                    <c:v>7.5659999999999998</c:v>
+                  </c:pt>
+                  <c:pt idx="4">
+                    <c:v>53.71</c:v>
+                  </c:pt>
+                </c:numCache>
+              </c:numRef>
+            </c:minus>
+            <c:spPr>
+              <a:noFill/>
+              <a:ln w="9525" cap="flat" cmpd="sng" algn="ctr">
+                <a:solidFill>
+                  <a:schemeClr val="accent2"/>
+                </a:solidFill>
+                <a:round/>
+              </a:ln>
+              <a:effectLst/>
+            </c:spPr>
+          </c:errBars>
+          <c:cat>
+            <c:numRef>
+              <c:f>Лист1!$A$2:$A$6</c:f>
+              <c:numCache>
+                <c:formatCode>General</c:formatCode>
+                <c:ptCount val="5"/>
+                <c:pt idx="0">
+                  <c:v>0.21</c:v>
+                </c:pt>
+                <c:pt idx="1">
+                  <c:v>0.51</c:v>
+                </c:pt>
+                <c:pt idx="2">
+                  <c:v>0.81</c:v>
+                </c:pt>
+                <c:pt idx="3">
+                  <c:v>0.91</c:v>
+                </c:pt>
+                <c:pt idx="4">
+                  <c:v>0.99</c:v>
+                </c:pt>
+              </c:numCache>
+            </c:numRef>
+          </c:cat>
+          <c:val>
+            <c:numRef>
+              <c:f>Лист1!$D$2:$D$6</c:f>
+              <c:numCache>
+                <c:formatCode>General</c:formatCode>
+                <c:ptCount val="5"/>
+                <c:pt idx="0">
+                  <c:v>1.1990000000000001</c:v>
+                </c:pt>
+                <c:pt idx="1">
+                  <c:v>1.7989999999999999</c:v>
+                </c:pt>
+                <c:pt idx="2">
+                  <c:v>4.0199999999999996</c:v>
+                </c:pt>
+                <c:pt idx="3">
+                  <c:v>7.343</c:v>
+                </c:pt>
+                <c:pt idx="4">
+                  <c:v>58.88</c:v>
+                </c:pt>
+              </c:numCache>
+            </c:numRef>
+          </c:val>
+          <c:smooth val="0"/>
+          <c:extLst>
+            <c:ext xmlns:c16="http://schemas.microsoft.com/office/drawing/2014/chart" uri="{C3380CC4-5D6E-409C-BE32-E72D297353CC}">
+              <c16:uniqueId val="{00000001-0BE0-4610-A90F-AB1D1C717222}"/>
+            </c:ext>
+          </c:extLst>
+        </c:ser>
+        <c:dLbls>
+          <c:showLegendKey val="0"/>
+          <c:showVal val="0"/>
+          <c:showCatName val="0"/>
+          <c:showSerName val="0"/>
+          <c:showPercent val="0"/>
+          <c:showBubbleSize val="0"/>
+        </c:dLbls>
+        <c:smooth val="0"/>
+        <c:axId val="1802078463"/>
+        <c:axId val="1802071263"/>
+      </c:lineChart>
+      <c:catAx>
+        <c:axId val="1802078463"/>
+        <c:scaling>
+          <c:orientation val="minMax"/>
+        </c:scaling>
+        <c:delete val="0"/>
+        <c:axPos val="b"/>
+        <c:numFmt formatCode="General" sourceLinked="1"/>
+        <c:majorTickMark val="none"/>
+        <c:minorTickMark val="none"/>
+        <c:tickLblPos val="nextTo"/>
+        <c:spPr>
+          <a:noFill/>
+          <a:ln w="9525" cap="flat" cmpd="sng" algn="ctr">
+            <a:solidFill>
+              <a:schemeClr val="tx1">
+                <a:lumMod val="15000"/>
+                <a:lumOff val="85000"/>
+              </a:schemeClr>
+            </a:solidFill>
+            <a:round/>
+          </a:ln>
+          <a:effectLst/>
+        </c:spPr>
+        <c:txPr>
+          <a:bodyPr rot="-60000000" spcFirstLastPara="1" vertOverflow="ellipsis" vert="horz" wrap="square" anchor="ctr" anchorCtr="1"/>
+          <a:lstStyle/>
+          <a:p>
+            <a:pPr>
+              <a:defRPr sz="900" b="0" i="0" u="none" strike="noStrike" kern="1200" baseline="0">
+                <a:solidFill>
+                  <a:schemeClr val="tx1">
+                    <a:lumMod val="65000"/>
+                    <a:lumOff val="35000"/>
+                  </a:schemeClr>
+                </a:solidFill>
+                <a:latin typeface="+mn-lt"/>
+                <a:ea typeface="+mn-ea"/>
+                <a:cs typeface="+mn-cs"/>
+              </a:defRPr>
+            </a:pPr>
+            <a:endParaRPr lang="ru-RU"/>
+          </a:p>
+        </c:txPr>
+        <c:crossAx val="1802071263"/>
+        <c:crosses val="autoZero"/>
+        <c:auto val="1"/>
+        <c:lblAlgn val="ctr"/>
+        <c:lblOffset val="100"/>
+        <c:noMultiLvlLbl val="0"/>
+      </c:catAx>
+      <c:valAx>
+        <c:axId val="1802071263"/>
+        <c:scaling>
+          <c:orientation val="minMax"/>
+        </c:scaling>
+        <c:delete val="0"/>
+        <c:axPos val="l"/>
+        <c:majorGridlines>
+          <c:spPr>
+            <a:ln w="9525" cap="flat" cmpd="sng" algn="ctr">
+              <a:solidFill>
+                <a:schemeClr val="tx1">
+                  <a:lumMod val="15000"/>
+                  <a:lumOff val="85000"/>
+                </a:schemeClr>
+              </a:solidFill>
+              <a:round/>
+            </a:ln>
+            <a:effectLst/>
+          </c:spPr>
+        </c:majorGridlines>
+        <c:numFmt formatCode="General" sourceLinked="1"/>
+        <c:majorTickMark val="none"/>
+        <c:minorTickMark val="none"/>
+        <c:tickLblPos val="nextTo"/>
+        <c:spPr>
+          <a:noFill/>
+          <a:ln>
+            <a:noFill/>
+          </a:ln>
+          <a:effectLst/>
+        </c:spPr>
+        <c:txPr>
+          <a:bodyPr rot="-60000000" spcFirstLastPara="1" vertOverflow="ellipsis" vert="horz" wrap="square" anchor="ctr" anchorCtr="1"/>
+          <a:lstStyle/>
+          <a:p>
+            <a:pPr>
+              <a:defRPr sz="900" b="0" i="0" u="none" strike="noStrike" kern="1200" baseline="0">
+                <a:solidFill>
+                  <a:schemeClr val="tx1">
+                    <a:lumMod val="65000"/>
+                    <a:lumOff val="35000"/>
+                  </a:schemeClr>
+                </a:solidFill>
+                <a:latin typeface="+mn-lt"/>
+                <a:ea typeface="+mn-ea"/>
+                <a:cs typeface="+mn-cs"/>
+              </a:defRPr>
+            </a:pPr>
+            <a:endParaRPr lang="ru-RU"/>
+          </a:p>
+        </c:txPr>
+        <c:crossAx val="1802078463"/>
+        <c:crosses val="autoZero"/>
+        <c:crossBetween val="between"/>
+      </c:valAx>
+      <c:spPr>
+        <a:noFill/>
+        <a:ln>
+          <a:noFill/>
+        </a:ln>
+        <a:effectLst/>
+      </c:spPr>
+    </c:plotArea>
+    <c:legend>
+      <c:legendPos val="b"/>
+      <c:overlay val="0"/>
+      <c:spPr>
+        <a:noFill/>
+        <a:ln>
+          <a:noFill/>
+        </a:ln>
+        <a:effectLst/>
+      </c:spPr>
+      <c:txPr>
+        <a:bodyPr rot="0" spcFirstLastPara="1" vertOverflow="ellipsis" vert="horz" wrap="square" anchor="ctr" anchorCtr="1"/>
+        <a:lstStyle/>
+        <a:p>
+          <a:pPr>
+            <a:defRPr sz="900" b="0" i="0" u="none" strike="noStrike" kern="1200" baseline="0">
+              <a:solidFill>
+                <a:schemeClr val="tx1">
+                  <a:lumMod val="65000"/>
+                  <a:lumOff val="35000"/>
+                </a:schemeClr>
+              </a:solidFill>
+              <a:latin typeface="+mn-lt"/>
+              <a:ea typeface="+mn-ea"/>
+              <a:cs typeface="+mn-cs"/>
+            </a:defRPr>
+          </a:pPr>
+          <a:endParaRPr lang="ru-RU"/>
+        </a:p>
+      </c:txPr>
+    </c:legend>
+    <c:plotVisOnly val="1"/>
+    <c:dispBlanksAs val="gap"/>
+    <c:extLst>
+      <c:ext xmlns:c16r3="http://schemas.microsoft.com/office/drawing/2017/03/chart" uri="{56B9EC1D-385E-4148-901F-78D8002777C0}">
+        <c16r3:dataDisplayOptions16>
+          <c16r3:dispNaAsBlank val="1"/>
+        </c16r3:dataDisplayOptions16>
+      </c:ext>
+    </c:extLst>
+    <c:showDLblsOverMax val="0"/>
+  </c:chart>
+  <c:spPr>
+    <a:solidFill>
+      <a:schemeClr val="bg1"/>
+    </a:solidFill>
+    <a:ln w="9525" cap="flat" cmpd="sng" algn="ctr">
+      <a:solidFill>
+        <a:schemeClr val="tx1">
+          <a:lumMod val="15000"/>
+          <a:lumOff val="85000"/>
+        </a:schemeClr>
+      </a:solidFill>
+      <a:round/>
+    </a:ln>
+    <a:effectLst/>
+  </c:spPr>
+  <c:txPr>
+    <a:bodyPr/>
+    <a:lstStyle/>
+    <a:p>
+      <a:pPr>
+        <a:defRPr/>
+      </a:pPr>
+      <a:endParaRPr lang="ru-RU"/>
+    </a:p>
+  </c:txPr>
+  <c:externalData r:id="rId3">
+    <c:autoUpdate val="0"/>
+  </c:externalData>
+</c:chartSpace>
+</file>
+
+<file path=word/charts/chart5.xml><?xml version="1.0" encoding="utf-8"?>
+<c:chartSpace xmlns:c="http://schemas.openxmlformats.org/drawingml/2006/chart" xmlns:a="http://schemas.openxmlformats.org/drawingml/2006/main" xmlns:r="http://schemas.openxmlformats.org/officeDocument/2006/relationships" xmlns:c16r2="http://schemas.microsoft.com/office/drawing/2015/06/chart">
+  <c:date1904 val="0"/>
+  <c:lang val="ru-RU"/>
+  <c:roundedCorners val="0"/>
+  <mc:AlternateContent xmlns:mc="http://schemas.openxmlformats.org/markup-compatibility/2006">
+    <mc:Choice xmlns:c14="http://schemas.microsoft.com/office/drawing/2007/8/2/chart" Requires="c14">
+      <c14:style val="102"/>
+    </mc:Choice>
+    <mc:Fallback>
+      <c:style val="2"/>
+    </mc:Fallback>
+  </mc:AlternateContent>
+  <c:chart>
+    <c:autoTitleDeleted val="0"/>
+    <c:plotArea>
+      <c:layout/>
+      <c:lineChart>
+        <c:grouping val="standard"/>
+        <c:varyColors val="0"/>
+        <c:ser>
+          <c:idx val="0"/>
+          <c:order val="0"/>
+          <c:tx>
+            <c:strRef>
+              <c:f>Лист1!$B$1</c:f>
+              <c:strCache>
+                <c:ptCount val="1"/>
+                <c:pt idx="0">
+                  <c:v>1 фаза</c:v>
+                </c:pt>
+              </c:strCache>
+            </c:strRef>
+          </c:tx>
+          <c:spPr>
+            <a:ln w="28575" cap="rnd">
+              <a:solidFill>
+                <a:schemeClr val="accent1"/>
+              </a:solidFill>
+              <a:round/>
+            </a:ln>
+            <a:effectLst/>
+          </c:spPr>
+          <c:marker>
+            <c:symbol val="none"/>
+          </c:marker>
+          <c:errBars>
+            <c:errDir val="y"/>
+            <c:errBarType val="both"/>
+            <c:errValType val="cust"/>
+            <c:noEndCap val="0"/>
+            <c:plus>
+              <c:numRef>
+                <c:f>Лист1!$C$2:$C$6</c:f>
+                <c:numCache>
+                  <c:formatCode>General</c:formatCode>
+                  <c:ptCount val="5"/>
+                  <c:pt idx="0">
+                    <c:v>1.248</c:v>
+                  </c:pt>
+                  <c:pt idx="1">
+                    <c:v>1.988</c:v>
+                  </c:pt>
+                  <c:pt idx="2">
+                    <c:v>5.2329999999999997</c:v>
+                  </c:pt>
+                  <c:pt idx="3">
+                    <c:v>12.081</c:v>
+                  </c:pt>
+                  <c:pt idx="4">
+                    <c:v>65.048000000000002</c:v>
+                  </c:pt>
+                </c:numCache>
+              </c:numRef>
+            </c:plus>
+            <c:minus>
+              <c:numRef>
+                <c:f>Лист1!$C$2:$C$6</c:f>
+                <c:numCache>
+                  <c:formatCode>General</c:formatCode>
+                  <c:ptCount val="5"/>
+                  <c:pt idx="0">
+                    <c:v>1.248</c:v>
+                  </c:pt>
+                  <c:pt idx="1">
+                    <c:v>1.988</c:v>
+                  </c:pt>
+                  <c:pt idx="2">
+                    <c:v>5.2329999999999997</c:v>
+                  </c:pt>
+                  <c:pt idx="3">
+                    <c:v>12.081</c:v>
+                  </c:pt>
+                  <c:pt idx="4">
+                    <c:v>65.048000000000002</c:v>
+                  </c:pt>
+                </c:numCache>
+              </c:numRef>
+            </c:minus>
+            <c:spPr>
+              <a:noFill/>
+              <a:ln w="9525" cap="flat" cmpd="sng" algn="ctr">
+                <a:solidFill>
+                  <a:schemeClr val="accent1"/>
+                </a:solidFill>
+                <a:round/>
+              </a:ln>
+              <a:effectLst/>
+            </c:spPr>
+          </c:errBars>
+          <c:cat>
+            <c:numRef>
+              <c:f>Лист1!$A$2:$A$6</c:f>
+              <c:numCache>
+                <c:formatCode>General</c:formatCode>
+                <c:ptCount val="5"/>
+                <c:pt idx="0">
+                  <c:v>0.21</c:v>
+                </c:pt>
+                <c:pt idx="1">
+                  <c:v>0.51</c:v>
+                </c:pt>
+                <c:pt idx="2">
+                  <c:v>0.81</c:v>
+                </c:pt>
+                <c:pt idx="3">
+                  <c:v>0.91</c:v>
+                </c:pt>
+                <c:pt idx="4">
+                  <c:v>0.99</c:v>
+                </c:pt>
+              </c:numCache>
+            </c:numRef>
+          </c:cat>
+          <c:val>
+            <c:numRef>
+              <c:f>Лист1!$B$2:$B$6</c:f>
+              <c:numCache>
+                <c:formatCode>General</c:formatCode>
+                <c:ptCount val="5"/>
+                <c:pt idx="0">
+                  <c:v>1.258</c:v>
+                </c:pt>
+                <c:pt idx="1">
+                  <c:v>2.016</c:v>
+                </c:pt>
+                <c:pt idx="2">
+                  <c:v>5.1710000000000003</c:v>
+                </c:pt>
+                <c:pt idx="3">
+                  <c:v>11.061999999999999</c:v>
+                </c:pt>
+                <c:pt idx="4">
+                  <c:v>65.332999999999998</c:v>
+                </c:pt>
+              </c:numCache>
+            </c:numRef>
+          </c:val>
+          <c:smooth val="0"/>
+          <c:extLst>
+            <c:ext xmlns:c16="http://schemas.microsoft.com/office/drawing/2014/chart" uri="{C3380CC4-5D6E-409C-BE32-E72D297353CC}">
+              <c16:uniqueId val="{00000000-5688-4546-A521-943F269F798F}"/>
+            </c:ext>
+          </c:extLst>
+        </c:ser>
+        <c:ser>
+          <c:idx val="1"/>
+          <c:order val="1"/>
+          <c:tx>
+            <c:strRef>
+              <c:f>Лист1!$D$1</c:f>
+              <c:strCache>
+                <c:ptCount val="1"/>
+                <c:pt idx="0">
+                  <c:v>2 фаза</c:v>
+                </c:pt>
+              </c:strCache>
+            </c:strRef>
+          </c:tx>
+          <c:spPr>
+            <a:ln w="31750" cap="rnd">
+              <a:solidFill>
+                <a:schemeClr val="accent2"/>
+              </a:solidFill>
+              <a:round/>
+            </a:ln>
+            <a:effectLst/>
+          </c:spPr>
+          <c:marker>
+            <c:symbol val="none"/>
+          </c:marker>
+          <c:errBars>
+            <c:errDir val="y"/>
+            <c:errBarType val="both"/>
+            <c:errValType val="cust"/>
+            <c:noEndCap val="0"/>
+            <c:plus>
+              <c:numRef>
+                <c:f>Лист1!$E$2:$E$6</c:f>
+                <c:numCache>
+                  <c:formatCode>General</c:formatCode>
+                  <c:ptCount val="5"/>
+                  <c:pt idx="0">
+                    <c:v>1.2669999999999999</c:v>
+                  </c:pt>
+                  <c:pt idx="1">
+                    <c:v>1.587</c:v>
+                  </c:pt>
+                  <c:pt idx="2">
+                    <c:v>1.929</c:v>
+                  </c:pt>
+                  <c:pt idx="3">
+                    <c:v>2.1459999999999999</c:v>
+                  </c:pt>
+                  <c:pt idx="4">
+                    <c:v>2.5030000000000001</c:v>
+                  </c:pt>
+                </c:numCache>
+              </c:numRef>
+            </c:plus>
+            <c:minus>
+              <c:numRef>
+                <c:f>Лист1!$E$2:$E$6</c:f>
+                <c:numCache>
+                  <c:formatCode>General</c:formatCode>
+                  <c:ptCount val="5"/>
+                  <c:pt idx="0">
+                    <c:v>1.2669999999999999</c:v>
+                  </c:pt>
+                  <c:pt idx="1">
+                    <c:v>1.587</c:v>
+                  </c:pt>
+                  <c:pt idx="2">
+                    <c:v>1.929</c:v>
+                  </c:pt>
+                  <c:pt idx="3">
+                    <c:v>2.1459999999999999</c:v>
+                  </c:pt>
+                  <c:pt idx="4">
+                    <c:v>2.5030000000000001</c:v>
+                  </c:pt>
+                </c:numCache>
+              </c:numRef>
+            </c:minus>
+            <c:spPr>
+              <a:noFill/>
+              <a:ln w="15875" cap="flat" cmpd="sng" algn="ctr">
+                <a:solidFill>
+                  <a:schemeClr val="accent2"/>
+                </a:solidFill>
+                <a:round/>
+              </a:ln>
+              <a:effectLst/>
+            </c:spPr>
+          </c:errBars>
+          <c:cat>
+            <c:numRef>
+              <c:f>Лист1!$A$2:$A$6</c:f>
+              <c:numCache>
+                <c:formatCode>General</c:formatCode>
+                <c:ptCount val="5"/>
+                <c:pt idx="0">
+                  <c:v>0.21</c:v>
+                </c:pt>
+                <c:pt idx="1">
+                  <c:v>0.51</c:v>
+                </c:pt>
+                <c:pt idx="2">
+                  <c:v>0.81</c:v>
+                </c:pt>
+                <c:pt idx="3">
+                  <c:v>0.91</c:v>
+                </c:pt>
+                <c:pt idx="4">
+                  <c:v>0.99</c:v>
+                </c:pt>
+              </c:numCache>
+            </c:numRef>
+          </c:cat>
+          <c:val>
+            <c:numRef>
+              <c:f>Лист1!$D$2:$D$6</c:f>
+              <c:numCache>
+                <c:formatCode>General</c:formatCode>
+                <c:ptCount val="5"/>
+                <c:pt idx="0">
+                  <c:v>1.3939999999999999</c:v>
+                </c:pt>
+                <c:pt idx="1">
+                  <c:v>2.14</c:v>
+                </c:pt>
+                <c:pt idx="2">
+                  <c:v>3.5579999999999998</c:v>
+                </c:pt>
+                <c:pt idx="3">
+                  <c:v>4.6520000000000001</c:v>
+                </c:pt>
+                <c:pt idx="4">
+                  <c:v>7.556</c:v>
+                </c:pt>
+              </c:numCache>
+            </c:numRef>
+          </c:val>
+          <c:smooth val="0"/>
+          <c:extLst>
+            <c:ext xmlns:c16="http://schemas.microsoft.com/office/drawing/2014/chart" uri="{C3380CC4-5D6E-409C-BE32-E72D297353CC}">
+              <c16:uniqueId val="{00000001-5688-4546-A521-943F269F798F}"/>
+            </c:ext>
+          </c:extLst>
+        </c:ser>
+        <c:dLbls>
+          <c:showLegendKey val="0"/>
+          <c:showVal val="0"/>
+          <c:showCatName val="0"/>
+          <c:showSerName val="0"/>
+          <c:showPercent val="0"/>
+          <c:showBubbleSize val="0"/>
+        </c:dLbls>
+        <c:smooth val="0"/>
+        <c:axId val="1802078463"/>
+        <c:axId val="1802071263"/>
+      </c:lineChart>
+      <c:catAx>
+        <c:axId val="1802078463"/>
+        <c:scaling>
+          <c:orientation val="minMax"/>
+        </c:scaling>
+        <c:delete val="0"/>
+        <c:axPos val="b"/>
+        <c:numFmt formatCode="General" sourceLinked="1"/>
+        <c:majorTickMark val="none"/>
+        <c:minorTickMark val="none"/>
+        <c:tickLblPos val="nextTo"/>
+        <c:spPr>
+          <a:noFill/>
+          <a:ln w="9525" cap="flat" cmpd="sng" algn="ctr">
+            <a:solidFill>
+              <a:schemeClr val="tx1">
+                <a:lumMod val="15000"/>
+                <a:lumOff val="85000"/>
+              </a:schemeClr>
+            </a:solidFill>
+            <a:round/>
+          </a:ln>
+          <a:effectLst/>
+        </c:spPr>
+        <c:txPr>
+          <a:bodyPr rot="-60000000" spcFirstLastPara="1" vertOverflow="ellipsis" vert="horz" wrap="square" anchor="ctr" anchorCtr="1"/>
+          <a:lstStyle/>
+          <a:p>
+            <a:pPr>
+              <a:defRPr sz="900" b="0" i="0" u="none" strike="noStrike" kern="1200" baseline="0">
+                <a:solidFill>
+                  <a:schemeClr val="tx1">
+                    <a:lumMod val="65000"/>
+                    <a:lumOff val="35000"/>
+                  </a:schemeClr>
+                </a:solidFill>
+                <a:latin typeface="+mn-lt"/>
+                <a:ea typeface="+mn-ea"/>
+                <a:cs typeface="+mn-cs"/>
+              </a:defRPr>
+            </a:pPr>
+            <a:endParaRPr lang="ru-RU"/>
+          </a:p>
+        </c:txPr>
+        <c:crossAx val="1802071263"/>
+        <c:crosses val="autoZero"/>
+        <c:auto val="1"/>
+        <c:lblAlgn val="ctr"/>
+        <c:lblOffset val="100"/>
+        <c:noMultiLvlLbl val="0"/>
+      </c:catAx>
+      <c:valAx>
+        <c:axId val="1802071263"/>
+        <c:scaling>
+          <c:orientation val="minMax"/>
+        </c:scaling>
+        <c:delete val="0"/>
+        <c:axPos val="l"/>
+        <c:majorGridlines>
+          <c:spPr>
+            <a:ln w="9525" cap="flat" cmpd="sng" algn="ctr">
+              <a:solidFill>
+                <a:schemeClr val="tx1">
+                  <a:lumMod val="15000"/>
+                  <a:lumOff val="85000"/>
+                </a:schemeClr>
+              </a:solidFill>
+              <a:round/>
+            </a:ln>
+            <a:effectLst/>
+          </c:spPr>
+        </c:majorGridlines>
+        <c:numFmt formatCode="General" sourceLinked="1"/>
+        <c:majorTickMark val="none"/>
+        <c:minorTickMark val="none"/>
+        <c:tickLblPos val="nextTo"/>
+        <c:spPr>
+          <a:noFill/>
+          <a:ln>
+            <a:noFill/>
+          </a:ln>
+          <a:effectLst/>
+        </c:spPr>
+        <c:txPr>
+          <a:bodyPr rot="-60000000" spcFirstLastPara="1" vertOverflow="ellipsis" vert="horz" wrap="square" anchor="ctr" anchorCtr="1"/>
+          <a:lstStyle/>
+          <a:p>
+            <a:pPr>
+              <a:defRPr sz="900" b="0" i="0" u="none" strike="noStrike" kern="1200" baseline="0">
+                <a:solidFill>
+                  <a:schemeClr val="tx1">
+                    <a:lumMod val="65000"/>
+                    <a:lumOff val="35000"/>
+                  </a:schemeClr>
+                </a:solidFill>
+                <a:latin typeface="+mn-lt"/>
+                <a:ea typeface="+mn-ea"/>
+                <a:cs typeface="+mn-cs"/>
+              </a:defRPr>
+            </a:pPr>
+            <a:endParaRPr lang="ru-RU"/>
+          </a:p>
+        </c:txPr>
+        <c:crossAx val="1802078463"/>
+        <c:crosses val="autoZero"/>
+        <c:crossBetween val="between"/>
+      </c:valAx>
+      <c:spPr>
+        <a:noFill/>
+        <a:ln>
+          <a:noFill/>
+        </a:ln>
+        <a:effectLst/>
+      </c:spPr>
+    </c:plotArea>
+    <c:legend>
+      <c:legendPos val="b"/>
+      <c:overlay val="0"/>
+      <c:spPr>
+        <a:noFill/>
+        <a:ln>
+          <a:noFill/>
+        </a:ln>
+        <a:effectLst/>
+      </c:spPr>
+      <c:txPr>
+        <a:bodyPr rot="0" spcFirstLastPara="1" vertOverflow="ellipsis" vert="horz" wrap="square" anchor="ctr" anchorCtr="1"/>
+        <a:lstStyle/>
+        <a:p>
+          <a:pPr>
+            <a:defRPr sz="900" b="0" i="0" u="none" strike="noStrike" kern="1200" baseline="0">
+              <a:solidFill>
+                <a:schemeClr val="tx1">
+                  <a:lumMod val="65000"/>
+                  <a:lumOff val="35000"/>
+                </a:schemeClr>
+              </a:solidFill>
+              <a:latin typeface="+mn-lt"/>
+              <a:ea typeface="+mn-ea"/>
+              <a:cs typeface="+mn-cs"/>
+            </a:defRPr>
+          </a:pPr>
+          <a:endParaRPr lang="ru-RU"/>
+        </a:p>
+      </c:txPr>
+    </c:legend>
+    <c:plotVisOnly val="1"/>
+    <c:dispBlanksAs val="gap"/>
+    <c:extLst>
+      <c:ext xmlns:c16r3="http://schemas.microsoft.com/office/drawing/2017/03/chart" uri="{56B9EC1D-385E-4148-901F-78D8002777C0}">
+        <c16r3:dataDisplayOptions16>
+          <c16r3:dispNaAsBlank val="1"/>
+        </c16r3:dataDisplayOptions16>
+      </c:ext>
+    </c:extLst>
+    <c:showDLblsOverMax val="0"/>
+  </c:chart>
+  <c:spPr>
+    <a:solidFill>
+      <a:schemeClr val="bg1"/>
+    </a:solidFill>
+    <a:ln w="9525" cap="flat" cmpd="sng" algn="ctr">
+      <a:solidFill>
+        <a:schemeClr val="tx1">
+          <a:lumMod val="15000"/>
+          <a:lumOff val="85000"/>
+        </a:schemeClr>
+      </a:solidFill>
+      <a:round/>
+    </a:ln>
+    <a:effectLst/>
+  </c:spPr>
+  <c:txPr>
+    <a:bodyPr/>
+    <a:lstStyle/>
+    <a:p>
+      <a:pPr>
+        <a:defRPr/>
+      </a:pPr>
+      <a:endParaRPr lang="ru-RU"/>
+    </a:p>
+  </c:txPr>
+  <c:externalData r:id="rId3">
+    <c:autoUpdate val="0"/>
+  </c:externalData>
+</c:chartSpace>
+</file>
+
+<file path=word/charts/colors1.xml><?xml version="1.0" encoding="utf-8"?>
+<cs:colorStyle xmlns:cs="http://schemas.microsoft.com/office/drawing/2012/chartStyle" xmlns:a="http://schemas.openxmlformats.org/drawingml/2006/main" meth="cycle" id="10">
+  <a:schemeClr val="accent1"/>
+  <a:schemeClr val="accent2"/>
+  <a:schemeClr val="accent3"/>
+  <a:schemeClr val="accent4"/>
+  <a:schemeClr val="accent5"/>
+  <a:schemeClr val="accent6"/>
+  <cs:variation/>
+  <cs:variation>
+    <a:lumMod val="60000"/>
+  </cs:variation>
+  <cs:variation>
+    <a:lumMod val="80000"/>
+    <a:lumOff val="20000"/>
+  </cs:variation>
+  <cs:variation>
+    <a:lumMod val="80000"/>
+  </cs:variation>
+  <cs:variation>
+    <a:lumMod val="60000"/>
+    <a:lumOff val="40000"/>
+  </cs:variation>
+  <cs:variation>
+    <a:lumMod val="50000"/>
+  </cs:variation>
+  <cs:variation>
+    <a:lumMod val="70000"/>
+    <a:lumOff val="30000"/>
+  </cs:variation>
+  <cs:variation>
+    <a:lumMod val="70000"/>
+  </cs:variation>
+  <cs:variation>
+    <a:lumMod val="50000"/>
+    <a:lumOff val="50000"/>
+  </cs:variation>
+</cs:colorStyle>
+</file>
+
+<file path=word/charts/colors2.xml><?xml version="1.0" encoding="utf-8"?>
+<cs:colorStyle xmlns:cs="http://schemas.microsoft.com/office/drawing/2012/chartStyle" xmlns:a="http://schemas.openxmlformats.org/drawingml/2006/main" meth="cycle" id="10">
+  <a:schemeClr val="accent1"/>
+  <a:schemeClr val="accent2"/>
+  <a:schemeClr val="accent3"/>
+  <a:schemeClr val="accent4"/>
+  <a:schemeClr val="accent5"/>
+  <a:schemeClr val="accent6"/>
+  <cs:variation/>
+  <cs:variation>
+    <a:lumMod val="60000"/>
+  </cs:variation>
+  <cs:variation>
+    <a:lumMod val="80000"/>
+    <a:lumOff val="20000"/>
+  </cs:variation>
+  <cs:variation>
+    <a:lumMod val="80000"/>
+  </cs:variation>
+  <cs:variation>
+    <a:lumMod val="60000"/>
+    <a:lumOff val="40000"/>
+  </cs:variation>
+  <cs:variation>
+    <a:lumMod val="50000"/>
+  </cs:variation>
+  <cs:variation>
+    <a:lumMod val="70000"/>
+    <a:lumOff val="30000"/>
+  </cs:variation>
+  <cs:variation>
+    <a:lumMod val="70000"/>
+  </cs:variation>
+  <cs:variation>
+    <a:lumMod val="50000"/>
+    <a:lumOff val="50000"/>
+  </cs:variation>
+</cs:colorStyle>
+</file>
+
+<file path=word/charts/colors3.xml><?xml version="1.0" encoding="utf-8"?>
+<cs:colorStyle xmlns:cs="http://schemas.microsoft.com/office/drawing/2012/chartStyle" xmlns:a="http://schemas.openxmlformats.org/drawingml/2006/main" meth="cycle" id="10">
+  <a:schemeClr val="accent1"/>
+  <a:schemeClr val="accent2"/>
+  <a:schemeClr val="accent3"/>
+  <a:schemeClr val="accent4"/>
+  <a:schemeClr val="accent5"/>
+  <a:schemeClr val="accent6"/>
+  <cs:variation/>
+  <cs:variation>
+    <a:lumMod val="60000"/>
+  </cs:variation>
+  <cs:variation>
+    <a:lumMod val="80000"/>
+    <a:lumOff val="20000"/>
+  </cs:variation>
+  <cs:variation>
+    <a:lumMod val="80000"/>
+  </cs:variation>
+  <cs:variation>
+    <a:lumMod val="60000"/>
+    <a:lumOff val="40000"/>
+  </cs:variation>
+  <cs:variation>
+    <a:lumMod val="50000"/>
+  </cs:variation>
+  <cs:variation>
+    <a:lumMod val="70000"/>
+    <a:lumOff val="30000"/>
+  </cs:variation>
+  <cs:variation>
+    <a:lumMod val="70000"/>
+  </cs:variation>
+  <cs:variation>
+    <a:lumMod val="50000"/>
+    <a:lumOff val="50000"/>
+  </cs:variation>
+</cs:colorStyle>
+</file>
+
+<file path=word/charts/colors4.xml><?xml version="1.0" encoding="utf-8"?>
+<cs:colorStyle xmlns:cs="http://schemas.microsoft.com/office/drawing/2012/chartStyle" xmlns:a="http://schemas.openxmlformats.org/drawingml/2006/main" meth="cycle" id="10">
+  <a:schemeClr val="accent1"/>
+  <a:schemeClr val="accent2"/>
+  <a:schemeClr val="accent3"/>
+  <a:schemeClr val="accent4"/>
+  <a:schemeClr val="accent5"/>
+  <a:schemeClr val="accent6"/>
+  <cs:variation/>
+  <cs:variation>
+    <a:lumMod val="60000"/>
+  </cs:variation>
+  <cs:variation>
+    <a:lumMod val="80000"/>
+    <a:lumOff val="20000"/>
+  </cs:variation>
+  <cs:variation>
+    <a:lumMod val="80000"/>
+  </cs:variation>
+  <cs:variation>
+    <a:lumMod val="60000"/>
+    <a:lumOff val="40000"/>
+  </cs:variation>
+  <cs:variation>
+    <a:lumMod val="50000"/>
+  </cs:variation>
+  <cs:variation>
+    <a:lumMod val="70000"/>
+    <a:lumOff val="30000"/>
+  </cs:variation>
+  <cs:variation>
+    <a:lumMod val="70000"/>
+  </cs:variation>
+  <cs:variation>
+    <a:lumMod val="50000"/>
+    <a:lumOff val="50000"/>
+  </cs:variation>
+</cs:colorStyle>
+</file>
+
+<file path=word/charts/colors5.xml><?xml version="1.0" encoding="utf-8"?>
+<cs:colorStyle xmlns:cs="http://schemas.microsoft.com/office/drawing/2012/chartStyle" xmlns:a="http://schemas.openxmlformats.org/drawingml/2006/main" meth="cycle" id="10">
+  <a:schemeClr val="accent1"/>
+  <a:schemeClr val="accent2"/>
+  <a:schemeClr val="accent3"/>
+  <a:schemeClr val="accent4"/>
+  <a:schemeClr val="accent5"/>
+  <a:schemeClr val="accent6"/>
+  <cs:variation/>
+  <cs:variation>
+    <a:lumMod val="60000"/>
+  </cs:variation>
+  <cs:variation>
+    <a:lumMod val="80000"/>
+    <a:lumOff val="20000"/>
+  </cs:variation>
+  <cs:variation>
+    <a:lumMod val="80000"/>
+  </cs:variation>
+  <cs:variation>
+    <a:lumMod val="60000"/>
+    <a:lumOff val="40000"/>
+  </cs:variation>
+  <cs:variation>
+    <a:lumMod val="50000"/>
+  </cs:variation>
+  <cs:variation>
+    <a:lumMod val="70000"/>
+    <a:lumOff val="30000"/>
+  </cs:variation>
+  <cs:variation>
+    <a:lumMod val="70000"/>
+  </cs:variation>
+  <cs:variation>
+    <a:lumMod val="50000"/>
+    <a:lumOff val="50000"/>
+  </cs:variation>
+</cs:colorStyle>
+</file>
+
+<file path=word/charts/style1.xml><?xml version="1.0" encoding="utf-8"?>
+<cs:chartStyle xmlns:cs="http://schemas.microsoft.com/office/drawing/2012/chartStyle" xmlns:a="http://schemas.openxmlformats.org/drawingml/2006/main" id="227">
+  <cs:axisTitle>
+    <cs:lnRef idx="0"/>
+    <cs:fillRef idx="0"/>
+    <cs:effectRef idx="0"/>
+    <cs:fontRef idx="minor">
+      <a:schemeClr val="tx1">
+        <a:lumMod val="65000"/>
+        <a:lumOff val="35000"/>
+      </a:schemeClr>
+    </cs:fontRef>
+    <cs:defRPr sz="1000" kern="1200"/>
+  </cs:axisTitle>
+  <cs:categoryAxis>
+    <cs:lnRef idx="0"/>
+    <cs:fillRef idx="0"/>
+    <cs:effectRef idx="0"/>
+    <cs:fontRef idx="minor">
+      <a:schemeClr val="tx1">
+        <a:lumMod val="65000"/>
+        <a:lumOff val="35000"/>
+      </a:schemeClr>
+    </cs:fontRef>
+    <cs:spPr>
+      <a:ln w="9525" cap="flat" cmpd="sng" algn="ctr">
+        <a:solidFill>
+          <a:schemeClr val="tx1">
+            <a:lumMod val="15000"/>
+            <a:lumOff val="85000"/>
+          </a:schemeClr>
+        </a:solidFill>
+        <a:round/>
+      </a:ln>
+    </cs:spPr>
+    <cs:defRPr sz="900" kern="1200"/>
+  </cs:categoryAxis>
+  <cs:chartArea mods="allowNoFillOverride allowNoLineOverride">
+    <cs:lnRef idx="0"/>
+    <cs:fillRef idx="0"/>
+    <cs:effectRef idx="0"/>
+    <cs:fontRef idx="minor">
+      <a:schemeClr val="tx1"/>
+    </cs:fontRef>
+    <cs:spPr>
+      <a:solidFill>
+        <a:schemeClr val="bg1"/>
+      </a:solidFill>
+      <a:ln w="9525" cap="flat" cmpd="sng" algn="ctr">
+        <a:solidFill>
+          <a:schemeClr val="tx1">
+            <a:lumMod val="15000"/>
+            <a:lumOff val="85000"/>
+          </a:schemeClr>
+        </a:solidFill>
+        <a:round/>
+      </a:ln>
+    </cs:spPr>
+    <cs:defRPr sz="1000" kern="1200"/>
+  </cs:chartArea>
+  <cs:dataLabel>
+    <cs:lnRef idx="0"/>
+    <cs:fillRef idx="0"/>
+    <cs:effectRef idx="0"/>
+    <cs:fontRef idx="minor">
+      <a:schemeClr val="tx1">
+        <a:lumMod val="75000"/>
+        <a:lumOff val="25000"/>
+      </a:schemeClr>
+    </cs:fontRef>
+    <cs:defRPr sz="900" kern="1200"/>
+  </cs:dataLabel>
+  <cs:dataLabelCallout>
+    <cs:lnRef idx="0"/>
+    <cs:fillRef idx="0"/>
+    <cs:effectRef idx="0"/>
+    <cs:fontRef idx="minor">
+      <a:schemeClr val="dk1">
+        <a:lumMod val="65000"/>
+        <a:lumOff val="35000"/>
+      </a:schemeClr>
+    </cs:fontRef>
+    <cs:spPr>
+      <a:solidFill>
+        <a:schemeClr val="lt1"/>
+      </a:solidFill>
+      <a:ln>
+        <a:solidFill>
+          <a:schemeClr val="dk1">
+            <a:lumMod val="25000"/>
+            <a:lumOff val="75000"/>
+          </a:schemeClr>
+        </a:solidFill>
+      </a:ln>
+    </cs:spPr>
+    <cs:defRPr sz="900" kern="1200"/>
+    <cs:bodyPr rot="0" spcFirstLastPara="1" vertOverflow="clip" horzOverflow="clip" vert="horz" wrap="square" lIns="36576" tIns="18288" rIns="36576" bIns="18288" anchor="ctr" anchorCtr="1">
+      <a:spAutoFit/>
+    </cs:bodyPr>
+  </cs:dataLabelCallout>
+  <cs:dataPoint>
+    <cs:lnRef idx="0"/>
+    <cs:fillRef idx="1">
+      <cs:styleClr val="auto"/>
+    </cs:fillRef>
+    <cs:effectRef idx="0"/>
+    <cs:fontRef idx="minor">
+      <a:schemeClr val="tx1"/>
+    </cs:fontRef>
+    <cs:spPr>
+      <a:solidFill>
+        <a:schemeClr val="phClr"/>
+      </a:solidFill>
+    </cs:spPr>
+  </cs:dataPoint>
+  <cs:dataPoint3D>
+    <cs:lnRef idx="0"/>
+    <cs:fillRef idx="1">
+      <cs:styleClr val="auto"/>
+    </cs:fillRef>
+    <cs:effectRef idx="0"/>
+    <cs:fontRef idx="minor">
+      <a:schemeClr val="tx1"/>
+    </cs:fontRef>
+    <cs:spPr>
+      <a:solidFill>
+        <a:schemeClr val="phClr"/>
+      </a:solidFill>
+    </cs:spPr>
+  </cs:dataPoint3D>
+  <cs:dataPointLine>
+    <cs:lnRef idx="0">
+      <cs:styleClr val="auto"/>
+    </cs:lnRef>
+    <cs:fillRef idx="1"/>
+    <cs:effectRef idx="0"/>
+    <cs:fontRef idx="minor">
+      <a:schemeClr val="tx1"/>
+    </cs:fontRef>
+    <cs:spPr>
+      <a:ln w="28575" cap="rnd">
+        <a:solidFill>
+          <a:schemeClr val="phClr"/>
+        </a:solidFill>
+        <a:round/>
+      </a:ln>
+    </cs:spPr>
+  </cs:dataPointLine>
+  <cs:dataPointMarker>
+    <cs:lnRef idx="0">
+      <cs:styleClr val="auto"/>
+    </cs:lnRef>
+    <cs:fillRef idx="1">
+      <cs:styleClr val="auto"/>
+    </cs:fillRef>
+    <cs:effectRef idx="0"/>
+    <cs:fontRef idx="minor">
+      <a:schemeClr val="tx1"/>
+    </cs:fontRef>
+    <cs:spPr>
+      <a:solidFill>
+        <a:schemeClr val="phClr"/>
+      </a:solidFill>
+      <a:ln w="9525">
+        <a:solidFill>
+          <a:schemeClr val="phClr"/>
+        </a:solidFill>
+      </a:ln>
+    </cs:spPr>
+  </cs:dataPointMarker>
+  <cs:dataPointMarkerLayout symbol="circle" size="5"/>
+  <cs:dataPointWireframe>
+    <cs:lnRef idx="0">
+      <cs:styleClr val="auto"/>
+    </cs:lnRef>
+    <cs:fillRef idx="1"/>
+    <cs:effectRef idx="0"/>
+    <cs:fontRef idx="minor">
+      <a:schemeClr val="tx1"/>
+    </cs:fontRef>
+    <cs:spPr>
+      <a:ln w="9525" cap="rnd">
+        <a:solidFill>
+          <a:schemeClr val="phClr"/>
+        </a:solidFill>
+        <a:round/>
+      </a:ln>
+    </cs:spPr>
+  </cs:dataPointWireframe>
+  <cs:dataTable>
+    <cs:lnRef idx="0"/>
+    <cs:fillRef idx="0"/>
+    <cs:effectRef idx="0"/>
+    <cs:fontRef idx="minor">
+      <a:schemeClr val="tx1">
+        <a:lumMod val="65000"/>
+        <a:lumOff val="35000"/>
+      </a:schemeClr>
+    </cs:fontRef>
+    <cs:spPr>
+      <a:noFill/>
+      <a:ln w="9525" cap="flat" cmpd="sng" algn="ctr">
+        <a:solidFill>
+          <a:schemeClr val="tx1">
+            <a:lumMod val="15000"/>
+            <a:lumOff val="85000"/>
+          </a:schemeClr>
+        </a:solidFill>
+        <a:round/>
+      </a:ln>
+    </cs:spPr>
+    <cs:defRPr sz="900" kern="1200"/>
+  </cs:dataTable>
+  <cs:downBar>
+    <cs:lnRef idx="0"/>
+    <cs:fillRef idx="0"/>
+    <cs:effectRef idx="0"/>
+    <cs:fontRef idx="minor">
+      <a:schemeClr val="dk1"/>
+    </cs:fontRef>
+    <cs:spPr>
+      <a:solidFill>
+        <a:schemeClr val="dk1">
+          <a:lumMod val="65000"/>
+          <a:lumOff val="35000"/>
+        </a:schemeClr>
+      </a:solidFill>
+      <a:ln w="9525">
+        <a:solidFill>
+          <a:schemeClr val="tx1">
+            <a:lumMod val="65000"/>
+            <a:lumOff val="35000"/>
+          </a:schemeClr>
+        </a:solidFill>
+      </a:ln>
+    </cs:spPr>
+  </cs:downBar>
+  <cs:dropLine>
+    <cs:lnRef idx="0"/>
+    <cs:fillRef idx="0"/>
+    <cs:effectRef idx="0"/>
+    <cs:fontRef idx="minor">
+      <a:schemeClr val="tx1"/>
+    </cs:fontRef>
+    <cs:spPr>
+      <a:ln w="9525" cap="flat" cmpd="sng" algn="ctr">
+        <a:solidFill>
+          <a:schemeClr val="tx1">
+            <a:lumMod val="35000"/>
+            <a:lumOff val="65000"/>
+          </a:schemeClr>
+        </a:solidFill>
+        <a:round/>
+      </a:ln>
+    </cs:spPr>
+  </cs:dropLine>
+  <cs:errorBar>
+    <cs:lnRef idx="0"/>
+    <cs:fillRef idx="0"/>
+    <cs:effectRef idx="0"/>
+    <cs:fontRef idx="minor">
+      <a:schemeClr val="tx1"/>
+    </cs:fontRef>
+    <cs:spPr>
+      <a:ln w="9525" cap="flat" cmpd="sng" algn="ctr">
+        <a:solidFill>
+          <a:schemeClr val="tx1">
+            <a:lumMod val="65000"/>
+            <a:lumOff val="35000"/>
+          </a:schemeClr>
+        </a:solidFill>
+        <a:round/>
+      </a:ln>
+    </cs:spPr>
+  </cs:errorBar>
+  <cs:floor>
+    <cs:lnRef idx="0"/>
+    <cs:fillRef idx="0"/>
+    <cs:effectRef idx="0"/>
+    <cs:fontRef idx="minor">
+      <a:schemeClr val="tx1"/>
+    </cs:fontRef>
+    <cs:spPr>
+      <a:noFill/>
+      <a:ln>
+        <a:noFill/>
+      </a:ln>
+    </cs:spPr>
+  </cs:floor>
+  <cs:gridlineMajor>
+    <cs:lnRef idx="0"/>
+    <cs:fillRef idx="0"/>
+    <cs:effectRef idx="0"/>
+    <cs:fontRef idx="minor">
+      <a:schemeClr val="tx1"/>
+    </cs:fontRef>
+    <cs:spPr>
+      <a:ln w="9525" cap="flat" cmpd="sng" algn="ctr">
+        <a:solidFill>
+          <a:schemeClr val="tx1">
+            <a:lumMod val="15000"/>
+            <a:lumOff val="85000"/>
+          </a:schemeClr>
+        </a:solidFill>
+        <a:round/>
+      </a:ln>
+    </cs:spPr>
+  </cs:gridlineMajor>
+  <cs:gridlineMinor>
+    <cs:lnRef idx="0"/>
+    <cs:fillRef idx="0"/>
+    <cs:effectRef idx="0"/>
+    <cs:fontRef idx="minor">
+      <a:schemeClr val="tx1"/>
+    </cs:fontRef>
+    <cs:spPr>
+      <a:ln w="9525" cap="flat" cmpd="sng" algn="ctr">
+        <a:solidFill>
+          <a:schemeClr val="tx1">
+            <a:lumMod val="5000"/>
+            <a:lumOff val="95000"/>
+          </a:schemeClr>
+        </a:solidFill>
+        <a:round/>
+      </a:ln>
+    </cs:spPr>
+  </cs:gridlineMinor>
+  <cs:hiLoLine>
+    <cs:lnRef idx="0"/>
+    <cs:fillRef idx="0"/>
+    <cs:effectRef idx="0"/>
+    <cs:fontRef idx="minor">
+      <a:schemeClr val="tx1"/>
+    </cs:fontRef>
+    <cs:spPr>
+      <a:ln w="9525" cap="flat" cmpd="sng" algn="ctr">
+        <a:solidFill>
+          <a:schemeClr val="tx1">
+            <a:lumMod val="75000"/>
+            <a:lumOff val="25000"/>
+          </a:schemeClr>
+        </a:solidFill>
+        <a:round/>
+      </a:ln>
+    </cs:spPr>
+  </cs:hiLoLine>
+  <cs:leaderLine>
+    <cs:lnRef idx="0"/>
+    <cs:fillRef idx="0"/>
+    <cs:effectRef idx="0"/>
+    <cs:fontRef idx="minor">
+      <a:schemeClr val="tx1"/>
+    </cs:fontRef>
+    <cs:spPr>
+      <a:ln w="9525" cap="flat" cmpd="sng" algn="ctr">
+        <a:solidFill>
+          <a:schemeClr val="tx1">
+            <a:lumMod val="35000"/>
+            <a:lumOff val="65000"/>
+          </a:schemeClr>
+        </a:solidFill>
+        <a:round/>
+      </a:ln>
+    </cs:spPr>
+  </cs:leaderLine>
+  <cs:legend>
+    <cs:lnRef idx="0"/>
+    <cs:fillRef idx="0"/>
+    <cs:effectRef idx="0"/>
+    <cs:fontRef idx="minor">
+      <a:schemeClr val="tx1">
+        <a:lumMod val="65000"/>
+        <a:lumOff val="35000"/>
+      </a:schemeClr>
+    </cs:fontRef>
+    <cs:defRPr sz="900" kern="1200"/>
+  </cs:legend>
+  <cs:plotArea mods="allowNoFillOverride allowNoLineOverride">
+    <cs:lnRef idx="0"/>
+    <cs:fillRef idx="0"/>
+    <cs:effectRef idx="0"/>
+    <cs:fontRef idx="minor">
+      <a:schemeClr val="tx1"/>
+    </cs:fontRef>
+  </cs:plotArea>
+  <cs:plotArea3D mods="allowNoFillOverride allowNoLineOverride">
+    <cs:lnRef idx="0"/>
+    <cs:fillRef idx="0"/>
+    <cs:effectRef idx="0"/>
+    <cs:fontRef idx="minor">
+      <a:schemeClr val="tx1"/>
+    </cs:fontRef>
+  </cs:plotArea3D>
+  <cs:seriesAxis>
+    <cs:lnRef idx="0"/>
+    <cs:fillRef idx="0"/>
+    <cs:effectRef idx="0"/>
+    <cs:fontRef idx="minor">
+      <a:schemeClr val="tx1">
+        <a:lumMod val="65000"/>
+        <a:lumOff val="35000"/>
+      </a:schemeClr>
+    </cs:fontRef>
+    <cs:defRPr sz="900" kern="1200"/>
+  </cs:seriesAxis>
+  <cs:seriesLine>
+    <cs:lnRef idx="0"/>
+    <cs:fillRef idx="0"/>
+    <cs:effectRef idx="0"/>
+    <cs:fontRef idx="minor">
+      <a:schemeClr val="tx1"/>
+    </cs:fontRef>
+    <cs:spPr>
+      <a:ln w="9525" cap="flat" cmpd="sng" algn="ctr">
+        <a:solidFill>
+          <a:schemeClr val="tx1">
+            <a:lumMod val="35000"/>
+            <a:lumOff val="65000"/>
+          </a:schemeClr>
+        </a:solidFill>
+        <a:round/>
+      </a:ln>
+    </cs:spPr>
+  </cs:seriesLine>
+  <cs:title>
+    <cs:lnRef idx="0"/>
+    <cs:fillRef idx="0"/>
+    <cs:effectRef idx="0"/>
+    <cs:fontRef idx="minor">
+      <a:schemeClr val="tx1">
+        <a:lumMod val="65000"/>
+        <a:lumOff val="35000"/>
+      </a:schemeClr>
+    </cs:fontRef>
+    <cs:defRPr sz="1400" b="0" kern="1200" spc="0" baseline="0"/>
+  </cs:title>
+  <cs:trendline>
+    <cs:lnRef idx="0">
+      <cs:styleClr val="auto"/>
+    </cs:lnRef>
+    <cs:fillRef idx="0"/>
+    <cs:effectRef idx="0"/>
+    <cs:fontRef idx="minor">
+      <a:schemeClr val="tx1"/>
+    </cs:fontRef>
+    <cs:spPr>
+      <a:ln w="19050" cap="rnd">
+        <a:solidFill>
+          <a:schemeClr val="phClr"/>
+        </a:solidFill>
+        <a:prstDash val="sysDot"/>
+      </a:ln>
+    </cs:spPr>
+  </cs:trendline>
+  <cs:trendlineLabel>
+    <cs:lnRef idx="0"/>
+    <cs:fillRef idx="0"/>
+    <cs:effectRef idx="0"/>
+    <cs:fontRef idx="minor">
+      <a:schemeClr val="tx1">
+        <a:lumMod val="65000"/>
+        <a:lumOff val="35000"/>
+      </a:schemeClr>
+    </cs:fontRef>
+    <cs:defRPr sz="900" kern="1200"/>
+  </cs:trendlineLabel>
+  <cs:upBar>
+    <cs:lnRef idx="0"/>
+    <cs:fillRef idx="0"/>
+    <cs:effectRef idx="0"/>
+    <cs:fontRef idx="minor">
+      <a:schemeClr val="dk1"/>
+    </cs:fontRef>
+    <cs:spPr>
+      <a:solidFill>
+        <a:schemeClr val="lt1"/>
+      </a:solidFill>
+      <a:ln w="9525">
+        <a:solidFill>
+          <a:schemeClr val="tx1">
+            <a:lumMod val="15000"/>
+            <a:lumOff val="85000"/>
+          </a:schemeClr>
+        </a:solidFill>
+      </a:ln>
+    </cs:spPr>
+  </cs:upBar>
+  <cs:valueAxis>
+    <cs:lnRef idx="0"/>
+    <cs:fillRef idx="0"/>
+    <cs:effectRef idx="0"/>
+    <cs:fontRef idx="minor">
+      <a:schemeClr val="tx1">
+        <a:lumMod val="65000"/>
+        <a:lumOff val="35000"/>
+      </a:schemeClr>
+    </cs:fontRef>
+    <cs:defRPr sz="900" kern="1200"/>
+  </cs:valueAxis>
+  <cs:wall>
+    <cs:lnRef idx="0"/>
+    <cs:fillRef idx="0"/>
+    <cs:effectRef idx="0"/>
+    <cs:fontRef idx="minor">
+      <a:schemeClr val="tx1"/>
+    </cs:fontRef>
+    <cs:spPr>
+      <a:noFill/>
+      <a:ln>
+        <a:noFill/>
+      </a:ln>
+    </cs:spPr>
+  </cs:wall>
+</cs:chartStyle>
+</file>
+
+<file path=word/charts/style2.xml><?xml version="1.0" encoding="utf-8"?>
+<cs:chartStyle xmlns:cs="http://schemas.microsoft.com/office/drawing/2012/chartStyle" xmlns:a="http://schemas.openxmlformats.org/drawingml/2006/main" id="227">
+  <cs:axisTitle>
+    <cs:lnRef idx="0"/>
+    <cs:fillRef idx="0"/>
+    <cs:effectRef idx="0"/>
+    <cs:fontRef idx="minor">
+      <a:schemeClr val="tx1">
+        <a:lumMod val="65000"/>
+        <a:lumOff val="35000"/>
+      </a:schemeClr>
+    </cs:fontRef>
+    <cs:defRPr sz="1000" kern="1200"/>
+  </cs:axisTitle>
+  <cs:categoryAxis>
+    <cs:lnRef idx="0"/>
+    <cs:fillRef idx="0"/>
+    <cs:effectRef idx="0"/>
+    <cs:fontRef idx="minor">
+      <a:schemeClr val="tx1">
+        <a:lumMod val="65000"/>
+        <a:lumOff val="35000"/>
+      </a:schemeClr>
+    </cs:fontRef>
+    <cs:spPr>
+      <a:ln w="9525" cap="flat" cmpd="sng" algn="ctr">
+        <a:solidFill>
+          <a:schemeClr val="tx1">
+            <a:lumMod val="15000"/>
+            <a:lumOff val="85000"/>
+          </a:schemeClr>
+        </a:solidFill>
+        <a:round/>
+      </a:ln>
+    </cs:spPr>
+    <cs:defRPr sz="900" kern="1200"/>
+  </cs:categoryAxis>
+  <cs:chartArea mods="allowNoFillOverride allowNoLineOverride">
+    <cs:lnRef idx="0"/>
+    <cs:fillRef idx="0"/>
+    <cs:effectRef idx="0"/>
+    <cs:fontRef idx="minor">
+      <a:schemeClr val="tx1"/>
+    </cs:fontRef>
+    <cs:spPr>
+      <a:solidFill>
+        <a:schemeClr val="bg1"/>
+      </a:solidFill>
+      <a:ln w="9525" cap="flat" cmpd="sng" algn="ctr">
+        <a:solidFill>
+          <a:schemeClr val="tx1">
+            <a:lumMod val="15000"/>
+            <a:lumOff val="85000"/>
+          </a:schemeClr>
+        </a:solidFill>
+        <a:round/>
+      </a:ln>
+    </cs:spPr>
+    <cs:defRPr sz="1000" kern="1200"/>
+  </cs:chartArea>
+  <cs:dataLabel>
+    <cs:lnRef idx="0"/>
+    <cs:fillRef idx="0"/>
+    <cs:effectRef idx="0"/>
+    <cs:fontRef idx="minor">
+      <a:schemeClr val="tx1">
+        <a:lumMod val="75000"/>
+        <a:lumOff val="25000"/>
+      </a:schemeClr>
+    </cs:fontRef>
+    <cs:defRPr sz="900" kern="1200"/>
+  </cs:dataLabel>
+  <cs:dataLabelCallout>
+    <cs:lnRef idx="0"/>
+    <cs:fillRef idx="0"/>
+    <cs:effectRef idx="0"/>
+    <cs:fontRef idx="minor">
+      <a:schemeClr val="dk1">
+        <a:lumMod val="65000"/>
+        <a:lumOff val="35000"/>
+      </a:schemeClr>
+    </cs:fontRef>
+    <cs:spPr>
+      <a:solidFill>
+        <a:schemeClr val="lt1"/>
+      </a:solidFill>
+      <a:ln>
+        <a:solidFill>
+          <a:schemeClr val="dk1">
+            <a:lumMod val="25000"/>
+            <a:lumOff val="75000"/>
+          </a:schemeClr>
+        </a:solidFill>
+      </a:ln>
+    </cs:spPr>
+    <cs:defRPr sz="900" kern="1200"/>
+    <cs:bodyPr rot="0" spcFirstLastPara="1" vertOverflow="clip" horzOverflow="clip" vert="horz" wrap="square" lIns="36576" tIns="18288" rIns="36576" bIns="18288" anchor="ctr" anchorCtr="1">
+      <a:spAutoFit/>
+    </cs:bodyPr>
+  </cs:dataLabelCallout>
+  <cs:dataPoint>
+    <cs:lnRef idx="0"/>
+    <cs:fillRef idx="1">
+      <cs:styleClr val="auto"/>
+    </cs:fillRef>
+    <cs:effectRef idx="0"/>
+    <cs:fontRef idx="minor">
+      <a:schemeClr val="tx1"/>
+    </cs:fontRef>
+    <cs:spPr>
+      <a:solidFill>
+        <a:schemeClr val="phClr"/>
+      </a:solidFill>
+    </cs:spPr>
+  </cs:dataPoint>
+  <cs:dataPoint3D>
+    <cs:lnRef idx="0"/>
+    <cs:fillRef idx="1">
+      <cs:styleClr val="auto"/>
+    </cs:fillRef>
+    <cs:effectRef idx="0"/>
+    <cs:fontRef idx="minor">
+      <a:schemeClr val="tx1"/>
+    </cs:fontRef>
+    <cs:spPr>
+      <a:solidFill>
+        <a:schemeClr val="phClr"/>
+      </a:solidFill>
+    </cs:spPr>
+  </cs:dataPoint3D>
+  <cs:dataPointLine>
+    <cs:lnRef idx="0">
+      <cs:styleClr val="auto"/>
+    </cs:lnRef>
+    <cs:fillRef idx="1"/>
+    <cs:effectRef idx="0"/>
+    <cs:fontRef idx="minor">
+      <a:schemeClr val="tx1"/>
+    </cs:fontRef>
+    <cs:spPr>
+      <a:ln w="28575" cap="rnd">
+        <a:solidFill>
+          <a:schemeClr val="phClr"/>
+        </a:solidFill>
+        <a:round/>
+      </a:ln>
+    </cs:spPr>
+  </cs:dataPointLine>
+  <cs:dataPointMarker>
+    <cs:lnRef idx="0">
+      <cs:styleClr val="auto"/>
+    </cs:lnRef>
+    <cs:fillRef idx="1">
+      <cs:styleClr val="auto"/>
+    </cs:fillRef>
+    <cs:effectRef idx="0"/>
+    <cs:fontRef idx="minor">
+      <a:schemeClr val="tx1"/>
+    </cs:fontRef>
+    <cs:spPr>
+      <a:solidFill>
+        <a:schemeClr val="phClr"/>
+      </a:solidFill>
+      <a:ln w="9525">
+        <a:solidFill>
+          <a:schemeClr val="phClr"/>
+        </a:solidFill>
+      </a:ln>
+    </cs:spPr>
+  </cs:dataPointMarker>
+  <cs:dataPointMarkerLayout symbol="circle" size="5"/>
+  <cs:dataPointWireframe>
+    <cs:lnRef idx="0">
+      <cs:styleClr val="auto"/>
+    </cs:lnRef>
+    <cs:fillRef idx="1"/>
+    <cs:effectRef idx="0"/>
+    <cs:fontRef idx="minor">
+      <a:schemeClr val="tx1"/>
+    </cs:fontRef>
+    <cs:spPr>
+      <a:ln w="9525" cap="rnd">
+        <a:solidFill>
+          <a:schemeClr val="phClr"/>
+        </a:solidFill>
+        <a:round/>
+      </a:ln>
+    </cs:spPr>
+  </cs:dataPointWireframe>
+  <cs:dataTable>
+    <cs:lnRef idx="0"/>
+    <cs:fillRef idx="0"/>
+    <cs:effectRef idx="0"/>
+    <cs:fontRef idx="minor">
+      <a:schemeClr val="tx1">
+        <a:lumMod val="65000"/>
+        <a:lumOff val="35000"/>
+      </a:schemeClr>
+    </cs:fontRef>
+    <cs:spPr>
+      <a:noFill/>
+      <a:ln w="9525" cap="flat" cmpd="sng" algn="ctr">
+        <a:solidFill>
+          <a:schemeClr val="tx1">
+            <a:lumMod val="15000"/>
+            <a:lumOff val="85000"/>
+          </a:schemeClr>
+        </a:solidFill>
+        <a:round/>
+      </a:ln>
+    </cs:spPr>
+    <cs:defRPr sz="900" kern="1200"/>
+  </cs:dataTable>
+  <cs:downBar>
+    <cs:lnRef idx="0"/>
+    <cs:fillRef idx="0"/>
+    <cs:effectRef idx="0"/>
+    <cs:fontRef idx="minor">
+      <a:schemeClr val="dk1"/>
+    </cs:fontRef>
+    <cs:spPr>
+      <a:solidFill>
+        <a:schemeClr val="dk1">
+          <a:lumMod val="65000"/>
+          <a:lumOff val="35000"/>
+        </a:schemeClr>
+      </a:solidFill>
+      <a:ln w="9525">
+        <a:solidFill>
+          <a:schemeClr val="tx1">
+            <a:lumMod val="65000"/>
+            <a:lumOff val="35000"/>
+          </a:schemeClr>
+        </a:solidFill>
+      </a:ln>
+    </cs:spPr>
+  </cs:downBar>
+  <cs:dropLine>
+    <cs:lnRef idx="0"/>
+    <cs:fillRef idx="0"/>
+    <cs:effectRef idx="0"/>
+    <cs:fontRef idx="minor">
+      <a:schemeClr val="tx1"/>
+    </cs:fontRef>
+    <cs:spPr>
+      <a:ln w="9525" cap="flat" cmpd="sng" algn="ctr">
+        <a:solidFill>
+          <a:schemeClr val="tx1">
+            <a:lumMod val="35000"/>
+            <a:lumOff val="65000"/>
+          </a:schemeClr>
+        </a:solidFill>
+        <a:round/>
+      </a:ln>
+    </cs:spPr>
+  </cs:dropLine>
+  <cs:errorBar>
+    <cs:lnRef idx="0"/>
+    <cs:fillRef idx="0"/>
+    <cs:effectRef idx="0"/>
+    <cs:fontRef idx="minor">
+      <a:schemeClr val="tx1"/>
+    </cs:fontRef>
+    <cs:spPr>
+      <a:ln w="9525" cap="flat" cmpd="sng" algn="ctr">
+        <a:solidFill>
+          <a:schemeClr val="tx1">
+            <a:lumMod val="65000"/>
+            <a:lumOff val="35000"/>
+          </a:schemeClr>
+        </a:solidFill>
+        <a:round/>
+      </a:ln>
+    </cs:spPr>
+  </cs:errorBar>
+  <cs:floor>
+    <cs:lnRef idx="0"/>
+    <cs:fillRef idx="0"/>
+    <cs:effectRef idx="0"/>
+    <cs:fontRef idx="minor">
+      <a:schemeClr val="tx1"/>
+    </cs:fontRef>
+    <cs:spPr>
+      <a:noFill/>
+      <a:ln>
+        <a:noFill/>
+      </a:ln>
+    </cs:spPr>
+  </cs:floor>
+  <cs:gridlineMajor>
+    <cs:lnRef idx="0"/>
+    <cs:fillRef idx="0"/>
+    <cs:effectRef idx="0"/>
+    <cs:fontRef idx="minor">
+      <a:schemeClr val="tx1"/>
+    </cs:fontRef>
+    <cs:spPr>
+      <a:ln w="9525" cap="flat" cmpd="sng" algn="ctr">
+        <a:solidFill>
+          <a:schemeClr val="tx1">
+            <a:lumMod val="15000"/>
+            <a:lumOff val="85000"/>
+          </a:schemeClr>
+        </a:solidFill>
+        <a:round/>
+      </a:ln>
+    </cs:spPr>
+  </cs:gridlineMajor>
+  <cs:gridlineMinor>
+    <cs:lnRef idx="0"/>
+    <cs:fillRef idx="0"/>
+    <cs:effectRef idx="0"/>
+    <cs:fontRef idx="minor">
+      <a:schemeClr val="tx1"/>
+    </cs:fontRef>
+    <cs:spPr>
+      <a:ln w="9525" cap="flat" cmpd="sng" algn="ctr">
+        <a:solidFill>
+          <a:schemeClr val="tx1">
+            <a:lumMod val="5000"/>
+            <a:lumOff val="95000"/>
+          </a:schemeClr>
+        </a:solidFill>
+        <a:round/>
+      </a:ln>
+    </cs:spPr>
+  </cs:gridlineMinor>
+  <cs:hiLoLine>
+    <cs:lnRef idx="0"/>
+    <cs:fillRef idx="0"/>
+    <cs:effectRef idx="0"/>
+    <cs:fontRef idx="minor">
+      <a:schemeClr val="tx1"/>
+    </cs:fontRef>
+    <cs:spPr>
+      <a:ln w="9525" cap="flat" cmpd="sng" algn="ctr">
+        <a:solidFill>
+          <a:schemeClr val="tx1">
+            <a:lumMod val="75000"/>
+            <a:lumOff val="25000"/>
+          </a:schemeClr>
+        </a:solidFill>
+        <a:round/>
+      </a:ln>
+    </cs:spPr>
+  </cs:hiLoLine>
+  <cs:leaderLine>
+    <cs:lnRef idx="0"/>
+    <cs:fillRef idx="0"/>
+    <cs:effectRef idx="0"/>
+    <cs:fontRef idx="minor">
+      <a:schemeClr val="tx1"/>
+    </cs:fontRef>
+    <cs:spPr>
+      <a:ln w="9525" cap="flat" cmpd="sng" algn="ctr">
+        <a:solidFill>
+          <a:schemeClr val="tx1">
+            <a:lumMod val="35000"/>
+            <a:lumOff val="65000"/>
+          </a:schemeClr>
+        </a:solidFill>
+        <a:round/>
+      </a:ln>
+    </cs:spPr>
+  </cs:leaderLine>
+  <cs:legend>
+    <cs:lnRef idx="0"/>
+    <cs:fillRef idx="0"/>
+    <cs:effectRef idx="0"/>
+    <cs:fontRef idx="minor">
+      <a:schemeClr val="tx1">
+        <a:lumMod val="65000"/>
+        <a:lumOff val="35000"/>
+      </a:schemeClr>
+    </cs:fontRef>
+    <cs:defRPr sz="900" kern="1200"/>
+  </cs:legend>
+  <cs:plotArea mods="allowNoFillOverride allowNoLineOverride">
+    <cs:lnRef idx="0"/>
+    <cs:fillRef idx="0"/>
+    <cs:effectRef idx="0"/>
+    <cs:fontRef idx="minor">
+      <a:schemeClr val="tx1"/>
+    </cs:fontRef>
+  </cs:plotArea>
+  <cs:plotArea3D mods="allowNoFillOverride allowNoLineOverride">
+    <cs:lnRef idx="0"/>
+    <cs:fillRef idx="0"/>
+    <cs:effectRef idx="0"/>
+    <cs:fontRef idx="minor">
+      <a:schemeClr val="tx1"/>
+    </cs:fontRef>
+  </cs:plotArea3D>
+  <cs:seriesAxis>
+    <cs:lnRef idx="0"/>
+    <cs:fillRef idx="0"/>
+    <cs:effectRef idx="0"/>
+    <cs:fontRef idx="minor">
+      <a:schemeClr val="tx1">
+        <a:lumMod val="65000"/>
+        <a:lumOff val="35000"/>
+      </a:schemeClr>
+    </cs:fontRef>
+    <cs:defRPr sz="900" kern="1200"/>
+  </cs:seriesAxis>
+  <cs:seriesLine>
+    <cs:lnRef idx="0"/>
+    <cs:fillRef idx="0"/>
+    <cs:effectRef idx="0"/>
+    <cs:fontRef idx="minor">
+      <a:schemeClr val="tx1"/>
+    </cs:fontRef>
+    <cs:spPr>
+      <a:ln w="9525" cap="flat" cmpd="sng" algn="ctr">
+        <a:solidFill>
+          <a:schemeClr val="tx1">
+            <a:lumMod val="35000"/>
+            <a:lumOff val="65000"/>
+          </a:schemeClr>
+        </a:solidFill>
+        <a:round/>
+      </a:ln>
+    </cs:spPr>
+  </cs:seriesLine>
+  <cs:title>
+    <cs:lnRef idx="0"/>
+    <cs:fillRef idx="0"/>
+    <cs:effectRef idx="0"/>
+    <cs:fontRef idx="minor">
+      <a:schemeClr val="tx1">
+        <a:lumMod val="65000"/>
+        <a:lumOff val="35000"/>
+      </a:schemeClr>
+    </cs:fontRef>
+    <cs:defRPr sz="1400" b="0" kern="1200" spc="0" baseline="0"/>
+  </cs:title>
+  <cs:trendline>
+    <cs:lnRef idx="0">
+      <cs:styleClr val="auto"/>
+    </cs:lnRef>
+    <cs:fillRef idx="0"/>
+    <cs:effectRef idx="0"/>
+    <cs:fontRef idx="minor">
+      <a:schemeClr val="tx1"/>
+    </cs:fontRef>
+    <cs:spPr>
+      <a:ln w="19050" cap="rnd">
+        <a:solidFill>
+          <a:schemeClr val="phClr"/>
+        </a:solidFill>
+        <a:prstDash val="sysDot"/>
+      </a:ln>
+    </cs:spPr>
+  </cs:trendline>
+  <cs:trendlineLabel>
+    <cs:lnRef idx="0"/>
+    <cs:fillRef idx="0"/>
+    <cs:effectRef idx="0"/>
+    <cs:fontRef idx="minor">
+      <a:schemeClr val="tx1">
+        <a:lumMod val="65000"/>
+        <a:lumOff val="35000"/>
+      </a:schemeClr>
+    </cs:fontRef>
+    <cs:defRPr sz="900" kern="1200"/>
+  </cs:trendlineLabel>
+  <cs:upBar>
+    <cs:lnRef idx="0"/>
+    <cs:fillRef idx="0"/>
+    <cs:effectRef idx="0"/>
+    <cs:fontRef idx="minor">
+      <a:schemeClr val="dk1"/>
+    </cs:fontRef>
+    <cs:spPr>
+      <a:solidFill>
+        <a:schemeClr val="lt1"/>
+      </a:solidFill>
+      <a:ln w="9525">
+        <a:solidFill>
+          <a:schemeClr val="tx1">
+            <a:lumMod val="15000"/>
+            <a:lumOff val="85000"/>
+          </a:schemeClr>
+        </a:solidFill>
+      </a:ln>
+    </cs:spPr>
+  </cs:upBar>
+  <cs:valueAxis>
+    <cs:lnRef idx="0"/>
+    <cs:fillRef idx="0"/>
+    <cs:effectRef idx="0"/>
+    <cs:fontRef idx="minor">
+      <a:schemeClr val="tx1">
+        <a:lumMod val="65000"/>
+        <a:lumOff val="35000"/>
+      </a:schemeClr>
+    </cs:fontRef>
+    <cs:defRPr sz="900" kern="1200"/>
+  </cs:valueAxis>
+  <cs:wall>
+    <cs:lnRef idx="0"/>
+    <cs:fillRef idx="0"/>
+    <cs:effectRef idx="0"/>
+    <cs:fontRef idx="minor">
+      <a:schemeClr val="tx1"/>
+    </cs:fontRef>
+    <cs:spPr>
+      <a:noFill/>
+      <a:ln>
+        <a:noFill/>
+      </a:ln>
+    </cs:spPr>
+  </cs:wall>
+</cs:chartStyle>
+</file>
+
+<file path=word/charts/style3.xml><?xml version="1.0" encoding="utf-8"?>
+<cs:chartStyle xmlns:cs="http://schemas.microsoft.com/office/drawing/2012/chartStyle" xmlns:a="http://schemas.openxmlformats.org/drawingml/2006/main" id="227">
+  <cs:axisTitle>
+    <cs:lnRef idx="0"/>
+    <cs:fillRef idx="0"/>
+    <cs:effectRef idx="0"/>
+    <cs:fontRef idx="minor">
+      <a:schemeClr val="tx1">
+        <a:lumMod val="65000"/>
+        <a:lumOff val="35000"/>
+      </a:schemeClr>
+    </cs:fontRef>
+    <cs:defRPr sz="1000" kern="1200"/>
+  </cs:axisTitle>
+  <cs:categoryAxis>
+    <cs:lnRef idx="0"/>
+    <cs:fillRef idx="0"/>
+    <cs:effectRef idx="0"/>
+    <cs:fontRef idx="minor">
+      <a:schemeClr val="tx1">
+        <a:lumMod val="65000"/>
+        <a:lumOff val="35000"/>
+      </a:schemeClr>
+    </cs:fontRef>
+    <cs:spPr>
+      <a:ln w="9525" cap="flat" cmpd="sng" algn="ctr">
+        <a:solidFill>
+          <a:schemeClr val="tx1">
+            <a:lumMod val="15000"/>
+            <a:lumOff val="85000"/>
+          </a:schemeClr>
+        </a:solidFill>
+        <a:round/>
+      </a:ln>
+    </cs:spPr>
+    <cs:defRPr sz="900" kern="1200"/>
+  </cs:categoryAxis>
+  <cs:chartArea mods="allowNoFillOverride allowNoLineOverride">
+    <cs:lnRef idx="0"/>
+    <cs:fillRef idx="0"/>
+    <cs:effectRef idx="0"/>
+    <cs:fontRef idx="minor">
+      <a:schemeClr val="tx1"/>
+    </cs:fontRef>
+    <cs:spPr>
+      <a:solidFill>
+        <a:schemeClr val="bg1"/>
+      </a:solidFill>
+      <a:ln w="9525" cap="flat" cmpd="sng" algn="ctr">
+        <a:solidFill>
+          <a:schemeClr val="tx1">
+            <a:lumMod val="15000"/>
+            <a:lumOff val="85000"/>
+          </a:schemeClr>
+        </a:solidFill>
+        <a:round/>
+      </a:ln>
+    </cs:spPr>
+    <cs:defRPr sz="1000" kern="1200"/>
+  </cs:chartArea>
+  <cs:dataLabel>
+    <cs:lnRef idx="0"/>
+    <cs:fillRef idx="0"/>
+    <cs:effectRef idx="0"/>
+    <cs:fontRef idx="minor">
+      <a:schemeClr val="tx1">
+        <a:lumMod val="75000"/>
+        <a:lumOff val="25000"/>
+      </a:schemeClr>
+    </cs:fontRef>
+    <cs:defRPr sz="900" kern="1200"/>
+  </cs:dataLabel>
+  <cs:dataLabelCallout>
+    <cs:lnRef idx="0"/>
+    <cs:fillRef idx="0"/>
+    <cs:effectRef idx="0"/>
+    <cs:fontRef idx="minor">
+      <a:schemeClr val="dk1">
+        <a:lumMod val="65000"/>
+        <a:lumOff val="35000"/>
+      </a:schemeClr>
+    </cs:fontRef>
+    <cs:spPr>
+      <a:solidFill>
+        <a:schemeClr val="lt1"/>
+      </a:solidFill>
+      <a:ln>
+        <a:solidFill>
+          <a:schemeClr val="dk1">
+            <a:lumMod val="25000"/>
+            <a:lumOff val="75000"/>
+          </a:schemeClr>
+        </a:solidFill>
+      </a:ln>
+    </cs:spPr>
+    <cs:defRPr sz="900" kern="1200"/>
+    <cs:bodyPr rot="0" spcFirstLastPara="1" vertOverflow="clip" horzOverflow="clip" vert="horz" wrap="square" lIns="36576" tIns="18288" rIns="36576" bIns="18288" anchor="ctr" anchorCtr="1">
+      <a:spAutoFit/>
+    </cs:bodyPr>
+  </cs:dataLabelCallout>
+  <cs:dataPoint>
+    <cs:lnRef idx="0"/>
+    <cs:fillRef idx="1">
+      <cs:styleClr val="auto"/>
+    </cs:fillRef>
+    <cs:effectRef idx="0"/>
+    <cs:fontRef idx="minor">
+      <a:schemeClr val="tx1"/>
+    </cs:fontRef>
+    <cs:spPr>
+      <a:solidFill>
+        <a:schemeClr val="phClr"/>
+      </a:solidFill>
+    </cs:spPr>
+  </cs:dataPoint>
+  <cs:dataPoint3D>
+    <cs:lnRef idx="0"/>
+    <cs:fillRef idx="1">
+      <cs:styleClr val="auto"/>
+    </cs:fillRef>
+    <cs:effectRef idx="0"/>
+    <cs:fontRef idx="minor">
+      <a:schemeClr val="tx1"/>
+    </cs:fontRef>
+    <cs:spPr>
+      <a:solidFill>
+        <a:schemeClr val="phClr"/>
+      </a:solidFill>
+    </cs:spPr>
+  </cs:dataPoint3D>
+  <cs:dataPointLine>
+    <cs:lnRef idx="0">
+      <cs:styleClr val="auto"/>
+    </cs:lnRef>
+    <cs:fillRef idx="1"/>
+    <cs:effectRef idx="0"/>
+    <cs:fontRef idx="minor">
+      <a:schemeClr val="tx1"/>
+    </cs:fontRef>
+    <cs:spPr>
+      <a:ln w="28575" cap="rnd">
+        <a:solidFill>
+          <a:schemeClr val="phClr"/>
+        </a:solidFill>
+        <a:round/>
+      </a:ln>
+    </cs:spPr>
+  </cs:dataPointLine>
+  <cs:dataPointMarker>
+    <cs:lnRef idx="0">
+      <cs:styleClr val="auto"/>
+    </cs:lnRef>
+    <cs:fillRef idx="1">
+      <cs:styleClr val="auto"/>
+    </cs:fillRef>
+    <cs:effectRef idx="0"/>
+    <cs:fontRef idx="minor">
+      <a:schemeClr val="tx1"/>
+    </cs:fontRef>
+    <cs:spPr>
+      <a:solidFill>
+        <a:schemeClr val="phClr"/>
+      </a:solidFill>
+      <a:ln w="9525">
+        <a:solidFill>
+          <a:schemeClr val="phClr"/>
+        </a:solidFill>
+      </a:ln>
+    </cs:spPr>
+  </cs:dataPointMarker>
+  <cs:dataPointMarkerLayout symbol="circle" size="5"/>
+  <cs:dataPointWireframe>
+    <cs:lnRef idx="0">
+      <cs:styleClr val="auto"/>
+    </cs:lnRef>
+    <cs:fillRef idx="1"/>
+    <cs:effectRef idx="0"/>
+    <cs:fontRef idx="minor">
+      <a:schemeClr val="tx1"/>
+    </cs:fontRef>
+    <cs:spPr>
+      <a:ln w="9525" cap="rnd">
+        <a:solidFill>
+          <a:schemeClr val="phClr"/>
+        </a:solidFill>
+        <a:round/>
+      </a:ln>
+    </cs:spPr>
+  </cs:dataPointWireframe>
+  <cs:dataTable>
+    <cs:lnRef idx="0"/>
+    <cs:fillRef idx="0"/>
+    <cs:effectRef idx="0"/>
+    <cs:fontRef idx="minor">
+      <a:schemeClr val="tx1">
+        <a:lumMod val="65000"/>
+        <a:lumOff val="35000"/>
+      </a:schemeClr>
+    </cs:fontRef>
+    <cs:spPr>
+      <a:noFill/>
+      <a:ln w="9525" cap="flat" cmpd="sng" algn="ctr">
+        <a:solidFill>
+          <a:schemeClr val="tx1">
+            <a:lumMod val="15000"/>
+            <a:lumOff val="85000"/>
+          </a:schemeClr>
+        </a:solidFill>
+        <a:round/>
+      </a:ln>
+    </cs:spPr>
+    <cs:defRPr sz="900" kern="1200"/>
+  </cs:dataTable>
+  <cs:downBar>
+    <cs:lnRef idx="0"/>
+    <cs:fillRef idx="0"/>
+    <cs:effectRef idx="0"/>
+    <cs:fontRef idx="minor">
+      <a:schemeClr val="dk1"/>
+    </cs:fontRef>
+    <cs:spPr>
+      <a:solidFill>
+        <a:schemeClr val="dk1">
+          <a:lumMod val="65000"/>
+          <a:lumOff val="35000"/>
+        </a:schemeClr>
+      </a:solidFill>
+      <a:ln w="9525">
+        <a:solidFill>
+          <a:schemeClr val="tx1">
+            <a:lumMod val="65000"/>
+            <a:lumOff val="35000"/>
+          </a:schemeClr>
+        </a:solidFill>
+      </a:ln>
+    </cs:spPr>
+  </cs:downBar>
+  <cs:dropLine>
+    <cs:lnRef idx="0"/>
+    <cs:fillRef idx="0"/>
+    <cs:effectRef idx="0"/>
+    <cs:fontRef idx="minor">
+      <a:schemeClr val="tx1"/>
+    </cs:fontRef>
+    <cs:spPr>
+      <a:ln w="9525" cap="flat" cmpd="sng" algn="ctr">
+        <a:solidFill>
+          <a:schemeClr val="tx1">
+            <a:lumMod val="35000"/>
+            <a:lumOff val="65000"/>
+          </a:schemeClr>
+        </a:solidFill>
+        <a:round/>
+      </a:ln>
+    </cs:spPr>
+  </cs:dropLine>
+  <cs:errorBar>
+    <cs:lnRef idx="0"/>
+    <cs:fillRef idx="0"/>
+    <cs:effectRef idx="0"/>
+    <cs:fontRef idx="minor">
+      <a:schemeClr val="tx1"/>
+    </cs:fontRef>
+    <cs:spPr>
+      <a:ln w="9525" cap="flat" cmpd="sng" algn="ctr">
+        <a:solidFill>
+          <a:schemeClr val="tx1">
+            <a:lumMod val="65000"/>
+            <a:lumOff val="35000"/>
+          </a:schemeClr>
+        </a:solidFill>
+        <a:round/>
+      </a:ln>
+    </cs:spPr>
+  </cs:errorBar>
+  <cs:floor>
+    <cs:lnRef idx="0"/>
+    <cs:fillRef idx="0"/>
+    <cs:effectRef idx="0"/>
+    <cs:fontRef idx="minor">
+      <a:schemeClr val="tx1"/>
+    </cs:fontRef>
+    <cs:spPr>
+      <a:noFill/>
+      <a:ln>
+        <a:noFill/>
+      </a:ln>
+    </cs:spPr>
+  </cs:floor>
+  <cs:gridlineMajor>
+    <cs:lnRef idx="0"/>
+    <cs:fillRef idx="0"/>
+    <cs:effectRef idx="0"/>
+    <cs:fontRef idx="minor">
+      <a:schemeClr val="tx1"/>
+    </cs:fontRef>
+    <cs:spPr>
+      <a:ln w="9525" cap="flat" cmpd="sng" algn="ctr">
+        <a:solidFill>
+          <a:schemeClr val="tx1">
+            <a:lumMod val="15000"/>
+            <a:lumOff val="85000"/>
+          </a:schemeClr>
+        </a:solidFill>
+        <a:round/>
+      </a:ln>
+    </cs:spPr>
+  </cs:gridlineMajor>
+  <cs:gridlineMinor>
+    <cs:lnRef idx="0"/>
+    <cs:fillRef idx="0"/>
+    <cs:effectRef idx="0"/>
+    <cs:fontRef idx="minor">
+      <a:schemeClr val="tx1"/>
+    </cs:fontRef>
+    <cs:spPr>
+      <a:ln w="9525" cap="flat" cmpd="sng" algn="ctr">
+        <a:solidFill>
+          <a:schemeClr val="tx1">
+            <a:lumMod val="5000"/>
+            <a:lumOff val="95000"/>
+          </a:schemeClr>
+        </a:solidFill>
+        <a:round/>
+      </a:ln>
+    </cs:spPr>
+  </cs:gridlineMinor>
+  <cs:hiLoLine>
+    <cs:lnRef idx="0"/>
+    <cs:fillRef idx="0"/>
+    <cs:effectRef idx="0"/>
+    <cs:fontRef idx="minor">
+      <a:schemeClr val="tx1"/>
+    </cs:fontRef>
+    <cs:spPr>
+      <a:ln w="9525" cap="flat" cmpd="sng" algn="ctr">
+        <a:solidFill>
+          <a:schemeClr val="tx1">
+            <a:lumMod val="75000"/>
+            <a:lumOff val="25000"/>
+          </a:schemeClr>
+        </a:solidFill>
+        <a:round/>
+      </a:ln>
+    </cs:spPr>
+  </cs:hiLoLine>
+  <cs:leaderLine>
+    <cs:lnRef idx="0"/>
+    <cs:fillRef idx="0"/>
+    <cs:effectRef idx="0"/>
+    <cs:fontRef idx="minor">
+      <a:schemeClr val="tx1"/>
+    </cs:fontRef>
+    <cs:spPr>
+      <a:ln w="9525" cap="flat" cmpd="sng" algn="ctr">
+        <a:solidFill>
+          <a:schemeClr val="tx1">
+            <a:lumMod val="35000"/>
+            <a:lumOff val="65000"/>
+          </a:schemeClr>
+        </a:solidFill>
+        <a:round/>
+      </a:ln>
+    </cs:spPr>
+  </cs:leaderLine>
+  <cs:legend>
+    <cs:lnRef idx="0"/>
+    <cs:fillRef idx="0"/>
+    <cs:effectRef idx="0"/>
+    <cs:fontRef idx="minor">
+      <a:schemeClr val="tx1">
+        <a:lumMod val="65000"/>
+        <a:lumOff val="35000"/>
+      </a:schemeClr>
+    </cs:fontRef>
+    <cs:defRPr sz="900" kern="1200"/>
+  </cs:legend>
+  <cs:plotArea mods="allowNoFillOverride allowNoLineOverride">
+    <cs:lnRef idx="0"/>
+    <cs:fillRef idx="0"/>
+    <cs:effectRef idx="0"/>
+    <cs:fontRef idx="minor">
+      <a:schemeClr val="tx1"/>
+    </cs:fontRef>
+  </cs:plotArea>
+  <cs:plotArea3D mods="allowNoFillOverride allowNoLineOverride">
+    <cs:lnRef idx="0"/>
+    <cs:fillRef idx="0"/>
+    <cs:effectRef idx="0"/>
+    <cs:fontRef idx="minor">
+      <a:schemeClr val="tx1"/>
+    </cs:fontRef>
+  </cs:plotArea3D>
+  <cs:seriesAxis>
+    <cs:lnRef idx="0"/>
+    <cs:fillRef idx="0"/>
+    <cs:effectRef idx="0"/>
+    <cs:fontRef idx="minor">
+      <a:schemeClr val="tx1">
+        <a:lumMod val="65000"/>
+        <a:lumOff val="35000"/>
+      </a:schemeClr>
+    </cs:fontRef>
+    <cs:defRPr sz="900" kern="1200"/>
+  </cs:seriesAxis>
+  <cs:seriesLine>
+    <cs:lnRef idx="0"/>
+    <cs:fillRef idx="0"/>
+    <cs:effectRef idx="0"/>
+    <cs:fontRef idx="minor">
+      <a:schemeClr val="tx1"/>
+    </cs:fontRef>
+    <cs:spPr>
+      <a:ln w="9525" cap="flat" cmpd="sng" algn="ctr">
+        <a:solidFill>
+          <a:schemeClr val="tx1">
+            <a:lumMod val="35000"/>
+            <a:lumOff val="65000"/>
+          </a:schemeClr>
+        </a:solidFill>
+        <a:round/>
+      </a:ln>
+    </cs:spPr>
+  </cs:seriesLine>
+  <cs:title>
+    <cs:lnRef idx="0"/>
+    <cs:fillRef idx="0"/>
+    <cs:effectRef idx="0"/>
+    <cs:fontRef idx="minor">
+      <a:schemeClr val="tx1">
+        <a:lumMod val="65000"/>
+        <a:lumOff val="35000"/>
+      </a:schemeClr>
+    </cs:fontRef>
+    <cs:defRPr sz="1400" b="0" kern="1200" spc="0" baseline="0"/>
+  </cs:title>
+  <cs:trendline>
+    <cs:lnRef idx="0">
+      <cs:styleClr val="auto"/>
+    </cs:lnRef>
+    <cs:fillRef idx="0"/>
+    <cs:effectRef idx="0"/>
+    <cs:fontRef idx="minor">
+      <a:schemeClr val="tx1"/>
+    </cs:fontRef>
+    <cs:spPr>
+      <a:ln w="19050" cap="rnd">
+        <a:solidFill>
+          <a:schemeClr val="phClr"/>
+        </a:solidFill>
+        <a:prstDash val="sysDot"/>
+      </a:ln>
+    </cs:spPr>
+  </cs:trendline>
+  <cs:trendlineLabel>
+    <cs:lnRef idx="0"/>
+    <cs:fillRef idx="0"/>
+    <cs:effectRef idx="0"/>
+    <cs:fontRef idx="minor">
+      <a:schemeClr val="tx1">
+        <a:lumMod val="65000"/>
+        <a:lumOff val="35000"/>
+      </a:schemeClr>
+    </cs:fontRef>
+    <cs:defRPr sz="900" kern="1200"/>
+  </cs:trendlineLabel>
+  <cs:upBar>
+    <cs:lnRef idx="0"/>
+    <cs:fillRef idx="0"/>
+    <cs:effectRef idx="0"/>
+    <cs:fontRef idx="minor">
+      <a:schemeClr val="dk1"/>
+    </cs:fontRef>
+    <cs:spPr>
+      <a:solidFill>
+        <a:schemeClr val="lt1"/>
+      </a:solidFill>
+      <a:ln w="9525">
+        <a:solidFill>
+          <a:schemeClr val="tx1">
+            <a:lumMod val="15000"/>
+            <a:lumOff val="85000"/>
+          </a:schemeClr>
+        </a:solidFill>
+      </a:ln>
+    </cs:spPr>
+  </cs:upBar>
+  <cs:valueAxis>
+    <cs:lnRef idx="0"/>
+    <cs:fillRef idx="0"/>
+    <cs:effectRef idx="0"/>
+    <cs:fontRef idx="minor">
+      <a:schemeClr val="tx1">
+        <a:lumMod val="65000"/>
+        <a:lumOff val="35000"/>
+      </a:schemeClr>
+    </cs:fontRef>
+    <cs:defRPr sz="900" kern="1200"/>
+  </cs:valueAxis>
+  <cs:wall>
+    <cs:lnRef idx="0"/>
+    <cs:fillRef idx="0"/>
+    <cs:effectRef idx="0"/>
+    <cs:fontRef idx="minor">
+      <a:schemeClr val="tx1"/>
+    </cs:fontRef>
+    <cs:spPr>
+      <a:noFill/>
+      <a:ln>
+        <a:noFill/>
+      </a:ln>
+    </cs:spPr>
+  </cs:wall>
+</cs:chartStyle>
+</file>
+
+<file path=word/charts/style4.xml><?xml version="1.0" encoding="utf-8"?>
+<cs:chartStyle xmlns:cs="http://schemas.microsoft.com/office/drawing/2012/chartStyle" xmlns:a="http://schemas.openxmlformats.org/drawingml/2006/main" id="227">
+  <cs:axisTitle>
+    <cs:lnRef idx="0"/>
+    <cs:fillRef idx="0"/>
+    <cs:effectRef idx="0"/>
+    <cs:fontRef idx="minor">
+      <a:schemeClr val="tx1">
+        <a:lumMod val="65000"/>
+        <a:lumOff val="35000"/>
+      </a:schemeClr>
+    </cs:fontRef>
+    <cs:defRPr sz="1000" kern="1200"/>
+  </cs:axisTitle>
+  <cs:categoryAxis>
+    <cs:lnRef idx="0"/>
+    <cs:fillRef idx="0"/>
+    <cs:effectRef idx="0"/>
+    <cs:fontRef idx="minor">
+      <a:schemeClr val="tx1">
+        <a:lumMod val="65000"/>
+        <a:lumOff val="35000"/>
+      </a:schemeClr>
+    </cs:fontRef>
+    <cs:spPr>
+      <a:ln w="9525" cap="flat" cmpd="sng" algn="ctr">
+        <a:solidFill>
+          <a:schemeClr val="tx1">
+            <a:lumMod val="15000"/>
+            <a:lumOff val="85000"/>
+          </a:schemeClr>
+        </a:solidFill>
+        <a:round/>
+      </a:ln>
+    </cs:spPr>
+    <cs:defRPr sz="900" kern="1200"/>
+  </cs:categoryAxis>
+  <cs:chartArea mods="allowNoFillOverride allowNoLineOverride">
+    <cs:lnRef idx="0"/>
+    <cs:fillRef idx="0"/>
+    <cs:effectRef idx="0"/>
+    <cs:fontRef idx="minor">
+      <a:schemeClr val="tx1"/>
+    </cs:fontRef>
+    <cs:spPr>
+      <a:solidFill>
+        <a:schemeClr val="bg1"/>
+      </a:solidFill>
+      <a:ln w="9525" cap="flat" cmpd="sng" algn="ctr">
+        <a:solidFill>
+          <a:schemeClr val="tx1">
+            <a:lumMod val="15000"/>
+            <a:lumOff val="85000"/>
+          </a:schemeClr>
+        </a:solidFill>
+        <a:round/>
+      </a:ln>
+    </cs:spPr>
+    <cs:defRPr sz="1000" kern="1200"/>
+  </cs:chartArea>
+  <cs:dataLabel>
+    <cs:lnRef idx="0"/>
+    <cs:fillRef idx="0"/>
+    <cs:effectRef idx="0"/>
+    <cs:fontRef idx="minor">
+      <a:schemeClr val="tx1">
+        <a:lumMod val="75000"/>
+        <a:lumOff val="25000"/>
+      </a:schemeClr>
+    </cs:fontRef>
+    <cs:defRPr sz="900" kern="1200"/>
+  </cs:dataLabel>
+  <cs:dataLabelCallout>
+    <cs:lnRef idx="0"/>
+    <cs:fillRef idx="0"/>
+    <cs:effectRef idx="0"/>
+    <cs:fontRef idx="minor">
+      <a:schemeClr val="dk1">
+        <a:lumMod val="65000"/>
+        <a:lumOff val="35000"/>
+      </a:schemeClr>
+    </cs:fontRef>
+    <cs:spPr>
+      <a:solidFill>
+        <a:schemeClr val="lt1"/>
+      </a:solidFill>
+      <a:ln>
+        <a:solidFill>
+          <a:schemeClr val="dk1">
+            <a:lumMod val="25000"/>
+            <a:lumOff val="75000"/>
+          </a:schemeClr>
+        </a:solidFill>
+      </a:ln>
+    </cs:spPr>
+    <cs:defRPr sz="900" kern="1200"/>
+    <cs:bodyPr rot="0" spcFirstLastPara="1" vertOverflow="clip" horzOverflow="clip" vert="horz" wrap="square" lIns="36576" tIns="18288" rIns="36576" bIns="18288" anchor="ctr" anchorCtr="1">
+      <a:spAutoFit/>
+    </cs:bodyPr>
+  </cs:dataLabelCallout>
+  <cs:dataPoint>
+    <cs:lnRef idx="0"/>
+    <cs:fillRef idx="1">
+      <cs:styleClr val="auto"/>
+    </cs:fillRef>
+    <cs:effectRef idx="0"/>
+    <cs:fontRef idx="minor">
+      <a:schemeClr val="tx1"/>
+    </cs:fontRef>
+    <cs:spPr>
+      <a:solidFill>
+        <a:schemeClr val="phClr"/>
+      </a:solidFill>
+    </cs:spPr>
+  </cs:dataPoint>
+  <cs:dataPoint3D>
+    <cs:lnRef idx="0"/>
+    <cs:fillRef idx="1">
+      <cs:styleClr val="auto"/>
+    </cs:fillRef>
+    <cs:effectRef idx="0"/>
+    <cs:fontRef idx="minor">
+      <a:schemeClr val="tx1"/>
+    </cs:fontRef>
+    <cs:spPr>
+      <a:solidFill>
+        <a:schemeClr val="phClr"/>
+      </a:solidFill>
+    </cs:spPr>
+  </cs:dataPoint3D>
+  <cs:dataPointLine>
+    <cs:lnRef idx="0">
+      <cs:styleClr val="auto"/>
+    </cs:lnRef>
+    <cs:fillRef idx="1"/>
+    <cs:effectRef idx="0"/>
+    <cs:fontRef idx="minor">
+      <a:schemeClr val="tx1"/>
+    </cs:fontRef>
+    <cs:spPr>
+      <a:ln w="28575" cap="rnd">
+        <a:solidFill>
+          <a:schemeClr val="phClr"/>
+        </a:solidFill>
+        <a:round/>
+      </a:ln>
+    </cs:spPr>
+  </cs:dataPointLine>
+  <cs:dataPointMarker>
+    <cs:lnRef idx="0">
+      <cs:styleClr val="auto"/>
+    </cs:lnRef>
+    <cs:fillRef idx="1">
+      <cs:styleClr val="auto"/>
+    </cs:fillRef>
+    <cs:effectRef idx="0"/>
+    <cs:fontRef idx="minor">
+      <a:schemeClr val="tx1"/>
+    </cs:fontRef>
+    <cs:spPr>
+      <a:solidFill>
+        <a:schemeClr val="phClr"/>
+      </a:solidFill>
+      <a:ln w="9525">
+        <a:solidFill>
+          <a:schemeClr val="phClr"/>
+        </a:solidFill>
+      </a:ln>
+    </cs:spPr>
+  </cs:dataPointMarker>
+  <cs:dataPointMarkerLayout symbol="circle" size="5"/>
+  <cs:dataPointWireframe>
+    <cs:lnRef idx="0">
+      <cs:styleClr val="auto"/>
+    </cs:lnRef>
+    <cs:fillRef idx="1"/>
+    <cs:effectRef idx="0"/>
+    <cs:fontRef idx="minor">
+      <a:schemeClr val="tx1"/>
+    </cs:fontRef>
+    <cs:spPr>
+      <a:ln w="9525" cap="rnd">
+        <a:solidFill>
+          <a:schemeClr val="phClr"/>
+        </a:solidFill>
+        <a:round/>
+      </a:ln>
+    </cs:spPr>
+  </cs:dataPointWireframe>
+  <cs:dataTable>
+    <cs:lnRef idx="0"/>
+    <cs:fillRef idx="0"/>
+    <cs:effectRef idx="0"/>
+    <cs:fontRef idx="minor">
+      <a:schemeClr val="tx1">
+        <a:lumMod val="65000"/>
+        <a:lumOff val="35000"/>
+      </a:schemeClr>
+    </cs:fontRef>
+    <cs:spPr>
+      <a:noFill/>
+      <a:ln w="9525" cap="flat" cmpd="sng" algn="ctr">
+        <a:solidFill>
+          <a:schemeClr val="tx1">
+            <a:lumMod val="15000"/>
+            <a:lumOff val="85000"/>
+          </a:schemeClr>
+        </a:solidFill>
+        <a:round/>
+      </a:ln>
+    </cs:spPr>
+    <cs:defRPr sz="900" kern="1200"/>
+  </cs:dataTable>
+  <cs:downBar>
+    <cs:lnRef idx="0"/>
+    <cs:fillRef idx="0"/>
+    <cs:effectRef idx="0"/>
+    <cs:fontRef idx="minor">
+      <a:schemeClr val="dk1"/>
+    </cs:fontRef>
+    <cs:spPr>
+      <a:solidFill>
+        <a:schemeClr val="dk1">
+          <a:lumMod val="65000"/>
+          <a:lumOff val="35000"/>
+        </a:schemeClr>
+      </a:solidFill>
+      <a:ln w="9525">
+        <a:solidFill>
+          <a:schemeClr val="tx1">
+            <a:lumMod val="65000"/>
+            <a:lumOff val="35000"/>
+          </a:schemeClr>
+        </a:solidFill>
+      </a:ln>
+    </cs:spPr>
+  </cs:downBar>
+  <cs:dropLine>
+    <cs:lnRef idx="0"/>
+    <cs:fillRef idx="0"/>
+    <cs:effectRef idx="0"/>
+    <cs:fontRef idx="minor">
+      <a:schemeClr val="tx1"/>
+    </cs:fontRef>
+    <cs:spPr>
+      <a:ln w="9525" cap="flat" cmpd="sng" algn="ctr">
+        <a:solidFill>
+          <a:schemeClr val="tx1">
+            <a:lumMod val="35000"/>
+            <a:lumOff val="65000"/>
+          </a:schemeClr>
+        </a:solidFill>
+        <a:round/>
+      </a:ln>
+    </cs:spPr>
+  </cs:dropLine>
+  <cs:errorBar>
+    <cs:lnRef idx="0"/>
+    <cs:fillRef idx="0"/>
+    <cs:effectRef idx="0"/>
+    <cs:fontRef idx="minor">
+      <a:schemeClr val="tx1"/>
+    </cs:fontRef>
+    <cs:spPr>
+      <a:ln w="9525" cap="flat" cmpd="sng" algn="ctr">
+        <a:solidFill>
+          <a:schemeClr val="tx1">
+            <a:lumMod val="65000"/>
+            <a:lumOff val="35000"/>
+          </a:schemeClr>
+        </a:solidFill>
+        <a:round/>
+      </a:ln>
+    </cs:spPr>
+  </cs:errorBar>
+  <cs:floor>
+    <cs:lnRef idx="0"/>
+    <cs:fillRef idx="0"/>
+    <cs:effectRef idx="0"/>
+    <cs:fontRef idx="minor">
+      <a:schemeClr val="tx1"/>
+    </cs:fontRef>
+    <cs:spPr>
+      <a:noFill/>
+      <a:ln>
+        <a:noFill/>
+      </a:ln>
+    </cs:spPr>
+  </cs:floor>
+  <cs:gridlineMajor>
+    <cs:lnRef idx="0"/>
+    <cs:fillRef idx="0"/>
+    <cs:effectRef idx="0"/>
+    <cs:fontRef idx="minor">
+      <a:schemeClr val="tx1"/>
+    </cs:fontRef>
+    <cs:spPr>
+      <a:ln w="9525" cap="flat" cmpd="sng" algn="ctr">
+        <a:solidFill>
+          <a:schemeClr val="tx1">
+            <a:lumMod val="15000"/>
+            <a:lumOff val="85000"/>
+          </a:schemeClr>
+        </a:solidFill>
+        <a:round/>
+      </a:ln>
+    </cs:spPr>
+  </cs:gridlineMajor>
+  <cs:gridlineMinor>
+    <cs:lnRef idx="0"/>
+    <cs:fillRef idx="0"/>
+    <cs:effectRef idx="0"/>
+    <cs:fontRef idx="minor">
+      <a:schemeClr val="tx1"/>
+    </cs:fontRef>
+    <cs:spPr>
+      <a:ln w="9525" cap="flat" cmpd="sng" algn="ctr">
+        <a:solidFill>
+          <a:schemeClr val="tx1">
+            <a:lumMod val="5000"/>
+            <a:lumOff val="95000"/>
+          </a:schemeClr>
+        </a:solidFill>
+        <a:round/>
+      </a:ln>
+    </cs:spPr>
+  </cs:gridlineMinor>
+  <cs:hiLoLine>
+    <cs:lnRef idx="0"/>
+    <cs:fillRef idx="0"/>
+    <cs:effectRef idx="0"/>
+    <cs:fontRef idx="minor">
+      <a:schemeClr val="tx1"/>
+    </cs:fontRef>
+    <cs:spPr>
+      <a:ln w="9525" cap="flat" cmpd="sng" algn="ctr">
+        <a:solidFill>
+          <a:schemeClr val="tx1">
+            <a:lumMod val="75000"/>
+            <a:lumOff val="25000"/>
+          </a:schemeClr>
+        </a:solidFill>
+        <a:round/>
+      </a:ln>
+    </cs:spPr>
+  </cs:hiLoLine>
+  <cs:leaderLine>
+    <cs:lnRef idx="0"/>
+    <cs:fillRef idx="0"/>
+    <cs:effectRef idx="0"/>
+    <cs:fontRef idx="minor">
+      <a:schemeClr val="tx1"/>
+    </cs:fontRef>
+    <cs:spPr>
+      <a:ln w="9525" cap="flat" cmpd="sng" algn="ctr">
+        <a:solidFill>
+          <a:schemeClr val="tx1">
+            <a:lumMod val="35000"/>
+            <a:lumOff val="65000"/>
+          </a:schemeClr>
+        </a:solidFill>
+        <a:round/>
+      </a:ln>
+    </cs:spPr>
+  </cs:leaderLine>
+  <cs:legend>
+    <cs:lnRef idx="0"/>
+    <cs:fillRef idx="0"/>
+    <cs:effectRef idx="0"/>
+    <cs:fontRef idx="minor">
+      <a:schemeClr val="tx1">
+        <a:lumMod val="65000"/>
+        <a:lumOff val="35000"/>
+      </a:schemeClr>
+    </cs:fontRef>
+    <cs:defRPr sz="900" kern="1200"/>
+  </cs:legend>
+  <cs:plotArea mods="allowNoFillOverride allowNoLineOverride">
+    <cs:lnRef idx="0"/>
+    <cs:fillRef idx="0"/>
+    <cs:effectRef idx="0"/>
+    <cs:fontRef idx="minor">
+      <a:schemeClr val="tx1"/>
+    </cs:fontRef>
+  </cs:plotArea>
+  <cs:plotArea3D mods="allowNoFillOverride allowNoLineOverride">
+    <cs:lnRef idx="0"/>
+    <cs:fillRef idx="0"/>
+    <cs:effectRef idx="0"/>
+    <cs:fontRef idx="minor">
+      <a:schemeClr val="tx1"/>
+    </cs:fontRef>
+  </cs:plotArea3D>
+  <cs:seriesAxis>
+    <cs:lnRef idx="0"/>
+    <cs:fillRef idx="0"/>
+    <cs:effectRef idx="0"/>
+    <cs:fontRef idx="minor">
+      <a:schemeClr val="tx1">
+        <a:lumMod val="65000"/>
+        <a:lumOff val="35000"/>
+      </a:schemeClr>
+    </cs:fontRef>
+    <cs:defRPr sz="900" kern="1200"/>
+  </cs:seriesAxis>
+  <cs:seriesLine>
+    <cs:lnRef idx="0"/>
+    <cs:fillRef idx="0"/>
+    <cs:effectRef idx="0"/>
+    <cs:fontRef idx="minor">
+      <a:schemeClr val="tx1"/>
+    </cs:fontRef>
+    <cs:spPr>
+      <a:ln w="9525" cap="flat" cmpd="sng" algn="ctr">
+        <a:solidFill>
+          <a:schemeClr val="tx1">
+            <a:lumMod val="35000"/>
+            <a:lumOff val="65000"/>
+          </a:schemeClr>
+        </a:solidFill>
+        <a:round/>
+      </a:ln>
+    </cs:spPr>
+  </cs:seriesLine>
+  <cs:title>
+    <cs:lnRef idx="0"/>
+    <cs:fillRef idx="0"/>
+    <cs:effectRef idx="0"/>
+    <cs:fontRef idx="minor">
+      <a:schemeClr val="tx1">
+        <a:lumMod val="65000"/>
+        <a:lumOff val="35000"/>
+      </a:schemeClr>
+    </cs:fontRef>
+    <cs:defRPr sz="1400" b="0" kern="1200" spc="0" baseline="0"/>
+  </cs:title>
+  <cs:trendline>
+    <cs:lnRef idx="0">
+      <cs:styleClr val="auto"/>
+    </cs:lnRef>
+    <cs:fillRef idx="0"/>
+    <cs:effectRef idx="0"/>
+    <cs:fontRef idx="minor">
+      <a:schemeClr val="tx1"/>
+    </cs:fontRef>
+    <cs:spPr>
+      <a:ln w="19050" cap="rnd">
+        <a:solidFill>
+          <a:schemeClr val="phClr"/>
+        </a:solidFill>
+        <a:prstDash val="sysDot"/>
+      </a:ln>
+    </cs:spPr>
+  </cs:trendline>
+  <cs:trendlineLabel>
+    <cs:lnRef idx="0"/>
+    <cs:fillRef idx="0"/>
+    <cs:effectRef idx="0"/>
+    <cs:fontRef idx="minor">
+      <a:schemeClr val="tx1">
+        <a:lumMod val="65000"/>
+        <a:lumOff val="35000"/>
+      </a:schemeClr>
+    </cs:fontRef>
+    <cs:defRPr sz="900" kern="1200"/>
+  </cs:trendlineLabel>
+  <cs:upBar>
+    <cs:lnRef idx="0"/>
+    <cs:fillRef idx="0"/>
+    <cs:effectRef idx="0"/>
+    <cs:fontRef idx="minor">
+      <a:schemeClr val="dk1"/>
+    </cs:fontRef>
+    <cs:spPr>
+      <a:solidFill>
+        <a:schemeClr val="lt1"/>
+      </a:solidFill>
+      <a:ln w="9525">
+        <a:solidFill>
+          <a:schemeClr val="tx1">
+            <a:lumMod val="15000"/>
+            <a:lumOff val="85000"/>
+          </a:schemeClr>
+        </a:solidFill>
+      </a:ln>
+    </cs:spPr>
+  </cs:upBar>
+  <cs:valueAxis>
+    <cs:lnRef idx="0"/>
+    <cs:fillRef idx="0"/>
+    <cs:effectRef idx="0"/>
+    <cs:fontRef idx="minor">
+      <a:schemeClr val="tx1">
+        <a:lumMod val="65000"/>
+        <a:lumOff val="35000"/>
+      </a:schemeClr>
+    </cs:fontRef>
+    <cs:defRPr sz="900" kern="1200"/>
+  </cs:valueAxis>
+  <cs:wall>
+    <cs:lnRef idx="0"/>
+    <cs:fillRef idx="0"/>
+    <cs:effectRef idx="0"/>
+    <cs:fontRef idx="minor">
+      <a:schemeClr val="tx1"/>
+    </cs:fontRef>
+    <cs:spPr>
+      <a:noFill/>
+      <a:ln>
+        <a:noFill/>
+      </a:ln>
+    </cs:spPr>
+  </cs:wall>
+</cs:chartStyle>
+</file>
+
+<file path=word/charts/style5.xml><?xml version="1.0" encoding="utf-8"?>
+<cs:chartStyle xmlns:cs="http://schemas.microsoft.com/office/drawing/2012/chartStyle" xmlns:a="http://schemas.openxmlformats.org/drawingml/2006/main" id="227">
+  <cs:axisTitle>
+    <cs:lnRef idx="0"/>
+    <cs:fillRef idx="0"/>
+    <cs:effectRef idx="0"/>
+    <cs:fontRef idx="minor">
+      <a:schemeClr val="tx1">
+        <a:lumMod val="65000"/>
+        <a:lumOff val="35000"/>
+      </a:schemeClr>
+    </cs:fontRef>
+    <cs:defRPr sz="1000" kern="1200"/>
+  </cs:axisTitle>
+  <cs:categoryAxis>
+    <cs:lnRef idx="0"/>
+    <cs:fillRef idx="0"/>
+    <cs:effectRef idx="0"/>
+    <cs:fontRef idx="minor">
+      <a:schemeClr val="tx1">
+        <a:lumMod val="65000"/>
+        <a:lumOff val="35000"/>
+      </a:schemeClr>
+    </cs:fontRef>
+    <cs:spPr>
+      <a:ln w="9525" cap="flat" cmpd="sng" algn="ctr">
+        <a:solidFill>
+          <a:schemeClr val="tx1">
+            <a:lumMod val="15000"/>
+            <a:lumOff val="85000"/>
+          </a:schemeClr>
+        </a:solidFill>
+        <a:round/>
+      </a:ln>
+    </cs:spPr>
+    <cs:defRPr sz="900" kern="1200"/>
+  </cs:categoryAxis>
+  <cs:chartArea mods="allowNoFillOverride allowNoLineOverride">
+    <cs:lnRef idx="0"/>
+    <cs:fillRef idx="0"/>
+    <cs:effectRef idx="0"/>
+    <cs:fontRef idx="minor">
+      <a:schemeClr val="tx1"/>
+    </cs:fontRef>
+    <cs:spPr>
+      <a:solidFill>
+        <a:schemeClr val="bg1"/>
+      </a:solidFill>
+      <a:ln w="9525" cap="flat" cmpd="sng" algn="ctr">
+        <a:solidFill>
+          <a:schemeClr val="tx1">
+            <a:lumMod val="15000"/>
+            <a:lumOff val="85000"/>
+          </a:schemeClr>
+        </a:solidFill>
+        <a:round/>
+      </a:ln>
+    </cs:spPr>
+    <cs:defRPr sz="1000" kern="1200"/>
+  </cs:chartArea>
+  <cs:dataLabel>
+    <cs:lnRef idx="0"/>
+    <cs:fillRef idx="0"/>
+    <cs:effectRef idx="0"/>
+    <cs:fontRef idx="minor">
+      <a:schemeClr val="tx1">
+        <a:lumMod val="75000"/>
+        <a:lumOff val="25000"/>
+      </a:schemeClr>
+    </cs:fontRef>
+    <cs:defRPr sz="900" kern="1200"/>
+  </cs:dataLabel>
+  <cs:dataLabelCallout>
+    <cs:lnRef idx="0"/>
+    <cs:fillRef idx="0"/>
+    <cs:effectRef idx="0"/>
+    <cs:fontRef idx="minor">
+      <a:schemeClr val="dk1">
+        <a:lumMod val="65000"/>
+        <a:lumOff val="35000"/>
+      </a:schemeClr>
+    </cs:fontRef>
+    <cs:spPr>
+      <a:solidFill>
+        <a:schemeClr val="lt1"/>
+      </a:solidFill>
+      <a:ln>
+        <a:solidFill>
+          <a:schemeClr val="dk1">
+            <a:lumMod val="25000"/>
+            <a:lumOff val="75000"/>
+          </a:schemeClr>
+        </a:solidFill>
+      </a:ln>
+    </cs:spPr>
+    <cs:defRPr sz="900" kern="1200"/>
+    <cs:bodyPr rot="0" spcFirstLastPara="1" vertOverflow="clip" horzOverflow="clip" vert="horz" wrap="square" lIns="36576" tIns="18288" rIns="36576" bIns="18288" anchor="ctr" anchorCtr="1">
+      <a:spAutoFit/>
+    </cs:bodyPr>
+  </cs:dataLabelCallout>
+  <cs:dataPoint>
+    <cs:lnRef idx="0"/>
+    <cs:fillRef idx="1">
+      <cs:styleClr val="auto"/>
+    </cs:fillRef>
+    <cs:effectRef idx="0"/>
+    <cs:fontRef idx="minor">
+      <a:schemeClr val="tx1"/>
+    </cs:fontRef>
+    <cs:spPr>
+      <a:solidFill>
+        <a:schemeClr val="phClr"/>
+      </a:solidFill>
+    </cs:spPr>
+  </cs:dataPoint>
+  <cs:dataPoint3D>
+    <cs:lnRef idx="0"/>
+    <cs:fillRef idx="1">
+      <cs:styleClr val="auto"/>
+    </cs:fillRef>
+    <cs:effectRef idx="0"/>
+    <cs:fontRef idx="minor">
+      <a:schemeClr val="tx1"/>
+    </cs:fontRef>
+    <cs:spPr>
+      <a:solidFill>
+        <a:schemeClr val="phClr"/>
+      </a:solidFill>
+    </cs:spPr>
+  </cs:dataPoint3D>
+  <cs:dataPointLine>
+    <cs:lnRef idx="0">
+      <cs:styleClr val="auto"/>
+    </cs:lnRef>
+    <cs:fillRef idx="1"/>
+    <cs:effectRef idx="0"/>
+    <cs:fontRef idx="minor">
+      <a:schemeClr val="tx1"/>
+    </cs:fontRef>
+    <cs:spPr>
+      <a:ln w="28575" cap="rnd">
+        <a:solidFill>
+          <a:schemeClr val="phClr"/>
+        </a:solidFill>
+        <a:round/>
+      </a:ln>
+    </cs:spPr>
+  </cs:dataPointLine>
+  <cs:dataPointMarker>
+    <cs:lnRef idx="0">
+      <cs:styleClr val="auto"/>
+    </cs:lnRef>
+    <cs:fillRef idx="1">
+      <cs:styleClr val="auto"/>
+    </cs:fillRef>
+    <cs:effectRef idx="0"/>
+    <cs:fontRef idx="minor">
+      <a:schemeClr val="tx1"/>
+    </cs:fontRef>
+    <cs:spPr>
+      <a:solidFill>
+        <a:schemeClr val="phClr"/>
+      </a:solidFill>
+      <a:ln w="9525">
+        <a:solidFill>
+          <a:schemeClr val="phClr"/>
+        </a:solidFill>
+      </a:ln>
+    </cs:spPr>
+  </cs:dataPointMarker>
+  <cs:dataPointMarkerLayout symbol="circle" size="5"/>
+  <cs:dataPointWireframe>
+    <cs:lnRef idx="0">
+      <cs:styleClr val="auto"/>
+    </cs:lnRef>
+    <cs:fillRef idx="1"/>
+    <cs:effectRef idx="0"/>
+    <cs:fontRef idx="minor">
+      <a:schemeClr val="tx1"/>
+    </cs:fontRef>
+    <cs:spPr>
+      <a:ln w="9525" cap="rnd">
+        <a:solidFill>
+          <a:schemeClr val="phClr"/>
+        </a:solidFill>
+        <a:round/>
+      </a:ln>
+    </cs:spPr>
+  </cs:dataPointWireframe>
+  <cs:dataTable>
+    <cs:lnRef idx="0"/>
+    <cs:fillRef idx="0"/>
+    <cs:effectRef idx="0"/>
+    <cs:fontRef idx="minor">
+      <a:schemeClr val="tx1">
+        <a:lumMod val="65000"/>
+        <a:lumOff val="35000"/>
+      </a:schemeClr>
+    </cs:fontRef>
+    <cs:spPr>
+      <a:noFill/>
+      <a:ln w="9525" cap="flat" cmpd="sng" algn="ctr">
+        <a:solidFill>
+          <a:schemeClr val="tx1">
+            <a:lumMod val="15000"/>
+            <a:lumOff val="85000"/>
+          </a:schemeClr>
+        </a:solidFill>
+        <a:round/>
+      </a:ln>
+    </cs:spPr>
+    <cs:defRPr sz="900" kern="1200"/>
+  </cs:dataTable>
+  <cs:downBar>
+    <cs:lnRef idx="0"/>
+    <cs:fillRef idx="0"/>
+    <cs:effectRef idx="0"/>
+    <cs:fontRef idx="minor">
+      <a:schemeClr val="dk1"/>
+    </cs:fontRef>
+    <cs:spPr>
+      <a:solidFill>
+        <a:schemeClr val="dk1">
+          <a:lumMod val="65000"/>
+          <a:lumOff val="35000"/>
+        </a:schemeClr>
+      </a:solidFill>
+      <a:ln w="9525">
+        <a:solidFill>
+          <a:schemeClr val="tx1">
+            <a:lumMod val="65000"/>
+            <a:lumOff val="35000"/>
+          </a:schemeClr>
+        </a:solidFill>
+      </a:ln>
+    </cs:spPr>
+  </cs:downBar>
+  <cs:dropLine>
+    <cs:lnRef idx="0"/>
+    <cs:fillRef idx="0"/>
+    <cs:effectRef idx="0"/>
+    <cs:fontRef idx="minor">
+      <a:schemeClr val="tx1"/>
+    </cs:fontRef>
+    <cs:spPr>
+      <a:ln w="9525" cap="flat" cmpd="sng" algn="ctr">
+        <a:solidFill>
+          <a:schemeClr val="tx1">
+            <a:lumMod val="35000"/>
+            <a:lumOff val="65000"/>
+          </a:schemeClr>
+        </a:solidFill>
+        <a:round/>
+      </a:ln>
+    </cs:spPr>
+  </cs:dropLine>
+  <cs:errorBar>
+    <cs:lnRef idx="0"/>
+    <cs:fillRef idx="0"/>
+    <cs:effectRef idx="0"/>
+    <cs:fontRef idx="minor">
+      <a:schemeClr val="tx1"/>
+    </cs:fontRef>
+    <cs:spPr>
+      <a:ln w="9525" cap="flat" cmpd="sng" algn="ctr">
+        <a:solidFill>
+          <a:schemeClr val="tx1">
+            <a:lumMod val="65000"/>
+            <a:lumOff val="35000"/>
+          </a:schemeClr>
+        </a:solidFill>
+        <a:round/>
+      </a:ln>
+    </cs:spPr>
+  </cs:errorBar>
+  <cs:floor>
+    <cs:lnRef idx="0"/>
+    <cs:fillRef idx="0"/>
+    <cs:effectRef idx="0"/>
+    <cs:fontRef idx="minor">
+      <a:schemeClr val="tx1"/>
+    </cs:fontRef>
+    <cs:spPr>
+      <a:noFill/>
+      <a:ln>
+        <a:noFill/>
+      </a:ln>
+    </cs:spPr>
+  </cs:floor>
+  <cs:gridlineMajor>
+    <cs:lnRef idx="0"/>
+    <cs:fillRef idx="0"/>
+    <cs:effectRef idx="0"/>
+    <cs:fontRef idx="minor">
+      <a:schemeClr val="tx1"/>
+    </cs:fontRef>
+    <cs:spPr>
+      <a:ln w="9525" cap="flat" cmpd="sng" algn="ctr">
+        <a:solidFill>
+          <a:schemeClr val="tx1">
+            <a:lumMod val="15000"/>
+            <a:lumOff val="85000"/>
+          </a:schemeClr>
+        </a:solidFill>
+        <a:round/>
+      </a:ln>
+    </cs:spPr>
+  </cs:gridlineMajor>
+  <cs:gridlineMinor>
+    <cs:lnRef idx="0"/>
+    <cs:fillRef idx="0"/>
+    <cs:effectRef idx="0"/>
+    <cs:fontRef idx="minor">
+      <a:schemeClr val="tx1"/>
+    </cs:fontRef>
+    <cs:spPr>
+      <a:ln w="9525" cap="flat" cmpd="sng" algn="ctr">
+        <a:solidFill>
+          <a:schemeClr val="tx1">
+            <a:lumMod val="5000"/>
+            <a:lumOff val="95000"/>
+          </a:schemeClr>
+        </a:solidFill>
+        <a:round/>
+      </a:ln>
+    </cs:spPr>
+  </cs:gridlineMinor>
+  <cs:hiLoLine>
+    <cs:lnRef idx="0"/>
+    <cs:fillRef idx="0"/>
+    <cs:effectRef idx="0"/>
+    <cs:fontRef idx="minor">
+      <a:schemeClr val="tx1"/>
+    </cs:fontRef>
+    <cs:spPr>
+      <a:ln w="9525" cap="flat" cmpd="sng" algn="ctr">
+        <a:solidFill>
+          <a:schemeClr val="tx1">
+            <a:lumMod val="75000"/>
+            <a:lumOff val="25000"/>
+          </a:schemeClr>
+        </a:solidFill>
+        <a:round/>
+      </a:ln>
+    </cs:spPr>
+  </cs:hiLoLine>
+  <cs:leaderLine>
+    <cs:lnRef idx="0"/>
+    <cs:fillRef idx="0"/>
+    <cs:effectRef idx="0"/>
+    <cs:fontRef idx="minor">
+      <a:schemeClr val="tx1"/>
+    </cs:fontRef>
+    <cs:spPr>
+      <a:ln w="9525" cap="flat" cmpd="sng" algn="ctr">
+        <a:solidFill>
+          <a:schemeClr val="tx1">
+            <a:lumMod val="35000"/>
+            <a:lumOff val="65000"/>
+          </a:schemeClr>
+        </a:solidFill>
+        <a:round/>
+      </a:ln>
+    </cs:spPr>
+  </cs:leaderLine>
+  <cs:legend>
+    <cs:lnRef idx="0"/>
+    <cs:fillRef idx="0"/>
+    <cs:effectRef idx="0"/>
+    <cs:fontRef idx="minor">
+      <a:schemeClr val="tx1">
+        <a:lumMod val="65000"/>
+        <a:lumOff val="35000"/>
+      </a:schemeClr>
+    </cs:fontRef>
+    <cs:defRPr sz="900" kern="1200"/>
+  </cs:legend>
+  <cs:plotArea mods="allowNoFillOverride allowNoLineOverride">
+    <cs:lnRef idx="0"/>
+    <cs:fillRef idx="0"/>
+    <cs:effectRef idx="0"/>
+    <cs:fontRef idx="minor">
+      <a:schemeClr val="tx1"/>
+    </cs:fontRef>
+  </cs:plotArea>
+  <cs:plotArea3D mods="allowNoFillOverride allowNoLineOverride">
+    <cs:lnRef idx="0"/>
+    <cs:fillRef idx="0"/>
+    <cs:effectRef idx="0"/>
+    <cs:fontRef idx="minor">
+      <a:schemeClr val="tx1"/>
+    </cs:fontRef>
+  </cs:plotArea3D>
+  <cs:seriesAxis>
+    <cs:lnRef idx="0"/>
+    <cs:fillRef idx="0"/>
+    <cs:effectRef idx="0"/>
+    <cs:fontRef idx="minor">
+      <a:schemeClr val="tx1">
+        <a:lumMod val="65000"/>
+        <a:lumOff val="35000"/>
+      </a:schemeClr>
+    </cs:fontRef>
+    <cs:defRPr sz="900" kern="1200"/>
+  </cs:seriesAxis>
+  <cs:seriesLine>
+    <cs:lnRef idx="0"/>
+    <cs:fillRef idx="0"/>
+    <cs:effectRef idx="0"/>
+    <cs:fontRef idx="minor">
+      <a:schemeClr val="tx1"/>
+    </cs:fontRef>
+    <cs:spPr>
+      <a:ln w="9525" cap="flat" cmpd="sng" algn="ctr">
+        <a:solidFill>
+          <a:schemeClr val="tx1">
+            <a:lumMod val="35000"/>
+            <a:lumOff val="65000"/>
+          </a:schemeClr>
+        </a:solidFill>
+        <a:round/>
+      </a:ln>
+    </cs:spPr>
+  </cs:seriesLine>
+  <cs:title>
+    <cs:lnRef idx="0"/>
+    <cs:fillRef idx="0"/>
+    <cs:effectRef idx="0"/>
+    <cs:fontRef idx="minor">
+      <a:schemeClr val="tx1">
+        <a:lumMod val="65000"/>
+        <a:lumOff val="35000"/>
+      </a:schemeClr>
+    </cs:fontRef>
+    <cs:defRPr sz="1400" b="0" kern="1200" spc="0" baseline="0"/>
+  </cs:title>
+  <cs:trendline>
+    <cs:lnRef idx="0">
+      <cs:styleClr val="auto"/>
+    </cs:lnRef>
+    <cs:fillRef idx="0"/>
+    <cs:effectRef idx="0"/>
+    <cs:fontRef idx="minor">
+      <a:schemeClr val="tx1"/>
+    </cs:fontRef>
+    <cs:spPr>
+      <a:ln w="19050" cap="rnd">
+        <a:solidFill>
+          <a:schemeClr val="phClr"/>
+        </a:solidFill>
+        <a:prstDash val="sysDot"/>
+      </a:ln>
+    </cs:spPr>
+  </cs:trendline>
+  <cs:trendlineLabel>
+    <cs:lnRef idx="0"/>
+    <cs:fillRef idx="0"/>
+    <cs:effectRef idx="0"/>
+    <cs:fontRef idx="minor">
+      <a:schemeClr val="tx1">
+        <a:lumMod val="65000"/>
+        <a:lumOff val="35000"/>
+      </a:schemeClr>
+    </cs:fontRef>
+    <cs:defRPr sz="900" kern="1200"/>
+  </cs:trendlineLabel>
+  <cs:upBar>
+    <cs:lnRef idx="0"/>
+    <cs:fillRef idx="0"/>
+    <cs:effectRef idx="0"/>
+    <cs:fontRef idx="minor">
+      <a:schemeClr val="dk1"/>
+    </cs:fontRef>
+    <cs:spPr>
+      <a:solidFill>
+        <a:schemeClr val="lt1"/>
+      </a:solidFill>
+      <a:ln w="9525">
+        <a:solidFill>
+          <a:schemeClr val="tx1">
+            <a:lumMod val="15000"/>
+            <a:lumOff val="85000"/>
+          </a:schemeClr>
+        </a:solidFill>
+      </a:ln>
+    </cs:spPr>
+  </cs:upBar>
+  <cs:valueAxis>
+    <cs:lnRef idx="0"/>
+    <cs:fillRef idx="0"/>
+    <cs:effectRef idx="0"/>
+    <cs:fontRef idx="minor">
+      <a:schemeClr val="tx1">
+        <a:lumMod val="65000"/>
+        <a:lumOff val="35000"/>
+      </a:schemeClr>
+    </cs:fontRef>
+    <cs:defRPr sz="900" kern="1200"/>
+  </cs:valueAxis>
+  <cs:wall>
+    <cs:lnRef idx="0"/>
+    <cs:fillRef idx="0"/>
+    <cs:effectRef idx="0"/>
+    <cs:fontRef idx="minor">
+      <a:schemeClr val="tx1"/>
+    </cs:fontRef>
+    <cs:spPr>
+      <a:noFill/>
+      <a:ln>
+        <a:noFill/>
+      </a:ln>
+    </cs:spPr>
+  </cs:wall>
+</cs:chartStyle>
+</file>
+
 <file path=word/theme/theme1.xml><?xml version="1.0" encoding="utf-8"?>
 <a:theme xmlns:a="http://schemas.openxmlformats.org/drawingml/2006/main" name="Тема Office">
   <a:themeElements>

--- a/ММСС/lab2/Lab2_Otchet.docx
+++ b/ММСС/lab2/Lab2_Otchet.docx
@@ -1426,124 +1426,179 @@
         <w:rPr>
           <w:rFonts w:ascii="Times New Roman" w:eastAsia="Times New Roman" w:hAnsi="Times New Roman" w:cs="Times New Roman"/>
           <w:sz w:val="28"/>
+          <w:szCs w:val="28"/>
+        </w:rPr>
+      </w:pPr>
+      <m:oMath>
+        <m:r>
+          <w:rPr>
+            <w:rFonts w:ascii="Cambria Math" w:eastAsia="Times New Roman" w:hAnsi="Cambria Math" w:cs="Times New Roman"/>
+            <w:sz w:val="28"/>
+            <w:lang w:val="en-US"/>
+          </w:rPr>
+          <m:t xml:space="preserve">T= </m:t>
+        </m:r>
+        <m:f>
+          <m:fPr>
+            <m:ctrlPr>
+              <w:rPr>
+                <w:rFonts w:ascii="Cambria Math" w:eastAsia="Times New Roman" w:hAnsi="Cambria Math" w:cs="Times New Roman"/>
+                <w:i/>
+                <w:sz w:val="28"/>
+                <w:szCs w:val="28"/>
+                <w:lang w:val="en-US"/>
+              </w:rPr>
+            </m:ctrlPr>
+          </m:fPr>
+          <m:num>
+            <m:r>
+              <w:rPr>
+                <w:rFonts w:ascii="Cambria Math" w:eastAsia="Times New Roman" w:hAnsi="Cambria Math" w:cs="Times New Roman"/>
+                <w:i/>
+                <w:sz w:val="28"/>
+              </w:rPr>
+              <w:sym w:font="Symbol" w:char="F072"/>
+            </m:r>
+            <m:bar>
+              <m:barPr>
+                <m:pos m:val="top"/>
+                <m:ctrlPr>
+                  <w:rPr>
+                    <w:rFonts w:ascii="Cambria Math" w:eastAsia="Times New Roman" w:hAnsi="Cambria Math" w:cs="Times New Roman"/>
+                    <w:i/>
+                    <w:sz w:val="28"/>
+                    <w:szCs w:val="28"/>
+                  </w:rPr>
+                </m:ctrlPr>
+              </m:barPr>
+              <m:e>
+                <m:r>
+                  <w:rPr>
+                    <w:rFonts w:ascii="Cambria Math" w:eastAsia="Times New Roman" w:hAnsi="Cambria Math" w:cs="Times New Roman"/>
+                    <w:sz w:val="28"/>
+                  </w:rPr>
+                  <m:t>t</m:t>
+                </m:r>
+              </m:e>
+            </m:bar>
+          </m:num>
+          <m:den>
+            <m:r>
+              <w:rPr>
+                <w:rFonts w:ascii="Cambria Math" w:eastAsia="Times New Roman" w:hAnsi="Cambria Math" w:cs="Times New Roman"/>
+                <w:sz w:val="28"/>
+                <w:lang w:val="en-US"/>
+              </w:rPr>
+              <m:t>2(1-</m:t>
+            </m:r>
+            <m:r>
+              <w:rPr>
+                <w:rFonts w:ascii="Cambria Math" w:eastAsia="Times New Roman" w:hAnsi="Cambria Math" w:cs="Times New Roman"/>
+                <w:i/>
+                <w:sz w:val="28"/>
+              </w:rPr>
+              <w:sym w:font="Symbol" w:char="F072"/>
+            </m:r>
+            <m:r>
+              <w:rPr>
+                <w:rFonts w:ascii="Cambria Math" w:eastAsia="Times New Roman" w:hAnsi="Cambria Math" w:cs="Times New Roman"/>
+                <w:sz w:val="28"/>
+              </w:rPr>
+              <m:t>)</m:t>
+            </m:r>
+          </m:den>
+        </m:f>
+        <m:r>
+          <w:rPr>
+            <w:rFonts w:ascii="Cambria Math" w:eastAsia="Times New Roman" w:hAnsi="Cambria Math" w:cs="Times New Roman"/>
+            <w:sz w:val="28"/>
+            <w:lang w:val="en-US"/>
+          </w:rPr>
+          <m:t>+</m:t>
+        </m:r>
+        <m:bar>
+          <m:barPr>
+            <m:pos m:val="top"/>
+            <m:ctrlPr>
+              <w:rPr>
+                <w:rFonts w:ascii="Cambria Math" w:eastAsia="Times New Roman" w:hAnsi="Cambria Math" w:cs="Times New Roman"/>
+                <w:i/>
+                <w:sz w:val="28"/>
+                <w:szCs w:val="28"/>
+              </w:rPr>
+            </m:ctrlPr>
+          </m:barPr>
+          <m:e>
+            <m:r>
+              <w:rPr>
+                <w:rFonts w:ascii="Cambria Math" w:eastAsia="Times New Roman" w:hAnsi="Cambria Math" w:cs="Times New Roman"/>
+                <w:sz w:val="28"/>
+              </w:rPr>
+              <m:t>t</m:t>
+            </m:r>
+          </m:e>
+        </m:bar>
+      </m:oMath>
+      <w:r>
+        <w:rPr>
+          <w:rFonts w:ascii="Times New Roman" w:eastAsia="Times New Roman" w:hAnsi="Times New Roman" w:cs="Times New Roman"/>
+          <w:sz w:val="28"/>
+          <w:szCs w:val="28"/>
+        </w:rPr>
+        <w:t xml:space="preserve"> </w:t>
+      </w:r>
+    </w:p>
+    <w:p>
+      <w:pPr>
+        <w:spacing w:after="0" w:line="360" w:lineRule="auto"/>
+        <w:rPr>
+          <w:rFonts w:ascii="Times New Roman" w:eastAsia="Times New Roman" w:hAnsi="Times New Roman" w:cs="Times New Roman"/>
+          <w:sz w:val="28"/>
           <w:lang w:val="en-US"/>
         </w:rPr>
       </w:pPr>
-      <m:oMathPara>
-        <m:oMathParaPr>
-          <m:jc m:val="left"/>
-        </m:oMathParaPr>
-        <m:oMath>
-          <m:r>
-            <w:rPr>
-              <w:rFonts w:ascii="Cambria Math" w:eastAsia="Times New Roman" w:hAnsi="Cambria Math" w:cs="Times New Roman"/>
-              <w:sz w:val="28"/>
-              <w:lang w:val="en-US"/>
-            </w:rPr>
-            <m:t xml:space="preserve">T= </m:t>
-          </m:r>
-          <m:f>
-            <m:fPr>
-              <m:ctrlPr>
-                <w:rPr>
-                  <w:rFonts w:ascii="Cambria Math" w:eastAsia="Times New Roman" w:hAnsi="Cambria Math" w:cs="Times New Roman"/>
-                  <w:i/>
-                  <w:sz w:val="28"/>
-                  <w:szCs w:val="28"/>
-                  <w:lang w:val="en-US"/>
-                </w:rPr>
-              </m:ctrlPr>
-            </m:fPr>
-            <m:num>
-              <m:r>
-                <w:rPr>
-                  <w:rFonts w:ascii="Cambria Math" w:eastAsia="Times New Roman" w:hAnsi="Cambria Math" w:cs="Times New Roman"/>
-                  <w:i/>
-                  <w:sz w:val="28"/>
-                </w:rPr>
-                <w:sym w:font="Symbol" w:char="F072"/>
-              </m:r>
-              <m:bar>
-                <m:barPr>
-                  <m:pos m:val="top"/>
-                  <m:ctrlPr>
-                    <w:rPr>
-                      <w:rFonts w:ascii="Cambria Math" w:eastAsia="Times New Roman" w:hAnsi="Cambria Math" w:cs="Times New Roman"/>
-                      <w:i/>
-                      <w:sz w:val="28"/>
-                      <w:szCs w:val="28"/>
-                    </w:rPr>
-                  </m:ctrlPr>
-                </m:barPr>
-                <m:e>
-                  <m:r>
-                    <w:rPr>
-                      <w:rFonts w:ascii="Cambria Math" w:eastAsia="Times New Roman" w:hAnsi="Cambria Math" w:cs="Times New Roman"/>
-                      <w:sz w:val="28"/>
-                    </w:rPr>
-                    <m:t>t</m:t>
-                  </m:r>
-                </m:e>
-              </m:bar>
-            </m:num>
-            <m:den>
-              <m:r>
-                <w:rPr>
-                  <w:rFonts w:ascii="Cambria Math" w:eastAsia="Times New Roman" w:hAnsi="Cambria Math" w:cs="Times New Roman"/>
-                  <w:sz w:val="28"/>
-                  <w:lang w:val="en-US"/>
-                </w:rPr>
-                <m:t>2(1-</m:t>
-              </m:r>
-              <m:r>
-                <w:rPr>
-                  <w:rFonts w:ascii="Cambria Math" w:eastAsia="Times New Roman" w:hAnsi="Cambria Math" w:cs="Times New Roman"/>
-                  <w:i/>
-                  <w:sz w:val="28"/>
-                </w:rPr>
-                <w:sym w:font="Symbol" w:char="F072"/>
-              </m:r>
-              <m:r>
-                <w:rPr>
-                  <w:rFonts w:ascii="Cambria Math" w:eastAsia="Times New Roman" w:hAnsi="Cambria Math" w:cs="Times New Roman"/>
-                  <w:sz w:val="28"/>
-                </w:rPr>
-                <m:t>)</m:t>
-              </m:r>
-            </m:den>
-          </m:f>
-          <m:r>
-            <w:rPr>
-              <w:rFonts w:ascii="Cambria Math" w:eastAsia="Times New Roman" w:hAnsi="Cambria Math" w:cs="Times New Roman"/>
-              <w:sz w:val="28"/>
-              <w:lang w:val="en-US"/>
-            </w:rPr>
-            <m:t>+</m:t>
-          </m:r>
-          <m:bar>
-            <m:barPr>
-              <m:pos m:val="top"/>
-              <m:ctrlPr>
-                <w:rPr>
-                  <w:rFonts w:ascii="Cambria Math" w:eastAsia="Times New Roman" w:hAnsi="Cambria Math" w:cs="Times New Roman"/>
-                  <w:i/>
-                  <w:sz w:val="28"/>
-                  <w:szCs w:val="28"/>
-                </w:rPr>
-              </m:ctrlPr>
-            </m:barPr>
-            <m:e>
-              <m:r>
-                <w:rPr>
-                  <w:rFonts w:ascii="Cambria Math" w:eastAsia="Times New Roman" w:hAnsi="Cambria Math" w:cs="Times New Roman"/>
-                  <w:sz w:val="28"/>
-                </w:rPr>
-                <m:t>t</m:t>
-              </m:r>
-            </m:e>
-          </m:bar>
-        </m:oMath>
-      </m:oMathPara>
+      <w:r>
+        <w:rPr>
+          <w:rFonts w:ascii="Times New Roman" w:eastAsia="Times New Roman" w:hAnsi="Times New Roman" w:cs="Times New Roman"/>
+          <w:sz w:val="28"/>
+          <w:lang w:val="en-US"/>
+        </w:rPr>
+        <w:drawing>
+          <wp:inline distT="0" distB="0" distL="0" distR="0" wp14:anchorId="724E595E" wp14:editId="42C767C1">
+            <wp:extent cx="1095528" cy="666843"/>
+            <wp:effectExtent l="0" t="0" r="9525" b="0"/>
+            <wp:docPr id="8" name="Рисунок 8"/>
+            <wp:cNvGraphicFramePr>
+              <a:graphicFrameLocks xmlns:a="http://schemas.openxmlformats.org/drawingml/2006/main" noChangeAspect="1"/>
+            </wp:cNvGraphicFramePr>
+            <a:graphic xmlns:a="http://schemas.openxmlformats.org/drawingml/2006/main">
+              <a:graphicData uri="http://schemas.openxmlformats.org/drawingml/2006/picture">
+                <pic:pic xmlns:pic="http://schemas.openxmlformats.org/drawingml/2006/picture">
+                  <pic:nvPicPr>
+                    <pic:cNvPr id="1" name=""/>
+                    <pic:cNvPicPr/>
+                  </pic:nvPicPr>
+                  <pic:blipFill>
+                    <a:blip r:embed="rId16"/>
+                    <a:stretch>
+                      <a:fillRect/>
+                    </a:stretch>
+                  </pic:blipFill>
+                  <pic:spPr>
+                    <a:xfrm>
+                      <a:off x="0" y="0"/>
+                      <a:ext cx="1095528" cy="666843"/>
+                    </a:xfrm>
+                    <a:prstGeom prst="rect">
+                      <a:avLst/>
+                    </a:prstGeom>
+                  </pic:spPr>
+                </pic:pic>
+              </a:graphicData>
+            </a:graphic>
+          </wp:inline>
+        </w:drawing>
+      </w:r>
     </w:p>
     <w:p>
       <w:pPr>
@@ -1580,7 +1635,7 @@
                     </pic:cNvPicPr>
                   </pic:nvPicPr>
                   <pic:blipFill>
-                    <a:blip r:embed="rId16">
+                    <a:blip r:embed="rId17">
                       <a:extLst>
                         <a:ext uri="{28A0092B-C50C-407E-A947-70E740481C1C}">
                           <a14:useLocalDpi xmlns:a14="http://schemas.microsoft.com/office/drawing/2010/main" val="0"/>
@@ -1652,7 +1707,7 @@
             <wp:cNvGraphicFramePr/>
             <a:graphic xmlns:a="http://schemas.openxmlformats.org/drawingml/2006/main">
               <a:graphicData uri="http://schemas.openxmlformats.org/drawingml/2006/chart">
-                <c:chart xmlns:c="http://schemas.openxmlformats.org/drawingml/2006/chart" xmlns:r="http://schemas.openxmlformats.org/officeDocument/2006/relationships" r:id="rId17"/>
+                <c:chart xmlns:c="http://schemas.openxmlformats.org/drawingml/2006/chart" xmlns:r="http://schemas.openxmlformats.org/officeDocument/2006/relationships" r:id="rId18"/>
               </a:graphicData>
             </a:graphic>
           </wp:inline>
@@ -1689,7 +1744,7 @@
             <wp:cNvGraphicFramePr/>
             <a:graphic xmlns:a="http://schemas.openxmlformats.org/drawingml/2006/main">
               <a:graphicData uri="http://schemas.openxmlformats.org/drawingml/2006/chart">
-                <c:chart xmlns:c="http://schemas.openxmlformats.org/drawingml/2006/chart" xmlns:r="http://schemas.openxmlformats.org/officeDocument/2006/relationships" r:id="rId18"/>
+                <c:chart xmlns:c="http://schemas.openxmlformats.org/drawingml/2006/chart" xmlns:r="http://schemas.openxmlformats.org/officeDocument/2006/relationships" r:id="rId19"/>
               </a:graphicData>
             </a:graphic>
             <wp14:sizeRelH relativeFrom="page">
@@ -1875,6 +1930,7 @@
       <w:r>
         <w:rPr>
           <w:rFonts w:ascii="Times New Roman" w:eastAsia="Times New Roman" w:hAnsi="Times New Roman" w:cs="Times New Roman"/>
+          <w:noProof/>
           <w:sz w:val="28"/>
           <w:szCs w:val="28"/>
           <w:lang w:val="en-US"/>
@@ -1895,7 +1951,7 @@
                     <pic:cNvPicPr/>
                   </pic:nvPicPr>
                   <pic:blipFill>
-                    <a:blip r:embed="rId19"/>
+                    <a:blip r:embed="rId20"/>
                     <a:stretch>
                       <a:fillRect/>
                     </a:stretch>
@@ -1952,7 +2008,7 @@
                     </pic:cNvPicPr>
                   </pic:nvPicPr>
                   <pic:blipFill>
-                    <a:blip r:embed="rId20">
+                    <a:blip r:embed="rId21">
                       <a:extLst>
                         <a:ext uri="{28A0092B-C50C-407E-A947-70E740481C1C}">
                           <a14:useLocalDpi xmlns:a14="http://schemas.microsoft.com/office/drawing/2010/main" val="0"/>
@@ -2021,7 +2077,7 @@
                     </pic:cNvPicPr>
                   </pic:nvPicPr>
                   <pic:blipFill>
-                    <a:blip r:embed="rId21">
+                    <a:blip r:embed="rId22">
                       <a:extLst>
                         <a:ext uri="{28A0092B-C50C-407E-A947-70E740481C1C}">
                           <a14:useLocalDpi xmlns:a14="http://schemas.microsoft.com/office/drawing/2010/main" val="0"/>
@@ -2093,6 +2149,7 @@
       <w:r>
         <w:rPr>
           <w:rFonts w:ascii="Times New Roman" w:eastAsia="Times New Roman" w:hAnsi="Times New Roman" w:cs="Times New Roman"/>
+          <w:noProof/>
           <w:sz w:val="28"/>
           <w:szCs w:val="28"/>
           <w:lang w:val="en-US"/>
@@ -2113,7 +2170,7 @@
                     <pic:cNvPicPr/>
                   </pic:nvPicPr>
                   <pic:blipFill>
-                    <a:blip r:embed="rId22"/>
+                    <a:blip r:embed="rId23"/>
                     <a:stretch>
                       <a:fillRect/>
                     </a:stretch>
@@ -2227,8 +2284,37 @@
           <w:sz w:val="28"/>
           <w:szCs w:val="28"/>
         </w:rPr>
-        <w:t>Для исследования влияния свойств системы обслуживания на время доставки проведем три эксперимента: I, II и III. Эксперимент I состоит в том, что время обслуживания на первой и второй фазах обслуживания случайно и имеет экспоненциальное распределение со средним значением 1. В свойствах элементов delay и delay1 в поле задержка должны быть выражения «expon</w:t>
+        <w:t xml:space="preserve">Для исследования влияния свойств системы обслуживания на время доставки проведем три эксперимента: I, II и III. Эксперимент I состоит в том, что время обслуживания на первой и второй фазах обслуживания случайно и имеет экспоненциальное распределение со средним значением 1. В свойствах элементов </w:t>
       </w:r>
+      <w:proofErr w:type="spellStart"/>
+      <w:r>
+        <w:rPr>
+          <w:rFonts w:ascii="Times New Roman" w:eastAsia="Times New Roman" w:hAnsi="Times New Roman" w:cs="Times New Roman"/>
+          <w:sz w:val="28"/>
+          <w:szCs w:val="28"/>
+        </w:rPr>
+        <w:t>delay</w:t>
+      </w:r>
+      <w:proofErr w:type="spellEnd"/>
+      <w:r>
+        <w:rPr>
+          <w:rFonts w:ascii="Times New Roman" w:eastAsia="Times New Roman" w:hAnsi="Times New Roman" w:cs="Times New Roman"/>
+          <w:sz w:val="28"/>
+          <w:szCs w:val="28"/>
+        </w:rPr>
+        <w:t xml:space="preserve"> и delay1 в поле задержка должны быть выражения «</w:t>
+      </w:r>
+      <w:proofErr w:type="spellStart"/>
+      <w:proofErr w:type="gramStart"/>
+      <w:r>
+        <w:rPr>
+          <w:rFonts w:ascii="Times New Roman" w:eastAsia="Times New Roman" w:hAnsi="Times New Roman" w:cs="Times New Roman"/>
+          <w:sz w:val="28"/>
+          <w:szCs w:val="28"/>
+        </w:rPr>
+        <w:t>expon</w:t>
+      </w:r>
+      <w:proofErr w:type="spellEnd"/>
       <w:r>
         <w:rPr>
           <w:rFonts w:ascii="Times New Roman" w:eastAsia="Times New Roman" w:hAnsi="Times New Roman" w:cs="Times New Roman"/>
@@ -2238,14 +2324,33 @@
         </w:rPr>
         <w:t>e</w:t>
       </w:r>
+      <w:proofErr w:type="spellStart"/>
       <w:r>
         <w:rPr>
           <w:rFonts w:ascii="Times New Roman" w:eastAsia="Times New Roman" w:hAnsi="Times New Roman" w:cs="Times New Roman"/>
           <w:sz w:val="28"/>
           <w:szCs w:val="28"/>
         </w:rPr>
-        <w:t xml:space="preserve">ntial(1)». Провести серию экспериментов для различных значений интенсивности нагрузки a, результаты: среднее значение T и среднеквадратическое отклонение времени доставки S на первой и второй фазах обслуживания занести в таблицу. </w:t>
+        <w:t>ntial</w:t>
       </w:r>
+      <w:proofErr w:type="spellEnd"/>
+      <w:r>
+        <w:rPr>
+          <w:rFonts w:ascii="Times New Roman" w:eastAsia="Times New Roman" w:hAnsi="Times New Roman" w:cs="Times New Roman"/>
+          <w:sz w:val="28"/>
+          <w:szCs w:val="28"/>
+        </w:rPr>
+        <w:t>(</w:t>
+      </w:r>
+      <w:proofErr w:type="gramEnd"/>
+      <w:r>
+        <w:rPr>
+          <w:rFonts w:ascii="Times New Roman" w:eastAsia="Times New Roman" w:hAnsi="Times New Roman" w:cs="Times New Roman"/>
+          <w:sz w:val="28"/>
+          <w:szCs w:val="28"/>
+        </w:rPr>
+        <w:t xml:space="preserve">1)». Провести серию экспериментов для различных значений интенсивности нагрузки a, результаты: среднее значение T и среднеквадратическое отклонение времени доставки S на первой и второй фазах обслуживания занести в таблицу. </w:t>
+      </w:r>
     </w:p>
     <w:p>
       <w:pPr>
@@ -2262,7 +2367,25 @@
           <w:sz w:val="28"/>
           <w:szCs w:val="28"/>
         </w:rPr>
-        <w:t>Эксперимент II состоит в том, что время обслуживания на первой фазе обслуживания постоянно и равно 1, а на второй случайно и имеет экспоненциальное распределение со средним значением 1. В свойствах элементов delay и delay1 в поле задержка должны быть вписаны соответствующие выражения. Провести серию экспериментов для различных значений интенсивности нагрузки a, результаты: среднее значение T и среднеквадратическое отклонение времени доставки S на первой и второй фазах обслуживания занести в таблицу.</w:t>
+        <w:t xml:space="preserve">Эксперимент II состоит в том, что время обслуживания на первой фазе обслуживания постоянно и равно 1, а на второй случайно и имеет экспоненциальное распределение со средним значением 1. В свойствах элементов </w:t>
+      </w:r>
+      <w:proofErr w:type="spellStart"/>
+      <w:r>
+        <w:rPr>
+          <w:rFonts w:ascii="Times New Roman" w:eastAsia="Times New Roman" w:hAnsi="Times New Roman" w:cs="Times New Roman"/>
+          <w:sz w:val="28"/>
+          <w:szCs w:val="28"/>
+        </w:rPr>
+        <w:t>delay</w:t>
+      </w:r>
+      <w:proofErr w:type="spellEnd"/>
+      <w:r>
+        <w:rPr>
+          <w:rFonts w:ascii="Times New Roman" w:eastAsia="Times New Roman" w:hAnsi="Times New Roman" w:cs="Times New Roman"/>
+          <w:sz w:val="28"/>
+          <w:szCs w:val="28"/>
+        </w:rPr>
+        <w:t xml:space="preserve"> и delay1 в поле задержка должны быть вписаны соответствующие выражения. Провести серию экспериментов для различных значений интенсивности нагрузки a, результаты: среднее значение T и среднеквадратическое отклонение времени доставки S на первой и второй фазах обслуживания занести в таблицу.</w:t>
       </w:r>
     </w:p>
     <w:p>
@@ -2319,7 +2442,7 @@
                     </pic:cNvPicPr>
                   </pic:nvPicPr>
                   <pic:blipFill>
-                    <a:blip r:embed="rId23">
+                    <a:blip r:embed="rId24">
                       <a:extLst>
                         <a:ext uri="{28A0092B-C50C-407E-A947-70E740481C1C}">
                           <a14:useLocalDpi xmlns:a14="http://schemas.microsoft.com/office/drawing/2010/main" val="0"/>
@@ -2387,7 +2510,7 @@
                     </pic:cNvPicPr>
                   </pic:nvPicPr>
                   <pic:blipFill>
-                    <a:blip r:embed="rId24">
+                    <a:blip r:embed="rId25">
                       <a:extLst>
                         <a:ext uri="{28A0092B-C50C-407E-A947-70E740481C1C}">
                           <a14:useLocalDpi xmlns:a14="http://schemas.microsoft.com/office/drawing/2010/main" val="0"/>
@@ -2456,7 +2579,7 @@
                     </pic:cNvPicPr>
                   </pic:nvPicPr>
                   <pic:blipFill>
-                    <a:blip r:embed="rId25">
+                    <a:blip r:embed="rId26">
                       <a:extLst>
                         <a:ext uri="{28A0092B-C50C-407E-A947-70E740481C1C}">
                           <a14:useLocalDpi xmlns:a14="http://schemas.microsoft.com/office/drawing/2010/main" val="0"/>
@@ -2536,67 +2659,6 @@
             <wp:cNvGraphicFramePr/>
             <a:graphic xmlns:a="http://schemas.openxmlformats.org/drawingml/2006/main">
               <a:graphicData uri="http://schemas.openxmlformats.org/drawingml/2006/chart">
-                <c:chart xmlns:c="http://schemas.openxmlformats.org/drawingml/2006/chart" xmlns:r="http://schemas.openxmlformats.org/officeDocument/2006/relationships" r:id="rId26"/>
-              </a:graphicData>
-            </a:graphic>
-          </wp:inline>
-        </w:drawing>
-      </w:r>
-    </w:p>
-    <w:p>
-      <w:pPr>
-        <w:spacing w:after="0" w:line="240" w:lineRule="auto"/>
-        <w:jc w:val="both"/>
-        <w:rPr>
-          <w:rFonts w:ascii="Times New Roman" w:eastAsia="Times New Roman" w:hAnsi="Times New Roman" w:cs="Times New Roman"/>
-          <w:sz w:val="28"/>
-          <w:szCs w:val="28"/>
-        </w:rPr>
-      </w:pPr>
-    </w:p>
-    <w:p>
-      <w:pPr>
-        <w:spacing w:after="0" w:line="240" w:lineRule="auto"/>
-        <w:jc w:val="both"/>
-        <w:rPr>
-          <w:rFonts w:ascii="Times New Roman" w:eastAsia="Times New Roman" w:hAnsi="Times New Roman" w:cs="Times New Roman"/>
-          <w:sz w:val="28"/>
-          <w:szCs w:val="28"/>
-        </w:rPr>
-      </w:pPr>
-      <w:r>
-        <w:rPr>
-          <w:rFonts w:ascii="Times New Roman" w:eastAsia="Times New Roman" w:hAnsi="Times New Roman" w:cs="Times New Roman"/>
-          <w:sz w:val="28"/>
-          <w:szCs w:val="28"/>
-        </w:rPr>
-        <w:t>Эксперимент 2</w:t>
-      </w:r>
-    </w:p>
-    <w:p>
-      <w:pPr>
-        <w:spacing w:after="0" w:line="240" w:lineRule="auto"/>
-        <w:jc w:val="both"/>
-        <w:rPr>
-          <w:rFonts w:ascii="Times New Roman" w:eastAsia="Times New Roman" w:hAnsi="Times New Roman" w:cs="Times New Roman"/>
-          <w:sz w:val="24"/>
-        </w:rPr>
-      </w:pPr>
-      <w:r>
-        <w:rPr>
-          <w:rFonts w:ascii="Times New Roman" w:eastAsia="Times New Roman" w:hAnsi="Times New Roman" w:cs="Times New Roman"/>
-          <w:noProof/>
-          <w:sz w:val="24"/>
-          <w:lang w:val="en-US"/>
-        </w:rPr>
-        <w:drawing>
-          <wp:inline distT="0" distB="0" distL="0" distR="0" wp14:anchorId="5BCFE31A" wp14:editId="3A51D186">
-            <wp:extent cx="5495925" cy="3209925"/>
-            <wp:effectExtent l="0" t="0" r="9525" b="9525"/>
-            <wp:docPr id="382975453" name="Диаграмма 382975453"/>
-            <wp:cNvGraphicFramePr/>
-            <a:graphic xmlns:a="http://schemas.openxmlformats.org/drawingml/2006/main">
-              <a:graphicData uri="http://schemas.openxmlformats.org/drawingml/2006/chart">
                 <c:chart xmlns:c="http://schemas.openxmlformats.org/drawingml/2006/chart" xmlns:r="http://schemas.openxmlformats.org/officeDocument/2006/relationships" r:id="rId27"/>
               </a:graphicData>
             </a:graphic>
@@ -2612,7 +2674,6 @@
           <w:rFonts w:ascii="Times New Roman" w:eastAsia="Times New Roman" w:hAnsi="Times New Roman" w:cs="Times New Roman"/>
           <w:sz w:val="28"/>
           <w:szCs w:val="28"/>
-          <w:lang w:val="en-US"/>
         </w:rPr>
       </w:pPr>
     </w:p>
@@ -2626,6 +2687,14 @@
           <w:szCs w:val="28"/>
         </w:rPr>
       </w:pPr>
+      <w:r>
+        <w:rPr>
+          <w:rFonts w:ascii="Times New Roman" w:eastAsia="Times New Roman" w:hAnsi="Times New Roman" w:cs="Times New Roman"/>
+          <w:sz w:val="28"/>
+          <w:szCs w:val="28"/>
+        </w:rPr>
+        <w:t>Эксперимент 2</w:t>
+      </w:r>
     </w:p>
     <w:p>
       <w:pPr>
@@ -2633,115 +2702,7 @@
         <w:jc w:val="both"/>
         <w:rPr>
           <w:rFonts w:ascii="Times New Roman" w:eastAsia="Times New Roman" w:hAnsi="Times New Roman" w:cs="Times New Roman"/>
-          <w:sz w:val="28"/>
-          <w:szCs w:val="28"/>
-        </w:rPr>
-      </w:pPr>
-    </w:p>
-    <w:p>
-      <w:pPr>
-        <w:spacing w:after="0" w:line="240" w:lineRule="auto"/>
-        <w:jc w:val="both"/>
-        <w:rPr>
-          <w:rFonts w:ascii="Times New Roman" w:eastAsia="Times New Roman" w:hAnsi="Times New Roman" w:cs="Times New Roman"/>
-          <w:sz w:val="28"/>
-          <w:szCs w:val="28"/>
-        </w:rPr>
-      </w:pPr>
-    </w:p>
-    <w:p>
-      <w:pPr>
-        <w:spacing w:after="0" w:line="240" w:lineRule="auto"/>
-        <w:jc w:val="both"/>
-        <w:rPr>
-          <w:rFonts w:ascii="Times New Roman" w:eastAsia="Times New Roman" w:hAnsi="Times New Roman" w:cs="Times New Roman"/>
-          <w:sz w:val="28"/>
-          <w:szCs w:val="28"/>
-        </w:rPr>
-      </w:pPr>
-    </w:p>
-    <w:p>
-      <w:pPr>
-        <w:spacing w:after="0" w:line="240" w:lineRule="auto"/>
-        <w:jc w:val="both"/>
-        <w:rPr>
-          <w:rFonts w:ascii="Times New Roman" w:eastAsia="Times New Roman" w:hAnsi="Times New Roman" w:cs="Times New Roman"/>
-          <w:sz w:val="28"/>
-          <w:szCs w:val="28"/>
-        </w:rPr>
-      </w:pPr>
-    </w:p>
-    <w:p>
-      <w:pPr>
-        <w:spacing w:after="0" w:line="240" w:lineRule="auto"/>
-        <w:jc w:val="both"/>
-        <w:rPr>
-          <w:rFonts w:ascii="Times New Roman" w:eastAsia="Times New Roman" w:hAnsi="Times New Roman" w:cs="Times New Roman"/>
-          <w:sz w:val="28"/>
-          <w:szCs w:val="28"/>
-        </w:rPr>
-      </w:pPr>
-    </w:p>
-    <w:p>
-      <w:pPr>
-        <w:spacing w:after="0" w:line="240" w:lineRule="auto"/>
-        <w:jc w:val="both"/>
-        <w:rPr>
-          <w:rFonts w:ascii="Times New Roman" w:eastAsia="Times New Roman" w:hAnsi="Times New Roman" w:cs="Times New Roman"/>
-          <w:sz w:val="28"/>
-          <w:szCs w:val="28"/>
-        </w:rPr>
-      </w:pPr>
-    </w:p>
-    <w:p>
-      <w:pPr>
-        <w:spacing w:after="0" w:line="240" w:lineRule="auto"/>
-        <w:jc w:val="both"/>
-        <w:rPr>
-          <w:rFonts w:ascii="Times New Roman" w:eastAsia="Times New Roman" w:hAnsi="Times New Roman" w:cs="Times New Roman"/>
-          <w:sz w:val="28"/>
-          <w:szCs w:val="28"/>
-        </w:rPr>
-      </w:pPr>
-    </w:p>
-    <w:p>
-      <w:pPr>
-        <w:spacing w:after="0" w:line="240" w:lineRule="auto"/>
-        <w:jc w:val="both"/>
-        <w:rPr>
-          <w:rFonts w:ascii="Times New Roman" w:eastAsia="Times New Roman" w:hAnsi="Times New Roman" w:cs="Times New Roman"/>
-          <w:sz w:val="28"/>
-          <w:szCs w:val="28"/>
-        </w:rPr>
-      </w:pPr>
-    </w:p>
-    <w:p>
-      <w:pPr>
-        <w:spacing w:after="0" w:line="240" w:lineRule="auto"/>
-        <w:jc w:val="both"/>
-        <w:rPr>
-          <w:rFonts w:ascii="Times New Roman" w:eastAsia="Times New Roman" w:hAnsi="Times New Roman" w:cs="Times New Roman"/>
-          <w:sz w:val="28"/>
-          <w:szCs w:val="28"/>
-        </w:rPr>
-      </w:pPr>
-      <w:r>
-        <w:rPr>
-          <w:rFonts w:ascii="Times New Roman" w:eastAsia="Times New Roman" w:hAnsi="Times New Roman" w:cs="Times New Roman"/>
-          <w:sz w:val="28"/>
-          <w:szCs w:val="28"/>
-        </w:rPr>
-        <w:t>Эксперимент 3</w:t>
-      </w:r>
-    </w:p>
-    <w:p>
-      <w:pPr>
-        <w:spacing w:after="0" w:line="240" w:lineRule="auto"/>
-        <w:jc w:val="both"/>
-        <w:rPr>
-          <w:rFonts w:ascii="Times New Roman" w:eastAsia="Times New Roman" w:hAnsi="Times New Roman" w:cs="Times New Roman"/>
           <w:sz w:val="24"/>
-          <w:lang w:val="en-US"/>
         </w:rPr>
       </w:pPr>
       <w:r>
@@ -2752,10 +2713,10 @@
           <w:lang w:val="en-US"/>
         </w:rPr>
         <w:drawing>
-          <wp:inline distT="0" distB="0" distL="0" distR="0" wp14:anchorId="51483922" wp14:editId="6A9140FE">
+          <wp:inline distT="0" distB="0" distL="0" distR="0" wp14:anchorId="5BCFE31A" wp14:editId="3A51D186">
             <wp:extent cx="5495925" cy="3209925"/>
             <wp:effectExtent l="0" t="0" r="9525" b="9525"/>
-            <wp:docPr id="1959195196" name="Диаграмма 1959195196"/>
+            <wp:docPr id="382975453" name="Диаграмма 382975453"/>
             <wp:cNvGraphicFramePr/>
             <a:graphic xmlns:a="http://schemas.openxmlformats.org/drawingml/2006/main">
               <a:graphicData uri="http://schemas.openxmlformats.org/drawingml/2006/chart">
@@ -2772,7 +2733,9 @@
         <w:jc w:val="both"/>
         <w:rPr>
           <w:rFonts w:ascii="Times New Roman" w:eastAsia="Times New Roman" w:hAnsi="Times New Roman" w:cs="Times New Roman"/>
-          <w:sz w:val="24"/>
+          <w:sz w:val="28"/>
+          <w:szCs w:val="28"/>
+          <w:lang w:val="en-US"/>
         </w:rPr>
       </w:pPr>
     </w:p>
@@ -2782,6 +2745,166 @@
         <w:jc w:val="both"/>
         <w:rPr>
           <w:rFonts w:ascii="Times New Roman" w:eastAsia="Times New Roman" w:hAnsi="Times New Roman" w:cs="Times New Roman"/>
+          <w:sz w:val="28"/>
+          <w:szCs w:val="28"/>
+        </w:rPr>
+      </w:pPr>
+    </w:p>
+    <w:p>
+      <w:pPr>
+        <w:spacing w:after="0" w:line="240" w:lineRule="auto"/>
+        <w:jc w:val="both"/>
+        <w:rPr>
+          <w:rFonts w:ascii="Times New Roman" w:eastAsia="Times New Roman" w:hAnsi="Times New Roman" w:cs="Times New Roman"/>
+          <w:sz w:val="28"/>
+          <w:szCs w:val="28"/>
+        </w:rPr>
+      </w:pPr>
+    </w:p>
+    <w:p>
+      <w:pPr>
+        <w:spacing w:after="0" w:line="240" w:lineRule="auto"/>
+        <w:jc w:val="both"/>
+        <w:rPr>
+          <w:rFonts w:ascii="Times New Roman" w:eastAsia="Times New Roman" w:hAnsi="Times New Roman" w:cs="Times New Roman"/>
+          <w:sz w:val="28"/>
+          <w:szCs w:val="28"/>
+        </w:rPr>
+      </w:pPr>
+    </w:p>
+    <w:p>
+      <w:pPr>
+        <w:spacing w:after="0" w:line="240" w:lineRule="auto"/>
+        <w:jc w:val="both"/>
+        <w:rPr>
+          <w:rFonts w:ascii="Times New Roman" w:eastAsia="Times New Roman" w:hAnsi="Times New Roman" w:cs="Times New Roman"/>
+          <w:sz w:val="28"/>
+          <w:szCs w:val="28"/>
+        </w:rPr>
+      </w:pPr>
+    </w:p>
+    <w:p>
+      <w:pPr>
+        <w:spacing w:after="0" w:line="240" w:lineRule="auto"/>
+        <w:jc w:val="both"/>
+        <w:rPr>
+          <w:rFonts w:ascii="Times New Roman" w:eastAsia="Times New Roman" w:hAnsi="Times New Roman" w:cs="Times New Roman"/>
+          <w:sz w:val="28"/>
+          <w:szCs w:val="28"/>
+        </w:rPr>
+      </w:pPr>
+    </w:p>
+    <w:p>
+      <w:pPr>
+        <w:spacing w:after="0" w:line="240" w:lineRule="auto"/>
+        <w:jc w:val="both"/>
+        <w:rPr>
+          <w:rFonts w:ascii="Times New Roman" w:eastAsia="Times New Roman" w:hAnsi="Times New Roman" w:cs="Times New Roman"/>
+          <w:sz w:val="28"/>
+          <w:szCs w:val="28"/>
+        </w:rPr>
+      </w:pPr>
+    </w:p>
+    <w:p>
+      <w:pPr>
+        <w:spacing w:after="0" w:line="240" w:lineRule="auto"/>
+        <w:jc w:val="both"/>
+        <w:rPr>
+          <w:rFonts w:ascii="Times New Roman" w:eastAsia="Times New Roman" w:hAnsi="Times New Roman" w:cs="Times New Roman"/>
+          <w:sz w:val="28"/>
+          <w:szCs w:val="28"/>
+        </w:rPr>
+      </w:pPr>
+    </w:p>
+    <w:p>
+      <w:pPr>
+        <w:spacing w:after="0" w:line="240" w:lineRule="auto"/>
+        <w:jc w:val="both"/>
+        <w:rPr>
+          <w:rFonts w:ascii="Times New Roman" w:eastAsia="Times New Roman" w:hAnsi="Times New Roman" w:cs="Times New Roman"/>
+          <w:sz w:val="28"/>
+          <w:szCs w:val="28"/>
+        </w:rPr>
+      </w:pPr>
+    </w:p>
+    <w:p>
+      <w:pPr>
+        <w:spacing w:after="0" w:line="240" w:lineRule="auto"/>
+        <w:jc w:val="both"/>
+        <w:rPr>
+          <w:rFonts w:ascii="Times New Roman" w:eastAsia="Times New Roman" w:hAnsi="Times New Roman" w:cs="Times New Roman"/>
+          <w:sz w:val="28"/>
+          <w:szCs w:val="28"/>
+        </w:rPr>
+      </w:pPr>
+    </w:p>
+    <w:p>
+      <w:pPr>
+        <w:spacing w:after="0" w:line="240" w:lineRule="auto"/>
+        <w:jc w:val="both"/>
+        <w:rPr>
+          <w:rFonts w:ascii="Times New Roman" w:eastAsia="Times New Roman" w:hAnsi="Times New Roman" w:cs="Times New Roman"/>
+          <w:sz w:val="28"/>
+          <w:szCs w:val="28"/>
+        </w:rPr>
+      </w:pPr>
+      <w:r>
+        <w:rPr>
+          <w:rFonts w:ascii="Times New Roman" w:eastAsia="Times New Roman" w:hAnsi="Times New Roman" w:cs="Times New Roman"/>
+          <w:sz w:val="28"/>
+          <w:szCs w:val="28"/>
+        </w:rPr>
+        <w:t>Эксперимент 3</w:t>
+      </w:r>
+    </w:p>
+    <w:p>
+      <w:pPr>
+        <w:spacing w:after="0" w:line="240" w:lineRule="auto"/>
+        <w:jc w:val="both"/>
+        <w:rPr>
+          <w:rFonts w:ascii="Times New Roman" w:eastAsia="Times New Roman" w:hAnsi="Times New Roman" w:cs="Times New Roman"/>
+          <w:sz w:val="24"/>
+          <w:lang w:val="en-US"/>
+        </w:rPr>
+      </w:pPr>
+      <w:r>
+        <w:rPr>
+          <w:rFonts w:ascii="Times New Roman" w:eastAsia="Times New Roman" w:hAnsi="Times New Roman" w:cs="Times New Roman"/>
+          <w:noProof/>
+          <w:sz w:val="24"/>
+          <w:lang w:val="en-US"/>
+        </w:rPr>
+        <w:drawing>
+          <wp:inline distT="0" distB="0" distL="0" distR="0" wp14:anchorId="51483922" wp14:editId="6A9140FE">
+            <wp:extent cx="5495925" cy="3209925"/>
+            <wp:effectExtent l="0" t="0" r="9525" b="9525"/>
+            <wp:docPr id="1959195196" name="Диаграмма 1959195196"/>
+            <wp:cNvGraphicFramePr/>
+            <a:graphic xmlns:a="http://schemas.openxmlformats.org/drawingml/2006/main">
+              <a:graphicData uri="http://schemas.openxmlformats.org/drawingml/2006/chart">
+                <c:chart xmlns:c="http://schemas.openxmlformats.org/drawingml/2006/chart" xmlns:r="http://schemas.openxmlformats.org/officeDocument/2006/relationships" r:id="rId29"/>
+              </a:graphicData>
+            </a:graphic>
+          </wp:inline>
+        </w:drawing>
+      </w:r>
+    </w:p>
+    <w:p>
+      <w:pPr>
+        <w:spacing w:after="0" w:line="240" w:lineRule="auto"/>
+        <w:jc w:val="both"/>
+        <w:rPr>
+          <w:rFonts w:ascii="Times New Roman" w:eastAsia="Times New Roman" w:hAnsi="Times New Roman" w:cs="Times New Roman"/>
+          <w:sz w:val="24"/>
+        </w:rPr>
+      </w:pPr>
+    </w:p>
+    <w:p>
+      <w:pPr>
+        <w:spacing w:after="0" w:line="240" w:lineRule="auto"/>
+        <w:jc w:val="both"/>
+        <w:rPr>
+          <w:rFonts w:ascii="Times New Roman" w:eastAsia="Times New Roman" w:hAnsi="Times New Roman" w:cs="Times New Roman"/>
           <w:b/>
           <w:bCs/>
           <w:sz w:val="28"/>
@@ -2815,23 +2938,7 @@
           <w:sz w:val="28"/>
           <w:szCs w:val="28"/>
         </w:rPr>
-        <w:t>1)</w:t>
-      </w:r>
-      <w:r>
-        <w:rPr>
-          <w:rFonts w:ascii="Times New Roman" w:eastAsia="Times New Roman" w:hAnsi="Times New Roman" w:cs="Times New Roman"/>
-          <w:sz w:val="28"/>
-          <w:szCs w:val="28"/>
-        </w:rPr>
-        <w:t>Я</w:t>
-      </w:r>
-      <w:r>
-        <w:rPr>
-          <w:rFonts w:ascii="Times New Roman" w:eastAsia="Times New Roman" w:hAnsi="Times New Roman" w:cs="Times New Roman"/>
-          <w:sz w:val="28"/>
-          <w:szCs w:val="28"/>
-        </w:rPr>
-        <w:t xml:space="preserve"> построил имитационную модель с системой массового обслуживания с задержкой</w:t>
+        <w:t>1)Я построил имитационную модель с системой массового обслуживания с задержкой</w:t>
       </w:r>
     </w:p>
     <w:p>
@@ -2869,23 +2976,7 @@
           <w:sz w:val="28"/>
           <w:szCs w:val="28"/>
         </w:rPr>
-        <w:t>3)</w:t>
-      </w:r>
-      <w:r>
-        <w:rPr>
-          <w:rFonts w:ascii="Times New Roman" w:eastAsia="Times New Roman" w:hAnsi="Times New Roman" w:cs="Times New Roman"/>
-          <w:sz w:val="28"/>
-          <w:szCs w:val="28"/>
-        </w:rPr>
-        <w:t>Я</w:t>
-      </w:r>
-      <w:r>
-        <w:rPr>
-          <w:rFonts w:ascii="Times New Roman" w:eastAsia="Times New Roman" w:hAnsi="Times New Roman" w:cs="Times New Roman"/>
-          <w:sz w:val="28"/>
-          <w:szCs w:val="28"/>
-        </w:rPr>
-        <w:t xml:space="preserve"> исследовал функционирование двухфазной СМО, проведя 3 эксперимента</w:t>
+        <w:t>3)Я исследовал функционирование двухфазной СМО, проведя 3 эксперимента</w:t>
       </w:r>
     </w:p>
     <w:p>
